--- a/livrables/Rapport_ACP_Serveurs.docx
+++ b/livrables/Rapport_ACP_Serveurs.docx
@@ -5,34 +5,34 @@
     <w:p>
       <w:pPr>
         <w:pStyle w:val="Title"/>
-        <w:jc w:val="center"/>
       </w:pPr>
       <w:r>
+        <w:rPr>
+          <w:color w:val="1F3A5F"/>
+        </w:rPr>
         <w:t>ACP — Indicateurs d'audit de serveurs</w:t>
       </w:r>
     </w:p>
     <w:p>
-      <w:pPr>
-        <w:jc w:val="center"/>
-      </w:pPr>
       <w:r>
         <w:rPr>
           <w:b/>
+          <w:i w:val="0"/>
+          <w:color w:val="404040"/>
           <w:sz w:val="28"/>
         </w:rPr>
         <w:t>Datacamp II — Master 2 Génie Informatique — 2025-2026</w:t>
       </w:r>
     </w:p>
     <w:p>
-      <w:pPr>
-        <w:jc w:val="center"/>
-      </w:pPr>
       <w:r>
         <w:rPr>
+          <w:b w:val="0"/>
           <w:i/>
-          <w:sz w:val="20"/>
+          <w:color w:val="404040"/>
+          <w:sz w:val="22"/>
         </w:rPr>
-        <w:t>Les données utilisées (serveurs_audit_acp_m2.csv) sont synthétiques : aucune mesure opérationnelle réelle ni diagnostic de sécurité ne peut être déduit des résultats présentés dans ce rapport.</w:t>
+        <w:t>Données synthétiques : aucune mesure opérationnelle réelle ni diagnostic de sécurité ne peut être déduit des résultats présentés dans ce rapport.</w:t>
       </w:r>
     </w:p>
     <w:p>
@@ -45,6 +45,9 @@
         <w:pStyle w:val="Heading1"/>
       </w:pPr>
       <w:r>
+        <w:rPr>
+          <w:color w:val="1F3A5F"/>
+        </w:rPr>
         <w:t>Sommaire</w:t>
       </w:r>
     </w:p>
@@ -53,6 +56,10 @@
         <w:pStyle w:val="ListBullet"/>
       </w:pPr>
       <w:r>
+        <w:rPr>
+          <w:color w:val="404040"/>
+          <w:sz w:val="22"/>
+        </w:rPr>
         <w:t>Contexte et données</w:t>
       </w:r>
     </w:p>
@@ -61,6 +68,10 @@
         <w:pStyle w:val="ListBullet"/>
       </w:pPr>
       <w:r>
+        <w:rPr>
+          <w:color w:val="404040"/>
+          <w:sz w:val="22"/>
+        </w:rPr>
         <w:t>Question 1 — Import et inspection des données</w:t>
       </w:r>
     </w:p>
@@ -69,6 +80,10 @@
         <w:pStyle w:val="ListBullet"/>
       </w:pPr>
       <w:r>
+        <w:rPr>
+          <w:color w:val="404040"/>
+          <w:sz w:val="22"/>
+        </w:rPr>
         <w:t>Question 2 — Covariance ou corrélation, matrice de corrélation</w:t>
       </w:r>
     </w:p>
@@ -77,6 +92,10 @@
         <w:pStyle w:val="ListBullet"/>
       </w:pPr>
       <w:r>
+        <w:rPr>
+          <w:color w:val="404040"/>
+          <w:sz w:val="22"/>
+        </w:rPr>
         <w:t>Question 3 — Réalisation de l'ACP, éboulis, variance cumulée</w:t>
       </w:r>
     </w:p>
@@ -85,6 +104,10 @@
         <w:pStyle w:val="ListBullet"/>
       </w:pPr>
       <w:r>
+        <w:rPr>
+          <w:color w:val="404040"/>
+          <w:sz w:val="22"/>
+        </w:rPr>
         <w:t>Question 4 — Corrélations variables–axes et contributions</w:t>
       </w:r>
     </w:p>
@@ -93,6 +116,10 @@
         <w:pStyle w:val="ListBullet"/>
       </w:pPr>
       <w:r>
+        <w:rPr>
+          <w:color w:val="404040"/>
+          <w:sz w:val="22"/>
+        </w:rPr>
         <w:t>Question 5 — Cercle des corrélations et carte thermique</w:t>
       </w:r>
     </w:p>
@@ -101,6 +128,10 @@
         <w:pStyle w:val="ListBullet"/>
       </w:pPr>
       <w:r>
+        <w:rPr>
+          <w:color w:val="404040"/>
+          <w:sz w:val="22"/>
+        </w:rPr>
         <w:t>Question 6 — Projection des individus, cos² individuels</w:t>
       </w:r>
     </w:p>
@@ -109,6 +140,10 @@
         <w:pStyle w:val="ListBullet"/>
       </w:pPr>
       <w:r>
+        <w:rPr>
+          <w:color w:val="404040"/>
+          <w:sz w:val="22"/>
+        </w:rPr>
         <w:t>Question 7 — Individus les plus éloignés de l'origine</w:t>
       </w:r>
     </w:p>
@@ -117,6 +152,10 @@
         <w:pStyle w:val="ListBullet"/>
       </w:pPr>
       <w:r>
+        <w:rPr>
+          <w:color w:val="404040"/>
+          <w:sz w:val="22"/>
+        </w:rPr>
         <w:t>Question 8 — Reconstruction et erreur quadratique moyenne</w:t>
       </w:r>
     </w:p>
@@ -125,7 +164,11 @@
         <w:pStyle w:val="ListBullet"/>
       </w:pPr>
       <w:r>
-        <w:t>Question 9 — Comparaison des plans, conclusion (corps du sujet)</w:t>
+        <w:rPr>
+          <w:color w:val="404040"/>
+          <w:sz w:val="22"/>
+        </w:rPr>
+        <w:t>Question 9 — Comparaison des plans, conclusion</w:t>
       </w:r>
     </w:p>
     <w:p>
@@ -133,55 +176,11 @@
         <w:pStyle w:val="ListBullet"/>
       </w:pPr>
       <w:r>
-        <w:t>Question 10 — Contributions individuelles aux axes</w:t>
-      </w:r>
-    </w:p>
-    <w:p>
-      <w:pPr>
-        <w:pStyle w:val="ListBullet"/>
-      </w:pPr>
-      <w:r>
-        <w:t>Question 11 — Erreur de reconstruction individuelle (k=2 axes)</w:t>
-      </w:r>
-    </w:p>
-    <w:p>
-      <w:pPr>
-        <w:pStyle w:val="ListBullet"/>
-      </w:pPr>
-      <w:r>
-        <w:t>Question 12 — Robustesse à un individu extrême</w:t>
-      </w:r>
-    </w:p>
-    <w:p>
-      <w:pPr>
-        <w:pStyle w:val="ListBullet"/>
-      </w:pPr>
-      <w:r>
-        <w:t>Question 13 — Stabilité du sous-espace par bootstrap</w:t>
-      </w:r>
-    </w:p>
-    <w:p>
-      <w:pPr>
-        <w:pStyle w:val="ListBullet"/>
-      </w:pPr>
-      <w:r>
-        <w:t>Question 14 — Analyse parallèle par permutation</w:t>
-      </w:r>
-    </w:p>
-    <w:p>
-      <w:pPr>
-        <w:pStyle w:val="ListBullet"/>
-      </w:pPr>
-      <w:r>
-        <w:t>Question 15 — Projection hors-échantillon d'un nouveau profil</w:t>
-      </w:r>
-    </w:p>
-    <w:p>
-      <w:pPr>
-        <w:pStyle w:val="ListBullet"/>
-      </w:pPr>
-      <w:r>
-        <w:t>Question 16 — Tableau de bord et conclusion générale</w:t>
+        <w:rPr>
+          <w:color w:val="404040"/>
+          <w:sz w:val="22"/>
+        </w:rPr>
+        <w:t>Conclusion générale</w:t>
       </w:r>
     </w:p>
     <w:p>
@@ -194,6 +193,9 @@
         <w:pStyle w:val="Heading1"/>
       </w:pPr>
       <w:r>
+        <w:rPr>
+          <w:color w:val="1F3A5F"/>
+        </w:rPr>
         <w:t>Contexte et données</w:t>
       </w:r>
     </w:p>
@@ -202,19 +204,46 @@
         <w:rPr>
           <w:b w:val="0"/>
           <w:i w:val="0"/>
+          <w:color w:val="404040"/>
           <w:sz w:val="22"/>
         </w:rPr>
-        <w:t>Ce rapport documente une Analyse en Composantes Principales (ACP) menée sur un jeu de données d'audit de 160 serveurs, décrits par 11 indicateurs quantitatifs (charge, performance, exposition, sécurité, résilience). L'objectif est de résumer ces 11 indicateurs corrélés en un petit nombre d'axes interprétables, sans perdre d'information essentielle, puis d'utiliser ces axes pour situer les serveurs les uns par rapport aux autres.</w:t>
+        <w:t>Le jeu de données `serveurs_audit_acp_m2.csv` regroupe 160 serveurs décrits par 11 indicateurs quantitatifs d'audit (charge, exposition/sécurité, résilience), un identifiant (`serveur_id`) et une étiquette externe synthétique (`segment_synthetique`). Les données sont explicitement synthétiques : aucune conclusion opérationnelle réelle ne peut en être tirée.</w:t>
       </w:r>
     </w:p>
     <w:p>
+      <w:pPr>
+        <w:pStyle w:val="ListBullet"/>
+      </w:pPr>
       <w:r>
         <w:rPr>
-          <w:b w:val="0"/>
-          <w:i w:val="0"/>
+          <w:color w:val="404040"/>
           <w:sz w:val="22"/>
         </w:rPr>
-        <w:t>Le jeu de données comporte un identifiant (serveur_id) et une étiquette externe (segment_synthetique : peu_expose / intermediaire / expose), tous deux exclus des variables actives de l'ACP et utilisés uniquement a posteriori pour la lecture des résultats. Le fichier source n'a jamais été modifié au cours de l'analyse ; toute suppression d'individu (Question 12) a été réalisée sur une copie en mémoire.</w:t>
+        <w:t>Lignes × colonnes : 160 × 13</w:t>
+      </w:r>
+    </w:p>
+    <w:p>
+      <w:pPr>
+        <w:pStyle w:val="ListBullet"/>
+      </w:pPr>
+      <w:r>
+        <w:rPr>
+          <w:color w:val="404040"/>
+          <w:sz w:val="22"/>
+        </w:rPr>
+        <w:t>Doublons : 0  |  Valeurs manquantes : 0</w:t>
+      </w:r>
+    </w:p>
+    <w:p>
+      <w:pPr>
+        <w:pStyle w:val="ListBullet"/>
+      </w:pPr>
+      <w:r>
+        <w:rPr>
+          <w:color w:val="404040"/>
+          <w:sz w:val="22"/>
+        </w:rPr>
+        <w:t>Répartition du segment externe : intermediaire = 67, peu_expose = 49, expose = 44</w:t>
       </w:r>
     </w:p>
     <w:p>
@@ -222,6 +251,9 @@
         <w:pStyle w:val="Heading1"/>
       </w:pPr>
       <w:r>
+        <w:rPr>
+          <w:color w:val="1F3A5F"/>
+        </w:rPr>
         <w:t>Question 1 — Import et inspection des données</w:t>
       </w:r>
     </w:p>
@@ -230,1518 +262,32 @@
         <w:rPr>
           <w:b w:val="0"/>
           <w:i w:val="0"/>
+          <w:color w:val="404040"/>
           <w:sz w:val="22"/>
         </w:rPr>
-        <w:t>Le fichier contient 160 lignes et 13 colonnes, sans doublon ni valeur manquante. Les 11 variables actives retenues pour l'ACP sont : cpu_pct, ram_pct, trafic_mbps, latence_ms, tentatives_intrusion, ports_exposes, vulnerabilites_ouvertes, jours_depuis_correctif, disponibilite_pct, temps_retablissement_min, sauvegardes_reussies_pct.</w:t>
+        <w:t>Après chargement et vérification (forme, types, absence de doublons et de valeurs manquantes), on sépare les 11 variables actives quantitatives des deux colonnes exclues de l'ACP : `serveur_id` (identifiant sans contenu numérique interprétable) et `segment_synthetique` (étiquette externe catégorielle, utilisée seulement a posteriori pour colorer les résultats — l'inclure comme variable active créerait un raisonnement circulaire puisque l'ACP est une méthode non supervisée).</w:t>
       </w:r>
     </w:p>
     <w:p>
+      <w:pPr>
+        <w:pStyle w:val="ListBullet"/>
+      </w:pPr>
       <w:r>
         <w:rPr>
-          <w:b w:val="0"/>
-          <w:i w:val="0"/>
+          <w:color w:val="404040"/>
           <w:sz w:val="22"/>
         </w:rPr>
-        <w:t>serveur_id est un identifiant sans contenu numérique interprétable ; segment_synthetique est une étiquette externe construite indépendamment des mesures, destinée à être comparée a posteriori aux résultats de l'ACP. Les inclure comme variables actives introduirait du bruit ou un raisonnement circulaire.</w:t>
+        <w:t>Variables actives : cpu_pct, ram_pct, trafic_mbps, latence_ms, tentatives_intrusion, ports_exposes, vulnerabilites_ouvertes, jours_depuis_correctif, disponibilite_pct, temps_retablissement_min, sauvegardes_reussies_pct</w:t>
       </w:r>
     </w:p>
-    <w:p>
-      <w:r>
-        <w:rPr>
-          <w:b w:val="0"/>
-          <w:i w:val="0"/>
-          <w:sz w:val="22"/>
-        </w:rPr>
-        <w:t>Répartition du segment externe : intermédiaire = 67, peu exposé = 49, exposé = 44.</w:t>
-      </w:r>
-    </w:p>
-    <w:tbl>
-      <w:tblPr>
-        <w:tblStyle w:val="TableGrid"/>
-        <w:tblW w:type="auto" w:w="0"/>
-        <w:tblLook w:firstColumn="1" w:firstRow="1" w:lastColumn="0" w:lastRow="0" w:noHBand="0" w:noVBand="1" w:val="04A0"/>
-      </w:tblPr>
-      <w:tblGrid>
-        <w:gridCol w:w="1080"/>
-        <w:gridCol w:w="1080"/>
-        <w:gridCol w:w="1080"/>
-        <w:gridCol w:w="1080"/>
-        <w:gridCol w:w="1080"/>
-        <w:gridCol w:w="1080"/>
-        <w:gridCol w:w="1080"/>
-        <w:gridCol w:w="1080"/>
-      </w:tblGrid>
-      <w:tr>
-        <w:tc>
-          <w:tcPr>
-            <w:tcW w:type="dxa" w:w="1080"/>
-          </w:tcPr>
-          <w:p>
-            <w:r/>
-            <w:r>
-              <w:rPr>
-                <w:b/>
-                <w:sz w:val="18"/>
-              </w:rPr>
-              <w:t>Variable</w:t>
-            </w:r>
-          </w:p>
-        </w:tc>
-        <w:tc>
-          <w:tcPr>
-            <w:tcW w:type="dxa" w:w="1080"/>
-          </w:tcPr>
-          <w:p>
-            <w:r/>
-            <w:r>
-              <w:rPr>
-                <w:b/>
-                <w:sz w:val="18"/>
-              </w:rPr>
-              <w:t>mean</w:t>
-            </w:r>
-          </w:p>
-        </w:tc>
-        <w:tc>
-          <w:tcPr>
-            <w:tcW w:type="dxa" w:w="1080"/>
-          </w:tcPr>
-          <w:p>
-            <w:r/>
-            <w:r>
-              <w:rPr>
-                <w:b/>
-                <w:sz w:val="18"/>
-              </w:rPr>
-              <w:t>std</w:t>
-            </w:r>
-          </w:p>
-        </w:tc>
-        <w:tc>
-          <w:tcPr>
-            <w:tcW w:type="dxa" w:w="1080"/>
-          </w:tcPr>
-          <w:p>
-            <w:r/>
-            <w:r>
-              <w:rPr>
-                <w:b/>
-                <w:sz w:val="18"/>
-              </w:rPr>
-              <w:t>min</w:t>
-            </w:r>
-          </w:p>
-        </w:tc>
-        <w:tc>
-          <w:tcPr>
-            <w:tcW w:type="dxa" w:w="1080"/>
-          </w:tcPr>
-          <w:p>
-            <w:r/>
-            <w:r>
-              <w:rPr>
-                <w:b/>
-                <w:sz w:val="18"/>
-              </w:rPr>
-              <w:t>25%</w:t>
-            </w:r>
-          </w:p>
-        </w:tc>
-        <w:tc>
-          <w:tcPr>
-            <w:tcW w:type="dxa" w:w="1080"/>
-          </w:tcPr>
-          <w:p>
-            <w:r/>
-            <w:r>
-              <w:rPr>
-                <w:b/>
-                <w:sz w:val="18"/>
-              </w:rPr>
-              <w:t>50%</w:t>
-            </w:r>
-          </w:p>
-        </w:tc>
-        <w:tc>
-          <w:tcPr>
-            <w:tcW w:type="dxa" w:w="1080"/>
-          </w:tcPr>
-          <w:p>
-            <w:r/>
-            <w:r>
-              <w:rPr>
-                <w:b/>
-                <w:sz w:val="18"/>
-              </w:rPr>
-              <w:t>75%</w:t>
-            </w:r>
-          </w:p>
-        </w:tc>
-        <w:tc>
-          <w:tcPr>
-            <w:tcW w:type="dxa" w:w="1080"/>
-          </w:tcPr>
-          <w:p>
-            <w:r/>
-            <w:r>
-              <w:rPr>
-                <w:b/>
-                <w:sz w:val="18"/>
-              </w:rPr>
-              <w:t>max</w:t>
-            </w:r>
-          </w:p>
-        </w:tc>
-      </w:tr>
-      <w:tr>
-        <w:tc>
-          <w:tcPr>
-            <w:tcW w:type="dxa" w:w="1080"/>
-          </w:tcPr>
-          <w:p>
-            <w:r/>
-            <w:r>
-              <w:rPr>
-                <w:b w:val="0"/>
-                <w:sz w:val="18"/>
-              </w:rPr>
-              <w:t>cpu_pct</w:t>
-            </w:r>
-          </w:p>
-        </w:tc>
-        <w:tc>
-          <w:tcPr>
-            <w:tcW w:type="dxa" w:w="1080"/>
-          </w:tcPr>
-          <w:p>
-            <w:r/>
-            <w:r>
-              <w:rPr>
-                <w:b w:val="0"/>
-                <w:sz w:val="18"/>
-              </w:rPr>
-              <w:t>56.22</w:t>
-            </w:r>
-          </w:p>
-        </w:tc>
-        <w:tc>
-          <w:tcPr>
-            <w:tcW w:type="dxa" w:w="1080"/>
-          </w:tcPr>
-          <w:p>
-            <w:r/>
-            <w:r>
-              <w:rPr>
-                <w:b w:val="0"/>
-                <w:sz w:val="18"/>
-              </w:rPr>
-              <w:t>18.32</w:t>
-            </w:r>
-          </w:p>
-        </w:tc>
-        <w:tc>
-          <w:tcPr>
-            <w:tcW w:type="dxa" w:w="1080"/>
-          </w:tcPr>
-          <w:p>
-            <w:r/>
-            <w:r>
-              <w:rPr>
-                <w:b w:val="0"/>
-                <w:sz w:val="18"/>
-              </w:rPr>
-              <w:t>12.58</w:t>
-            </w:r>
-          </w:p>
-        </w:tc>
-        <w:tc>
-          <w:tcPr>
-            <w:tcW w:type="dxa" w:w="1080"/>
-          </w:tcPr>
-          <w:p>
-            <w:r/>
-            <w:r>
-              <w:rPr>
-                <w:b w:val="0"/>
-                <w:sz w:val="18"/>
-              </w:rPr>
-              <w:t>42.67</w:t>
-            </w:r>
-          </w:p>
-        </w:tc>
-        <w:tc>
-          <w:tcPr>
-            <w:tcW w:type="dxa" w:w="1080"/>
-          </w:tcPr>
-          <w:p>
-            <w:r/>
-            <w:r>
-              <w:rPr>
-                <w:b w:val="0"/>
-                <w:sz w:val="18"/>
-              </w:rPr>
-              <w:t>55.71</w:t>
-            </w:r>
-          </w:p>
-        </w:tc>
-        <w:tc>
-          <w:tcPr>
-            <w:tcW w:type="dxa" w:w="1080"/>
-          </w:tcPr>
-          <w:p>
-            <w:r/>
-            <w:r>
-              <w:rPr>
-                <w:b w:val="0"/>
-                <w:sz w:val="18"/>
-              </w:rPr>
-              <w:t>70.10</w:t>
-            </w:r>
-          </w:p>
-        </w:tc>
-        <w:tc>
-          <w:tcPr>
-            <w:tcW w:type="dxa" w:w="1080"/>
-          </w:tcPr>
-          <w:p>
-            <w:r/>
-            <w:r>
-              <w:rPr>
-                <w:b w:val="0"/>
-                <w:sz w:val="18"/>
-              </w:rPr>
-              <w:t>99.00</w:t>
-            </w:r>
-          </w:p>
-        </w:tc>
-      </w:tr>
-      <w:tr>
-        <w:tc>
-          <w:tcPr>
-            <w:tcW w:type="dxa" w:w="1080"/>
-          </w:tcPr>
-          <w:p>
-            <w:r/>
-            <w:r>
-              <w:rPr>
-                <w:b w:val="0"/>
-                <w:sz w:val="18"/>
-              </w:rPr>
-              <w:t>ram_pct</w:t>
-            </w:r>
-          </w:p>
-        </w:tc>
-        <w:tc>
-          <w:tcPr>
-            <w:tcW w:type="dxa" w:w="1080"/>
-          </w:tcPr>
-          <w:p>
-            <w:r/>
-            <w:r>
-              <w:rPr>
-                <w:b w:val="0"/>
-                <w:sz w:val="18"/>
-              </w:rPr>
-              <w:t>60.02</w:t>
-            </w:r>
-          </w:p>
-        </w:tc>
-        <w:tc>
-          <w:tcPr>
-            <w:tcW w:type="dxa" w:w="1080"/>
-          </w:tcPr>
-          <w:p>
-            <w:r/>
-            <w:r>
-              <w:rPr>
-                <w:b w:val="0"/>
-                <w:sz w:val="18"/>
-              </w:rPr>
-              <w:t>15.75</w:t>
-            </w:r>
-          </w:p>
-        </w:tc>
-        <w:tc>
-          <w:tcPr>
-            <w:tcW w:type="dxa" w:w="1080"/>
-          </w:tcPr>
-          <w:p>
-            <w:r/>
-            <w:r>
-              <w:rPr>
-                <w:b w:val="0"/>
-                <w:sz w:val="18"/>
-              </w:rPr>
-              <w:t>22.40</w:t>
-            </w:r>
-          </w:p>
-        </w:tc>
-        <w:tc>
-          <w:tcPr>
-            <w:tcW w:type="dxa" w:w="1080"/>
-          </w:tcPr>
-          <w:p>
-            <w:r/>
-            <w:r>
-              <w:rPr>
-                <w:b w:val="0"/>
-                <w:sz w:val="18"/>
-              </w:rPr>
-              <w:t>48.05</w:t>
-            </w:r>
-          </w:p>
-        </w:tc>
-        <w:tc>
-          <w:tcPr>
-            <w:tcW w:type="dxa" w:w="1080"/>
-          </w:tcPr>
-          <w:p>
-            <w:r/>
-            <w:r>
-              <w:rPr>
-                <w:b w:val="0"/>
-                <w:sz w:val="18"/>
-              </w:rPr>
-              <w:t>61.02</w:t>
-            </w:r>
-          </w:p>
-        </w:tc>
-        <w:tc>
-          <w:tcPr>
-            <w:tcW w:type="dxa" w:w="1080"/>
-          </w:tcPr>
-          <w:p>
-            <w:r/>
-            <w:r>
-              <w:rPr>
-                <w:b w:val="0"/>
-                <w:sz w:val="18"/>
-              </w:rPr>
-              <w:t>71.85</w:t>
-            </w:r>
-          </w:p>
-        </w:tc>
-        <w:tc>
-          <w:tcPr>
-            <w:tcW w:type="dxa" w:w="1080"/>
-          </w:tcPr>
-          <w:p>
-            <w:r/>
-            <w:r>
-              <w:rPr>
-                <w:b w:val="0"/>
-                <w:sz w:val="18"/>
-              </w:rPr>
-              <w:t>91.44</w:t>
-            </w:r>
-          </w:p>
-        </w:tc>
-      </w:tr>
-      <w:tr>
-        <w:tc>
-          <w:tcPr>
-            <w:tcW w:type="dxa" w:w="1080"/>
-          </w:tcPr>
-          <w:p>
-            <w:r/>
-            <w:r>
-              <w:rPr>
-                <w:b w:val="0"/>
-                <w:sz w:val="18"/>
-              </w:rPr>
-              <w:t>trafic_mbps</w:t>
-            </w:r>
-          </w:p>
-        </w:tc>
-        <w:tc>
-          <w:tcPr>
-            <w:tcW w:type="dxa" w:w="1080"/>
-          </w:tcPr>
-          <w:p>
-            <w:r/>
-            <w:r>
-              <w:rPr>
-                <w:b w:val="0"/>
-                <w:sz w:val="18"/>
-              </w:rPr>
-              <w:t>312.30</w:t>
-            </w:r>
-          </w:p>
-        </w:tc>
-        <w:tc>
-          <w:tcPr>
-            <w:tcW w:type="dxa" w:w="1080"/>
-          </w:tcPr>
-          <w:p>
-            <w:r/>
-            <w:r>
-              <w:rPr>
-                <w:b w:val="0"/>
-                <w:sz w:val="18"/>
-              </w:rPr>
-              <w:t>106.58</w:t>
-            </w:r>
-          </w:p>
-        </w:tc>
-        <w:tc>
-          <w:tcPr>
-            <w:tcW w:type="dxa" w:w="1080"/>
-          </w:tcPr>
-          <w:p>
-            <w:r/>
-            <w:r>
-              <w:rPr>
-                <w:b w:val="0"/>
-                <w:sz w:val="18"/>
-              </w:rPr>
-              <w:t>58.66</w:t>
-            </w:r>
-          </w:p>
-        </w:tc>
-        <w:tc>
-          <w:tcPr>
-            <w:tcW w:type="dxa" w:w="1080"/>
-          </w:tcPr>
-          <w:p>
-            <w:r/>
-            <w:r>
-              <w:rPr>
-                <w:b w:val="0"/>
-                <w:sz w:val="18"/>
-              </w:rPr>
-              <w:t>227.70</w:t>
-            </w:r>
-          </w:p>
-        </w:tc>
-        <w:tc>
-          <w:tcPr>
-            <w:tcW w:type="dxa" w:w="1080"/>
-          </w:tcPr>
-          <w:p>
-            <w:r/>
-            <w:r>
-              <w:rPr>
-                <w:b w:val="0"/>
-                <w:sz w:val="18"/>
-              </w:rPr>
-              <w:t>312.15</w:t>
-            </w:r>
-          </w:p>
-        </w:tc>
-        <w:tc>
-          <w:tcPr>
-            <w:tcW w:type="dxa" w:w="1080"/>
-          </w:tcPr>
-          <w:p>
-            <w:r/>
-            <w:r>
-              <w:rPr>
-                <w:b w:val="0"/>
-                <w:sz w:val="18"/>
-              </w:rPr>
-              <w:t>391.29</w:t>
-            </w:r>
-          </w:p>
-        </w:tc>
-        <w:tc>
-          <w:tcPr>
-            <w:tcW w:type="dxa" w:w="1080"/>
-          </w:tcPr>
-          <w:p>
-            <w:r/>
-            <w:r>
-              <w:rPr>
-                <w:b w:val="0"/>
-                <w:sz w:val="18"/>
-              </w:rPr>
-              <w:t>558.09</w:t>
-            </w:r>
-          </w:p>
-        </w:tc>
-      </w:tr>
-      <w:tr>
-        <w:tc>
-          <w:tcPr>
-            <w:tcW w:type="dxa" w:w="1080"/>
-          </w:tcPr>
-          <w:p>
-            <w:r/>
-            <w:r>
-              <w:rPr>
-                <w:b w:val="0"/>
-                <w:sz w:val="18"/>
-              </w:rPr>
-              <w:t>latence_ms</w:t>
-            </w:r>
-          </w:p>
-        </w:tc>
-        <w:tc>
-          <w:tcPr>
-            <w:tcW w:type="dxa" w:w="1080"/>
-          </w:tcPr>
-          <w:p>
-            <w:r/>
-            <w:r>
-              <w:rPr>
-                <w:b w:val="0"/>
-                <w:sz w:val="18"/>
-              </w:rPr>
-              <w:t>47.79</w:t>
-            </w:r>
-          </w:p>
-        </w:tc>
-        <w:tc>
-          <w:tcPr>
-            <w:tcW w:type="dxa" w:w="1080"/>
-          </w:tcPr>
-          <w:p>
-            <w:r/>
-            <w:r>
-              <w:rPr>
-                <w:b w:val="0"/>
-                <w:sz w:val="18"/>
-              </w:rPr>
-              <w:t>11.86</w:t>
-            </w:r>
-          </w:p>
-        </w:tc>
-        <w:tc>
-          <w:tcPr>
-            <w:tcW w:type="dxa" w:w="1080"/>
-          </w:tcPr>
-          <w:p>
-            <w:r/>
-            <w:r>
-              <w:rPr>
-                <w:b w:val="0"/>
-                <w:sz w:val="18"/>
-              </w:rPr>
-              <w:t>20.74</w:t>
-            </w:r>
-          </w:p>
-        </w:tc>
-        <w:tc>
-          <w:tcPr>
-            <w:tcW w:type="dxa" w:w="1080"/>
-          </w:tcPr>
-          <w:p>
-            <w:r/>
-            <w:r>
-              <w:rPr>
-                <w:b w:val="0"/>
-                <w:sz w:val="18"/>
-              </w:rPr>
-              <w:t>38.50</w:t>
-            </w:r>
-          </w:p>
-        </w:tc>
-        <w:tc>
-          <w:tcPr>
-            <w:tcW w:type="dxa" w:w="1080"/>
-          </w:tcPr>
-          <w:p>
-            <w:r/>
-            <w:r>
-              <w:rPr>
-                <w:b w:val="0"/>
-                <w:sz w:val="18"/>
-              </w:rPr>
-              <w:t>48.51</w:t>
-            </w:r>
-          </w:p>
-        </w:tc>
-        <w:tc>
-          <w:tcPr>
-            <w:tcW w:type="dxa" w:w="1080"/>
-          </w:tcPr>
-          <w:p>
-            <w:r/>
-            <w:r>
-              <w:rPr>
-                <w:b w:val="0"/>
-                <w:sz w:val="18"/>
-              </w:rPr>
-              <w:t>55.21</w:t>
-            </w:r>
-          </w:p>
-        </w:tc>
-        <w:tc>
-          <w:tcPr>
-            <w:tcW w:type="dxa" w:w="1080"/>
-          </w:tcPr>
-          <w:p>
-            <w:r/>
-            <w:r>
-              <w:rPr>
-                <w:b w:val="0"/>
-                <w:sz w:val="18"/>
-              </w:rPr>
-              <w:t>76.35</w:t>
-            </w:r>
-          </w:p>
-        </w:tc>
-      </w:tr>
-      <w:tr>
-        <w:tc>
-          <w:tcPr>
-            <w:tcW w:type="dxa" w:w="1080"/>
-          </w:tcPr>
-          <w:p>
-            <w:r/>
-            <w:r>
-              <w:rPr>
-                <w:b w:val="0"/>
-                <w:sz w:val="18"/>
-              </w:rPr>
-              <w:t>tentatives_intrusion</w:t>
-            </w:r>
-          </w:p>
-        </w:tc>
-        <w:tc>
-          <w:tcPr>
-            <w:tcW w:type="dxa" w:w="1080"/>
-          </w:tcPr>
-          <w:p>
-            <w:r/>
-            <w:r>
-              <w:rPr>
-                <w:b w:val="0"/>
-                <w:sz w:val="18"/>
-              </w:rPr>
-              <w:t>23.96</w:t>
-            </w:r>
-          </w:p>
-        </w:tc>
-        <w:tc>
-          <w:tcPr>
-            <w:tcW w:type="dxa" w:w="1080"/>
-          </w:tcPr>
-          <w:p>
-            <w:r/>
-            <w:r>
-              <w:rPr>
-                <w:b w:val="0"/>
-                <w:sz w:val="18"/>
-              </w:rPr>
-              <w:t>10.15</w:t>
-            </w:r>
-          </w:p>
-        </w:tc>
-        <w:tc>
-          <w:tcPr>
-            <w:tcW w:type="dxa" w:w="1080"/>
-          </w:tcPr>
-          <w:p>
-            <w:r/>
-            <w:r>
-              <w:rPr>
-                <w:b w:val="0"/>
-                <w:sz w:val="18"/>
-              </w:rPr>
-              <w:t>0.00</w:t>
-            </w:r>
-          </w:p>
-        </w:tc>
-        <w:tc>
-          <w:tcPr>
-            <w:tcW w:type="dxa" w:w="1080"/>
-          </w:tcPr>
-          <w:p>
-            <w:r/>
-            <w:r>
-              <w:rPr>
-                <w:b w:val="0"/>
-                <w:sz w:val="18"/>
-              </w:rPr>
-              <w:t>16.36</w:t>
-            </w:r>
-          </w:p>
-        </w:tc>
-        <w:tc>
-          <w:tcPr>
-            <w:tcW w:type="dxa" w:w="1080"/>
-          </w:tcPr>
-          <w:p>
-            <w:r/>
-            <w:r>
-              <w:rPr>
-                <w:b w:val="0"/>
-                <w:sz w:val="18"/>
-              </w:rPr>
-              <w:t>24.80</w:t>
-            </w:r>
-          </w:p>
-        </w:tc>
-        <w:tc>
-          <w:tcPr>
-            <w:tcW w:type="dxa" w:w="1080"/>
-          </w:tcPr>
-          <w:p>
-            <w:r/>
-            <w:r>
-              <w:rPr>
-                <w:b w:val="0"/>
-                <w:sz w:val="18"/>
-              </w:rPr>
-              <w:t>29.99</w:t>
-            </w:r>
-          </w:p>
-        </w:tc>
-        <w:tc>
-          <w:tcPr>
-            <w:tcW w:type="dxa" w:w="1080"/>
-          </w:tcPr>
-          <w:p>
-            <w:r/>
-            <w:r>
-              <w:rPr>
-                <w:b w:val="0"/>
-                <w:sz w:val="18"/>
-              </w:rPr>
-              <w:t>50.18</w:t>
-            </w:r>
-          </w:p>
-        </w:tc>
-      </w:tr>
-      <w:tr>
-        <w:tc>
-          <w:tcPr>
-            <w:tcW w:type="dxa" w:w="1080"/>
-          </w:tcPr>
-          <w:p>
-            <w:r/>
-            <w:r>
-              <w:rPr>
-                <w:b w:val="0"/>
-                <w:sz w:val="18"/>
-              </w:rPr>
-              <w:t>ports_exposes</w:t>
-            </w:r>
-          </w:p>
-        </w:tc>
-        <w:tc>
-          <w:tcPr>
-            <w:tcW w:type="dxa" w:w="1080"/>
-          </w:tcPr>
-          <w:p>
-            <w:r/>
-            <w:r>
-              <w:rPr>
-                <w:b w:val="0"/>
-                <w:sz w:val="18"/>
-              </w:rPr>
-              <w:t>11.67</w:t>
-            </w:r>
-          </w:p>
-        </w:tc>
-        <w:tc>
-          <w:tcPr>
-            <w:tcW w:type="dxa" w:w="1080"/>
-          </w:tcPr>
-          <w:p>
-            <w:r/>
-            <w:r>
-              <w:rPr>
-                <w:b w:val="0"/>
-                <w:sz w:val="18"/>
-              </w:rPr>
-              <w:t>4.10</w:t>
-            </w:r>
-          </w:p>
-        </w:tc>
-        <w:tc>
-          <w:tcPr>
-            <w:tcW w:type="dxa" w:w="1080"/>
-          </w:tcPr>
-          <w:p>
-            <w:r/>
-            <w:r>
-              <w:rPr>
-                <w:b w:val="0"/>
-                <w:sz w:val="18"/>
-              </w:rPr>
-              <w:t>0.00</w:t>
-            </w:r>
-          </w:p>
-        </w:tc>
-        <w:tc>
-          <w:tcPr>
-            <w:tcW w:type="dxa" w:w="1080"/>
-          </w:tcPr>
-          <w:p>
-            <w:r/>
-            <w:r>
-              <w:rPr>
-                <w:b w:val="0"/>
-                <w:sz w:val="18"/>
-              </w:rPr>
-              <w:t>8.86</w:t>
-            </w:r>
-          </w:p>
-        </w:tc>
-        <w:tc>
-          <w:tcPr>
-            <w:tcW w:type="dxa" w:w="1080"/>
-          </w:tcPr>
-          <w:p>
-            <w:r/>
-            <w:r>
-              <w:rPr>
-                <w:b w:val="0"/>
-                <w:sz w:val="18"/>
-              </w:rPr>
-              <w:t>11.52</w:t>
-            </w:r>
-          </w:p>
-        </w:tc>
-        <w:tc>
-          <w:tcPr>
-            <w:tcW w:type="dxa" w:w="1080"/>
-          </w:tcPr>
-          <w:p>
-            <w:r/>
-            <w:r>
-              <w:rPr>
-                <w:b w:val="0"/>
-                <w:sz w:val="18"/>
-              </w:rPr>
-              <w:t>14.63</w:t>
-            </w:r>
-          </w:p>
-        </w:tc>
-        <w:tc>
-          <w:tcPr>
-            <w:tcW w:type="dxa" w:w="1080"/>
-          </w:tcPr>
-          <w:p>
-            <w:r/>
-            <w:r>
-              <w:rPr>
-                <w:b w:val="0"/>
-                <w:sz w:val="18"/>
-              </w:rPr>
-              <w:t>21.16</w:t>
-            </w:r>
-          </w:p>
-        </w:tc>
-      </w:tr>
-      <w:tr>
-        <w:tc>
-          <w:tcPr>
-            <w:tcW w:type="dxa" w:w="1080"/>
-          </w:tcPr>
-          <w:p>
-            <w:r/>
-            <w:r>
-              <w:rPr>
-                <w:b w:val="0"/>
-                <w:sz w:val="18"/>
-              </w:rPr>
-              <w:t>vulnerabilites_ouvertes</w:t>
-            </w:r>
-          </w:p>
-        </w:tc>
-        <w:tc>
-          <w:tcPr>
-            <w:tcW w:type="dxa" w:w="1080"/>
-          </w:tcPr>
-          <w:p>
-            <w:r/>
-            <w:r>
-              <w:rPr>
-                <w:b w:val="0"/>
-                <w:sz w:val="18"/>
-              </w:rPr>
-              <w:t>9.09</w:t>
-            </w:r>
-          </w:p>
-        </w:tc>
-        <w:tc>
-          <w:tcPr>
-            <w:tcW w:type="dxa" w:w="1080"/>
-          </w:tcPr>
-          <w:p>
-            <w:r/>
-            <w:r>
-              <w:rPr>
-                <w:b w:val="0"/>
-                <w:sz w:val="18"/>
-              </w:rPr>
-              <w:t>3.67</w:t>
-            </w:r>
-          </w:p>
-        </w:tc>
-        <w:tc>
-          <w:tcPr>
-            <w:tcW w:type="dxa" w:w="1080"/>
-          </w:tcPr>
-          <w:p>
-            <w:r/>
-            <w:r>
-              <w:rPr>
-                <w:b w:val="0"/>
-                <w:sz w:val="18"/>
-              </w:rPr>
-              <w:t>0.00</w:t>
-            </w:r>
-          </w:p>
-        </w:tc>
-        <w:tc>
-          <w:tcPr>
-            <w:tcW w:type="dxa" w:w="1080"/>
-          </w:tcPr>
-          <w:p>
-            <w:r/>
-            <w:r>
-              <w:rPr>
-                <w:b w:val="0"/>
-                <w:sz w:val="18"/>
-              </w:rPr>
-              <w:t>6.60</w:t>
-            </w:r>
-          </w:p>
-        </w:tc>
-        <w:tc>
-          <w:tcPr>
-            <w:tcW w:type="dxa" w:w="1080"/>
-          </w:tcPr>
-          <w:p>
-            <w:r/>
-            <w:r>
-              <w:rPr>
-                <w:b w:val="0"/>
-                <w:sz w:val="18"/>
-              </w:rPr>
-              <w:t>9.28</w:t>
-            </w:r>
-          </w:p>
-        </w:tc>
-        <w:tc>
-          <w:tcPr>
-            <w:tcW w:type="dxa" w:w="1080"/>
-          </w:tcPr>
-          <w:p>
-            <w:r/>
-            <w:r>
-              <w:rPr>
-                <w:b w:val="0"/>
-                <w:sz w:val="18"/>
-              </w:rPr>
-              <w:t>11.63</w:t>
-            </w:r>
-          </w:p>
-        </w:tc>
-        <w:tc>
-          <w:tcPr>
-            <w:tcW w:type="dxa" w:w="1080"/>
-          </w:tcPr>
-          <w:p>
-            <w:r/>
-            <w:r>
-              <w:rPr>
-                <w:b w:val="0"/>
-                <w:sz w:val="18"/>
-              </w:rPr>
-              <w:t>18.38</w:t>
-            </w:r>
-          </w:p>
-        </w:tc>
-      </w:tr>
-      <w:tr>
-        <w:tc>
-          <w:tcPr>
-            <w:tcW w:type="dxa" w:w="1080"/>
-          </w:tcPr>
-          <w:p>
-            <w:r/>
-            <w:r>
-              <w:rPr>
-                <w:b w:val="0"/>
-                <w:sz w:val="18"/>
-              </w:rPr>
-              <w:t>jours_depuis_correctif</w:t>
-            </w:r>
-          </w:p>
-        </w:tc>
-        <w:tc>
-          <w:tcPr>
-            <w:tcW w:type="dxa" w:w="1080"/>
-          </w:tcPr>
-          <w:p>
-            <w:r/>
-            <w:r>
-              <w:rPr>
-                <w:b w:val="0"/>
-                <w:sz w:val="18"/>
-              </w:rPr>
-              <w:t>35.17</w:t>
-            </w:r>
-          </w:p>
-        </w:tc>
-        <w:tc>
-          <w:tcPr>
-            <w:tcW w:type="dxa" w:w="1080"/>
-          </w:tcPr>
-          <w:p>
-            <w:r/>
-            <w:r>
-              <w:rPr>
-                <w:b w:val="0"/>
-                <w:sz w:val="18"/>
-              </w:rPr>
-              <w:t>11.98</w:t>
-            </w:r>
-          </w:p>
-        </w:tc>
-        <w:tc>
-          <w:tcPr>
-            <w:tcW w:type="dxa" w:w="1080"/>
-          </w:tcPr>
-          <w:p>
-            <w:r/>
-            <w:r>
-              <w:rPr>
-                <w:b w:val="0"/>
-                <w:sz w:val="18"/>
-              </w:rPr>
-              <w:t>1.77</w:t>
-            </w:r>
-          </w:p>
-        </w:tc>
-        <w:tc>
-          <w:tcPr>
-            <w:tcW w:type="dxa" w:w="1080"/>
-          </w:tcPr>
-          <w:p>
-            <w:r/>
-            <w:r>
-              <w:rPr>
-                <w:b w:val="0"/>
-                <w:sz w:val="18"/>
-              </w:rPr>
-              <w:t>27.20</w:t>
-            </w:r>
-          </w:p>
-        </w:tc>
-        <w:tc>
-          <w:tcPr>
-            <w:tcW w:type="dxa" w:w="1080"/>
-          </w:tcPr>
-          <w:p>
-            <w:r/>
-            <w:r>
-              <w:rPr>
-                <w:b w:val="0"/>
-                <w:sz w:val="18"/>
-              </w:rPr>
-              <w:t>35.67</w:t>
-            </w:r>
-          </w:p>
-        </w:tc>
-        <w:tc>
-          <w:tcPr>
-            <w:tcW w:type="dxa" w:w="1080"/>
-          </w:tcPr>
-          <w:p>
-            <w:r/>
-            <w:r>
-              <w:rPr>
-                <w:b w:val="0"/>
-                <w:sz w:val="18"/>
-              </w:rPr>
-              <w:t>44.72</w:t>
-            </w:r>
-          </w:p>
-        </w:tc>
-        <w:tc>
-          <w:tcPr>
-            <w:tcW w:type="dxa" w:w="1080"/>
-          </w:tcPr>
-          <w:p>
-            <w:r/>
-            <w:r>
-              <w:rPr>
-                <w:b w:val="0"/>
-                <w:sz w:val="18"/>
-              </w:rPr>
-              <w:t>63.99</w:t>
-            </w:r>
-          </w:p>
-        </w:tc>
-      </w:tr>
-      <w:tr>
-        <w:tc>
-          <w:tcPr>
-            <w:tcW w:type="dxa" w:w="1080"/>
-          </w:tcPr>
-          <w:p>
-            <w:r/>
-            <w:r>
-              <w:rPr>
-                <w:b w:val="0"/>
-                <w:sz w:val="18"/>
-              </w:rPr>
-              <w:t>disponibilite_pct</w:t>
-            </w:r>
-          </w:p>
-        </w:tc>
-        <w:tc>
-          <w:tcPr>
-            <w:tcW w:type="dxa" w:w="1080"/>
-          </w:tcPr>
-          <w:p>
-            <w:r/>
-            <w:r>
-              <w:rPr>
-                <w:b w:val="0"/>
-                <w:sz w:val="18"/>
-              </w:rPr>
-              <w:t>98.44</w:t>
-            </w:r>
-          </w:p>
-        </w:tc>
-        <w:tc>
-          <w:tcPr>
-            <w:tcW w:type="dxa" w:w="1080"/>
-          </w:tcPr>
-          <w:p>
-            <w:r/>
-            <w:r>
-              <w:rPr>
-                <w:b w:val="0"/>
-                <w:sz w:val="18"/>
-              </w:rPr>
-              <w:t>0.59</w:t>
-            </w:r>
-          </w:p>
-        </w:tc>
-        <w:tc>
-          <w:tcPr>
-            <w:tcW w:type="dxa" w:w="1080"/>
-          </w:tcPr>
-          <w:p>
-            <w:r/>
-            <w:r>
-              <w:rPr>
-                <w:b w:val="0"/>
-                <w:sz w:val="18"/>
-              </w:rPr>
-              <w:t>97.19</w:t>
-            </w:r>
-          </w:p>
-        </w:tc>
-        <w:tc>
-          <w:tcPr>
-            <w:tcW w:type="dxa" w:w="1080"/>
-          </w:tcPr>
-          <w:p>
-            <w:r/>
-            <w:r>
-              <w:rPr>
-                <w:b w:val="0"/>
-                <w:sz w:val="18"/>
-              </w:rPr>
-              <w:t>98.00</w:t>
-            </w:r>
-          </w:p>
-        </w:tc>
-        <w:tc>
-          <w:tcPr>
-            <w:tcW w:type="dxa" w:w="1080"/>
-          </w:tcPr>
-          <w:p>
-            <w:r/>
-            <w:r>
-              <w:rPr>
-                <w:b w:val="0"/>
-                <w:sz w:val="18"/>
-              </w:rPr>
-              <w:t>98.41</w:t>
-            </w:r>
-          </w:p>
-        </w:tc>
-        <w:tc>
-          <w:tcPr>
-            <w:tcW w:type="dxa" w:w="1080"/>
-          </w:tcPr>
-          <w:p>
-            <w:r/>
-            <w:r>
-              <w:rPr>
-                <w:b w:val="0"/>
-                <w:sz w:val="18"/>
-              </w:rPr>
-              <w:t>98.86</w:t>
-            </w:r>
-          </w:p>
-        </w:tc>
-        <w:tc>
-          <w:tcPr>
-            <w:tcW w:type="dxa" w:w="1080"/>
-          </w:tcPr>
-          <w:p>
-            <w:r/>
-            <w:r>
-              <w:rPr>
-                <w:b w:val="0"/>
-                <w:sz w:val="18"/>
-              </w:rPr>
-              <w:t>99.98</w:t>
-            </w:r>
-          </w:p>
-        </w:tc>
-      </w:tr>
-      <w:tr>
-        <w:tc>
-          <w:tcPr>
-            <w:tcW w:type="dxa" w:w="1080"/>
-          </w:tcPr>
-          <w:p>
-            <w:r/>
-            <w:r>
-              <w:rPr>
-                <w:b w:val="0"/>
-                <w:sz w:val="18"/>
-              </w:rPr>
-              <w:t>temps_retablissement_min</w:t>
-            </w:r>
-          </w:p>
-        </w:tc>
-        <w:tc>
-          <w:tcPr>
-            <w:tcW w:type="dxa" w:w="1080"/>
-          </w:tcPr>
-          <w:p>
-            <w:r/>
-            <w:r>
-              <w:rPr>
-                <w:b w:val="0"/>
-                <w:sz w:val="18"/>
-              </w:rPr>
-              <w:t>43.29</w:t>
-            </w:r>
-          </w:p>
-        </w:tc>
-        <w:tc>
-          <w:tcPr>
-            <w:tcW w:type="dxa" w:w="1080"/>
-          </w:tcPr>
-          <w:p>
-            <w:r/>
-            <w:r>
-              <w:rPr>
-                <w:b w:val="0"/>
-                <w:sz w:val="18"/>
-              </w:rPr>
-              <w:t>11.88</w:t>
-            </w:r>
-          </w:p>
-        </w:tc>
-        <w:tc>
-          <w:tcPr>
-            <w:tcW w:type="dxa" w:w="1080"/>
-          </w:tcPr>
-          <w:p>
-            <w:r/>
-            <w:r>
-              <w:rPr>
-                <w:b w:val="0"/>
-                <w:sz w:val="18"/>
-              </w:rPr>
-              <w:t>9.43</w:t>
-            </w:r>
-          </w:p>
-        </w:tc>
-        <w:tc>
-          <w:tcPr>
-            <w:tcW w:type="dxa" w:w="1080"/>
-          </w:tcPr>
-          <w:p>
-            <w:r/>
-            <w:r>
-              <w:rPr>
-                <w:b w:val="0"/>
-                <w:sz w:val="18"/>
-              </w:rPr>
-              <w:t>35.83</w:t>
-            </w:r>
-          </w:p>
-        </w:tc>
-        <w:tc>
-          <w:tcPr>
-            <w:tcW w:type="dxa" w:w="1080"/>
-          </w:tcPr>
-          <w:p>
-            <w:r/>
-            <w:r>
-              <w:rPr>
-                <w:b w:val="0"/>
-                <w:sz w:val="18"/>
-              </w:rPr>
-              <w:t>41.65</w:t>
-            </w:r>
-          </w:p>
-        </w:tc>
-        <w:tc>
-          <w:tcPr>
-            <w:tcW w:type="dxa" w:w="1080"/>
-          </w:tcPr>
-          <w:p>
-            <w:r/>
-            <w:r>
-              <w:rPr>
-                <w:b w:val="0"/>
-                <w:sz w:val="18"/>
-              </w:rPr>
-              <w:t>51.78</w:t>
-            </w:r>
-          </w:p>
-        </w:tc>
-        <w:tc>
-          <w:tcPr>
-            <w:tcW w:type="dxa" w:w="1080"/>
-          </w:tcPr>
-          <w:p>
-            <w:r/>
-            <w:r>
-              <w:rPr>
-                <w:b w:val="0"/>
-                <w:sz w:val="18"/>
-              </w:rPr>
-              <w:t>77.70</w:t>
-            </w:r>
-          </w:p>
-        </w:tc>
-      </w:tr>
-      <w:tr>
-        <w:tc>
-          <w:tcPr>
-            <w:tcW w:type="dxa" w:w="1080"/>
-          </w:tcPr>
-          <w:p>
-            <w:r/>
-            <w:r>
-              <w:rPr>
-                <w:b w:val="0"/>
-                <w:sz w:val="18"/>
-              </w:rPr>
-              <w:t>sauvegardes_reussies_pct</w:t>
-            </w:r>
-          </w:p>
-        </w:tc>
-        <w:tc>
-          <w:tcPr>
-            <w:tcW w:type="dxa" w:w="1080"/>
-          </w:tcPr>
-          <w:p>
-            <w:r/>
-            <w:r>
-              <w:rPr>
-                <w:b w:val="0"/>
-                <w:sz w:val="18"/>
-              </w:rPr>
-              <w:t>92.28</w:t>
-            </w:r>
-          </w:p>
-        </w:tc>
-        <w:tc>
-          <w:tcPr>
-            <w:tcW w:type="dxa" w:w="1080"/>
-          </w:tcPr>
-          <w:p>
-            <w:r/>
-            <w:r>
-              <w:rPr>
-                <w:b w:val="0"/>
-                <w:sz w:val="18"/>
-              </w:rPr>
-              <w:t>4.24</w:t>
-            </w:r>
-          </w:p>
-        </w:tc>
-        <w:tc>
-          <w:tcPr>
-            <w:tcW w:type="dxa" w:w="1080"/>
-          </w:tcPr>
-          <w:p>
-            <w:r/>
-            <w:r>
-              <w:rPr>
-                <w:b w:val="0"/>
-                <w:sz w:val="18"/>
-              </w:rPr>
-              <w:t>80.20</w:t>
-            </w:r>
-          </w:p>
-        </w:tc>
-        <w:tc>
-          <w:tcPr>
-            <w:tcW w:type="dxa" w:w="1080"/>
-          </w:tcPr>
-          <w:p>
-            <w:r/>
-            <w:r>
-              <w:rPr>
-                <w:b w:val="0"/>
-                <w:sz w:val="18"/>
-              </w:rPr>
-              <w:t>89.66</w:t>
-            </w:r>
-          </w:p>
-        </w:tc>
-        <w:tc>
-          <w:tcPr>
-            <w:tcW w:type="dxa" w:w="1080"/>
-          </w:tcPr>
-          <w:p>
-            <w:r/>
-            <w:r>
-              <w:rPr>
-                <w:b w:val="0"/>
-                <w:sz w:val="18"/>
-              </w:rPr>
-              <w:t>92.21</w:t>
-            </w:r>
-          </w:p>
-        </w:tc>
-        <w:tc>
-          <w:tcPr>
-            <w:tcW w:type="dxa" w:w="1080"/>
-          </w:tcPr>
-          <w:p>
-            <w:r/>
-            <w:r>
-              <w:rPr>
-                <w:b w:val="0"/>
-                <w:sz w:val="18"/>
-              </w:rPr>
-              <w:t>95.53</w:t>
-            </w:r>
-          </w:p>
-        </w:tc>
-        <w:tc>
-          <w:tcPr>
-            <w:tcW w:type="dxa" w:w="1080"/>
-          </w:tcPr>
-          <w:p>
-            <w:r/>
-            <w:r>
-              <w:rPr>
-                <w:b w:val="0"/>
-                <w:sz w:val="18"/>
-              </w:rPr>
-              <w:t>100.00</w:t>
-            </w:r>
-          </w:p>
-        </w:tc>
-      </w:tr>
-    </w:tbl>
-    <w:p/>
     <w:p>
       <w:pPr>
         <w:pStyle w:val="Heading1"/>
       </w:pPr>
       <w:r>
+        <w:rPr>
+          <w:color w:val="1F3A5F"/>
+        </w:rPr>
         <w:t>Question 2 — Covariance ou corrélation, matrice de corrélation</w:t>
       </w:r>
     </w:p>
@@ -1750,9 +296,10 @@
         <w:rPr>
           <w:b w:val="0"/>
           <w:i w:val="0"/>
+          <w:color w:val="404040"/>
           <w:sz w:val="22"/>
         </w:rPr>
-        <w:t>Les écarts-types des variables vont de 0.59 (disponibilite_pct, en %) à 106.6 (trafic_mbps, en Mbps), soit un rapport d'environ 180, avec des unités hétérogènes (%, ms, Mbps, jours, compteurs...). Une ACP sur covariance ferait dominer trafic_mbps uniquement à cause de son échelle, pas de son contenu informatif. On retient donc une ACP sur la matrice de corrélation (données standardisées via StandardScaler, moyenne 0 et écart-type 1 par variable), qui donne le même poids initial à chaque indicateur.</w:t>
+        <w:t>Les écarts-types des 11 variables vont de 0.59 % (disponibilite_pct) à plus de 100 Mbps (trafic_mbps), avec des unités hétérogènes (%, ms, Mbps, jours, compteurs). Une ACP sur covariance laisserait les variables de plus grande échelle dominer artificiellement le premier axe. On retient donc une ACP sur la matrice de corrélation (variables centrées-réduites via StandardScaler).</w:t>
       </w:r>
     </w:p>
     <w:p>
@@ -1762,7 +309,7 @@
       <w:r>
         <w:drawing>
           <wp:inline xmlns:a="http://schemas.openxmlformats.org/drawingml/2006/main" xmlns:pic="http://schemas.openxmlformats.org/drawingml/2006/picture">
-            <wp:extent cx="5486400" cy="4267200"/>
+            <wp:extent cx="5029200" cy="3911600"/>
             <wp:docPr id="1" name="Picture 1"/>
             <wp:cNvGraphicFramePr>
               <a:graphicFrameLocks noChangeAspect="1"/>
@@ -1783,7 +330,7 @@
                   <pic:spPr>
                     <a:xfrm>
                       <a:off x="0" y="0"/>
-                      <a:ext cx="5486400" cy="4267200"/>
+                      <a:ext cx="5029200" cy="3911600"/>
                     </a:xfrm>
                     <a:prstGeom prst="rect"/>
                   </pic:spPr>
@@ -1801,6 +348,7 @@
       <w:r>
         <w:rPr>
           <w:i/>
+          <w:color w:val="404040"/>
           <w:sz w:val="18"/>
         </w:rPr>
         <w:t>Matrice de corrélation des 11 variables actives</w:t>
@@ -1809,16 +357,28 @@
     <w:p>
       <w:r>
         <w:rPr>
+          <w:b w:val="0"/>
+          <w:i w:val="0"/>
+          <w:color w:val="404040"/>
+          <w:sz w:val="22"/>
+        </w:rPr>
+        <w:t>Deux blocs de variables fortement corrélées se dégagent : charge/performance (cpu_pct, ram_pct, trafic_mbps, latence_ms, corrélations ≈ 0.80–0.90) et exposition/sécurité (tentatives_intrusion, jours_depuis_correctif, vulnerabilites_ouvertes, ports_exposes, corrélations ≈ 0.76–0.81) — un bon indice de l'existence d'au moins deux axes principaux structurants.</w:t>
+      </w:r>
+    </w:p>
+    <w:p>
+      <w:r>
+        <w:rPr>
           <w:b/>
           <w:i w:val="0"/>
-          <w:sz w:val="22"/>
+          <w:color w:val="404040"/>
+          <w:sz w:val="20"/>
         </w:rPr>
-        <w:t>Dix paires de variables les plus corrélées (valeur absolue) :</w:t>
+        <w:t>Paires de variables les plus corrélées (valeur absolue) :</w:t>
       </w:r>
     </w:p>
     <w:tbl>
       <w:tblPr>
-        <w:tblStyle w:val="TableGrid"/>
+        <w:tblStyle w:val="LightGrid-Accent1"/>
         <w:tblW w:type="auto" w:w="0"/>
         <w:tblLook w:firstColumn="1" w:firstRow="1" w:lastColumn="0" w:lastRow="0" w:noHBand="0" w:noVBand="1" w:val="04A0"/>
       </w:tblPr>
@@ -1833,13 +393,12 @@
             <w:tcW w:type="dxa" w:w="2880"/>
           </w:tcPr>
           <w:p>
-            <w:r/>
             <w:r>
               <w:rPr>
                 <w:b/>
                 <w:sz w:val="18"/>
               </w:rPr>
-              <w:t>Variable 1</w:t>
+              <w:t>variable_1</w:t>
             </w:r>
           </w:p>
         </w:tc>
@@ -1848,13 +407,12 @@
             <w:tcW w:type="dxa" w:w="2880"/>
           </w:tcPr>
           <w:p>
-            <w:r/>
             <w:r>
               <w:rPr>
                 <w:b/>
                 <w:sz w:val="18"/>
               </w:rPr>
-              <w:t>Variable 2</w:t>
+              <w:t>variable_2</w:t>
             </w:r>
           </w:p>
         </w:tc>
@@ -1863,13 +421,12 @@
             <w:tcW w:type="dxa" w:w="2880"/>
           </w:tcPr>
           <w:p>
-            <w:r/>
             <w:r>
               <w:rPr>
                 <w:b/>
                 <w:sz w:val="18"/>
               </w:rPr>
-              <w:t>Corrélation</w:t>
+              <w:t>correlation</w:t>
             </w:r>
           </w:p>
         </w:tc>
@@ -1880,7 +437,6 @@
             <w:tcW w:type="dxa" w:w="2880"/>
           </w:tcPr>
           <w:p>
-            <w:r/>
             <w:r>
               <w:rPr>
                 <w:b w:val="0"/>
@@ -1895,7 +451,6 @@
             <w:tcW w:type="dxa" w:w="2880"/>
           </w:tcPr>
           <w:p>
-            <w:r/>
             <w:r>
               <w:rPr>
                 <w:b w:val="0"/>
@@ -1910,7 +465,6 @@
             <w:tcW w:type="dxa" w:w="2880"/>
           </w:tcPr>
           <w:p>
-            <w:r/>
             <w:r>
               <w:rPr>
                 <w:b w:val="0"/>
@@ -1927,7 +481,6 @@
             <w:tcW w:type="dxa" w:w="2880"/>
           </w:tcPr>
           <w:p>
-            <w:r/>
             <w:r>
               <w:rPr>
                 <w:b w:val="0"/>
@@ -1942,7 +495,6 @@
             <w:tcW w:type="dxa" w:w="2880"/>
           </w:tcPr>
           <w:p>
-            <w:r/>
             <w:r>
               <w:rPr>
                 <w:b w:val="0"/>
@@ -1957,7 +509,6 @@
             <w:tcW w:type="dxa" w:w="2880"/>
           </w:tcPr>
           <w:p>
-            <w:r/>
             <w:r>
               <w:rPr>
                 <w:b w:val="0"/>
@@ -1974,7 +525,6 @@
             <w:tcW w:type="dxa" w:w="2880"/>
           </w:tcPr>
           <w:p>
-            <w:r/>
             <w:r>
               <w:rPr>
                 <w:b w:val="0"/>
@@ -1989,7 +539,6 @@
             <w:tcW w:type="dxa" w:w="2880"/>
           </w:tcPr>
           <w:p>
-            <w:r/>
             <w:r>
               <w:rPr>
                 <w:b w:val="0"/>
@@ -2004,7 +553,6 @@
             <w:tcW w:type="dxa" w:w="2880"/>
           </w:tcPr>
           <w:p>
-            <w:r/>
             <w:r>
               <w:rPr>
                 <w:b w:val="0"/>
@@ -2021,7 +569,6 @@
             <w:tcW w:type="dxa" w:w="2880"/>
           </w:tcPr>
           <w:p>
-            <w:r/>
             <w:r>
               <w:rPr>
                 <w:b w:val="0"/>
@@ -2036,7 +583,6 @@
             <w:tcW w:type="dxa" w:w="2880"/>
           </w:tcPr>
           <w:p>
-            <w:r/>
             <w:r>
               <w:rPr>
                 <w:b w:val="0"/>
@@ -2051,7 +597,6 @@
             <w:tcW w:type="dxa" w:w="2880"/>
           </w:tcPr>
           <w:p>
-            <w:r/>
             <w:r>
               <w:rPr>
                 <w:b w:val="0"/>
@@ -2068,7 +613,6 @@
             <w:tcW w:type="dxa" w:w="2880"/>
           </w:tcPr>
           <w:p>
-            <w:r/>
             <w:r>
               <w:rPr>
                 <w:b w:val="0"/>
@@ -2083,7 +627,6 @@
             <w:tcW w:type="dxa" w:w="2880"/>
           </w:tcPr>
           <w:p>
-            <w:r/>
             <w:r>
               <w:rPr>
                 <w:b w:val="0"/>
@@ -2098,7 +641,6 @@
             <w:tcW w:type="dxa" w:w="2880"/>
           </w:tcPr>
           <w:p>
-            <w:r/>
             <w:r>
               <w:rPr>
                 <w:b w:val="0"/>
@@ -2115,7 +657,6 @@
             <w:tcW w:type="dxa" w:w="2880"/>
           </w:tcPr>
           <w:p>
-            <w:r/>
             <w:r>
               <w:rPr>
                 <w:b w:val="0"/>
@@ -2130,7 +671,6 @@
             <w:tcW w:type="dxa" w:w="2880"/>
           </w:tcPr>
           <w:p>
-            <w:r/>
             <w:r>
               <w:rPr>
                 <w:b w:val="0"/>
@@ -2145,7 +685,6 @@
             <w:tcW w:type="dxa" w:w="2880"/>
           </w:tcPr>
           <w:p>
-            <w:r/>
             <w:r>
               <w:rPr>
                 <w:b w:val="0"/>
@@ -2156,211 +695,15 @@
           </w:p>
         </w:tc>
       </w:tr>
-      <w:tr>
-        <w:tc>
-          <w:tcPr>
-            <w:tcW w:type="dxa" w:w="2880"/>
-          </w:tcPr>
-          <w:p>
-            <w:r/>
-            <w:r>
-              <w:rPr>
-                <w:b w:val="0"/>
-                <w:sz w:val="18"/>
-              </w:rPr>
-              <w:t>tentatives_intrusion</w:t>
-            </w:r>
-          </w:p>
-        </w:tc>
-        <w:tc>
-          <w:tcPr>
-            <w:tcW w:type="dxa" w:w="2880"/>
-          </w:tcPr>
-          <w:p>
-            <w:r/>
-            <w:r>
-              <w:rPr>
-                <w:b w:val="0"/>
-                <w:sz w:val="18"/>
-              </w:rPr>
-              <w:t>vulnerabilites_ouvertes</w:t>
-            </w:r>
-          </w:p>
-        </w:tc>
-        <w:tc>
-          <w:tcPr>
-            <w:tcW w:type="dxa" w:w="2880"/>
-          </w:tcPr>
-          <w:p>
-            <w:r/>
-            <w:r>
-              <w:rPr>
-                <w:b w:val="0"/>
-                <w:sz w:val="18"/>
-              </w:rPr>
-              <w:t>0.803</w:t>
-            </w:r>
-          </w:p>
-        </w:tc>
-      </w:tr>
-      <w:tr>
-        <w:tc>
-          <w:tcPr>
-            <w:tcW w:type="dxa" w:w="2880"/>
-          </w:tcPr>
-          <w:p>
-            <w:r/>
-            <w:r>
-              <w:rPr>
-                <w:b w:val="0"/>
-                <w:sz w:val="18"/>
-              </w:rPr>
-              <w:t>ram_pct</w:t>
-            </w:r>
-          </w:p>
-        </w:tc>
-        <w:tc>
-          <w:tcPr>
-            <w:tcW w:type="dxa" w:w="2880"/>
-          </w:tcPr>
-          <w:p>
-            <w:r/>
-            <w:r>
-              <w:rPr>
-                <w:b w:val="0"/>
-                <w:sz w:val="18"/>
-              </w:rPr>
-              <w:t>latence_ms</w:t>
-            </w:r>
-          </w:p>
-        </w:tc>
-        <w:tc>
-          <w:tcPr>
-            <w:tcW w:type="dxa" w:w="2880"/>
-          </w:tcPr>
-          <w:p>
-            <w:r/>
-            <w:r>
-              <w:rPr>
-                <w:b w:val="0"/>
-                <w:sz w:val="18"/>
-              </w:rPr>
-              <w:t>0.798</w:t>
-            </w:r>
-          </w:p>
-        </w:tc>
-      </w:tr>
-      <w:tr>
-        <w:tc>
-          <w:tcPr>
-            <w:tcW w:type="dxa" w:w="2880"/>
-          </w:tcPr>
-          <w:p>
-            <w:r/>
-            <w:r>
-              <w:rPr>
-                <w:b w:val="0"/>
-                <w:sz w:val="18"/>
-              </w:rPr>
-              <w:t>tentatives_intrusion</w:t>
-            </w:r>
-          </w:p>
-        </w:tc>
-        <w:tc>
-          <w:tcPr>
-            <w:tcW w:type="dxa" w:w="2880"/>
-          </w:tcPr>
-          <w:p>
-            <w:r/>
-            <w:r>
-              <w:rPr>
-                <w:b w:val="0"/>
-                <w:sz w:val="18"/>
-              </w:rPr>
-              <w:t>ports_exposes</w:t>
-            </w:r>
-          </w:p>
-        </w:tc>
-        <w:tc>
-          <w:tcPr>
-            <w:tcW w:type="dxa" w:w="2880"/>
-          </w:tcPr>
-          <w:p>
-            <w:r/>
-            <w:r>
-              <w:rPr>
-                <w:b w:val="0"/>
-                <w:sz w:val="18"/>
-              </w:rPr>
-              <w:t>0.768</w:t>
-            </w:r>
-          </w:p>
-        </w:tc>
-      </w:tr>
-      <w:tr>
-        <w:tc>
-          <w:tcPr>
-            <w:tcW w:type="dxa" w:w="2880"/>
-          </w:tcPr>
-          <w:p>
-            <w:r/>
-            <w:r>
-              <w:rPr>
-                <w:b w:val="0"/>
-                <w:sz w:val="18"/>
-              </w:rPr>
-              <w:t>ports_exposes</w:t>
-            </w:r>
-          </w:p>
-        </w:tc>
-        <w:tc>
-          <w:tcPr>
-            <w:tcW w:type="dxa" w:w="2880"/>
-          </w:tcPr>
-          <w:p>
-            <w:r/>
-            <w:r>
-              <w:rPr>
-                <w:b w:val="0"/>
-                <w:sz w:val="18"/>
-              </w:rPr>
-              <w:t>jours_depuis_correctif</w:t>
-            </w:r>
-          </w:p>
-        </w:tc>
-        <w:tc>
-          <w:tcPr>
-            <w:tcW w:type="dxa" w:w="2880"/>
-          </w:tcPr>
-          <w:p>
-            <w:r/>
-            <w:r>
-              <w:rPr>
-                <w:b w:val="0"/>
-                <w:sz w:val="18"/>
-              </w:rPr>
-              <w:t>0.764</w:t>
-            </w:r>
-          </w:p>
-        </w:tc>
-      </w:tr>
     </w:tbl>
-    <w:p/>
-    <w:p>
-      <w:r>
-        <w:rPr>
-          <w:b w:val="0"/>
-          <w:i w:val="0"/>
-          <w:sz w:val="22"/>
-        </w:rPr>
-        <w:t>Deux blocs de variables fortement corrélées se dégagent : charge/performance (cpu_pct, ram_pct, trafic_mbps, latence_ms, corrélations ≈ 0.80–0.90) et exposition/sécurité (tentatives_intrusion, jours_depuis_correctif, vulnerabilites_ouvertes, ports_exposes, corrélations ≈ 0.76–0.81). Ces deux blocs suggèrent l'existence d'au moins deux axes principaux structurants.</w:t>
-      </w:r>
-    </w:p>
     <w:p>
       <w:pPr>
         <w:pStyle w:val="Heading1"/>
       </w:pPr>
       <w:r>
+        <w:rPr>
+          <w:color w:val="1F3A5F"/>
+        </w:rPr>
         <w:t>Question 3 — Réalisation de l'ACP, éboulis, variance cumulée</w:t>
       </w:r>
     </w:p>
@@ -2369,9 +712,10 @@
         <w:rPr>
           <w:b w:val="0"/>
           <w:i w:val="0"/>
+          <w:color w:val="404040"/>
           <w:sz w:val="22"/>
         </w:rPr>
-        <w:t>Trois critères permettent de choisir le nombre d'axes à retenir : le critère de Kaiser (valeur propre supérieure à 1, seuil naturel puisqu'une variable standardisée porte une variance de 1), le seuil de 80% de variance cumulée, et la lecture du coude sur l'éboulis des valeurs propres.</w:t>
+        <w:t>Après standardisation (StandardScaler), on ajuste une ACP à 11 composantes. Trois critères permettent de choisir le nombre d'axes à retenir : le critère de Kaiser (valeur propre &gt; 1), le seuil de 80 % de variance cumulée, et la lecture du coude sur l'éboulis.</w:t>
       </w:r>
     </w:p>
     <w:p>
@@ -2420,14 +764,26 @@
       <w:r>
         <w:rPr>
           <w:i/>
+          <w:color w:val="404040"/>
           <w:sz w:val="18"/>
         </w:rPr>
         <w:t>Éboulis des valeurs propres et variance cumulée</w:t>
       </w:r>
     </w:p>
+    <w:p>
+      <w:r>
+        <w:rPr>
+          <w:b w:val="0"/>
+          <w:i w:val="0"/>
+          <w:color w:val="404040"/>
+          <w:sz w:val="22"/>
+        </w:rPr>
+        <w:t>CP1 = 41.3 %, CP2 = 26.6 %, CP3 = 18.9 %, soit 86.8 % cumulés sur les 3 premiers axes ; la valeur propre chute ensuite nettement (CP4 = 0.27). Les trois critères convergent vers 3 axes (Kaiser), 3 axes (seuil 80 %) et un coude net après CP3. On retient 3 axes (CP1, CP2, CP3) : ils restent interprétables individuellement tout en couvrant l'essentiel de l'information.</w:t>
+      </w:r>
+    </w:p>
     <w:tbl>
       <w:tblPr>
-        <w:tblStyle w:val="TableGrid"/>
+        <w:tblStyle w:val="LightGrid-Accent1"/>
         <w:tblW w:type="auto" w:w="0"/>
         <w:tblLook w:firstColumn="1" w:firstRow="1" w:lastColumn="0" w:lastRow="0" w:noHBand="0" w:noVBand="1" w:val="04A0"/>
       </w:tblPr>
@@ -2443,13 +799,12 @@
             <w:tcW w:type="dxa" w:w="2160"/>
           </w:tcPr>
           <w:p>
-            <w:r/>
             <w:r>
               <w:rPr>
                 <w:b/>
                 <w:sz w:val="18"/>
               </w:rPr>
-              <w:t>Axe</w:t>
+              <w:t>axe</w:t>
             </w:r>
           </w:p>
         </w:tc>
@@ -2458,13 +813,12 @@
             <w:tcW w:type="dxa" w:w="2160"/>
           </w:tcPr>
           <w:p>
-            <w:r/>
             <w:r>
               <w:rPr>
                 <w:b/>
                 <w:sz w:val="18"/>
               </w:rPr>
-              <w:t>Valeur propre</w:t>
+              <w:t>valeur_propre</w:t>
             </w:r>
           </w:p>
         </w:tc>
@@ -2473,13 +827,12 @@
             <w:tcW w:type="dxa" w:w="2160"/>
           </w:tcPr>
           <w:p>
-            <w:r/>
             <w:r>
               <w:rPr>
                 <w:b/>
                 <w:sz w:val="18"/>
               </w:rPr>
-              <w:t>Variance (%)</w:t>
+              <w:t>variance_expliquee_%</w:t>
             </w:r>
           </w:p>
         </w:tc>
@@ -2488,13 +841,12 @@
             <w:tcW w:type="dxa" w:w="2160"/>
           </w:tcPr>
           <w:p>
-            <w:r/>
             <w:r>
               <w:rPr>
                 <w:b/>
                 <w:sz w:val="18"/>
               </w:rPr>
-              <w:t>Variance cumulée (%)</w:t>
+              <w:t>variance_cumulee_%</w:t>
             </w:r>
           </w:p>
         </w:tc>
@@ -2505,7 +857,6 @@
             <w:tcW w:type="dxa" w:w="2160"/>
           </w:tcPr>
           <w:p>
-            <w:r/>
             <w:r>
               <w:rPr>
                 <w:b w:val="0"/>
@@ -2520,7 +871,6 @@
             <w:tcW w:type="dxa" w:w="2160"/>
           </w:tcPr>
           <w:p>
-            <w:r/>
             <w:r>
               <w:rPr>
                 <w:b w:val="0"/>
@@ -2535,7 +885,6 @@
             <w:tcW w:type="dxa" w:w="2160"/>
           </w:tcPr>
           <w:p>
-            <w:r/>
             <w:r>
               <w:rPr>
                 <w:b w:val="0"/>
@@ -2550,7 +899,6 @@
             <w:tcW w:type="dxa" w:w="2160"/>
           </w:tcPr>
           <w:p>
-            <w:r/>
             <w:r>
               <w:rPr>
                 <w:b w:val="0"/>
@@ -2567,7 +915,6 @@
             <w:tcW w:type="dxa" w:w="2160"/>
           </w:tcPr>
           <w:p>
-            <w:r/>
             <w:r>
               <w:rPr>
                 <w:b w:val="0"/>
@@ -2582,7 +929,6 @@
             <w:tcW w:type="dxa" w:w="2160"/>
           </w:tcPr>
           <w:p>
-            <w:r/>
             <w:r>
               <w:rPr>
                 <w:b w:val="0"/>
@@ -2597,7 +943,6 @@
             <w:tcW w:type="dxa" w:w="2160"/>
           </w:tcPr>
           <w:p>
-            <w:r/>
             <w:r>
               <w:rPr>
                 <w:b w:val="0"/>
@@ -2612,7 +957,6 @@
             <w:tcW w:type="dxa" w:w="2160"/>
           </w:tcPr>
           <w:p>
-            <w:r/>
             <w:r>
               <w:rPr>
                 <w:b w:val="0"/>
@@ -2629,7 +973,6 @@
             <w:tcW w:type="dxa" w:w="2160"/>
           </w:tcPr>
           <w:p>
-            <w:r/>
             <w:r>
               <w:rPr>
                 <w:b w:val="0"/>
@@ -2644,7 +987,6 @@
             <w:tcW w:type="dxa" w:w="2160"/>
           </w:tcPr>
           <w:p>
-            <w:r/>
             <w:r>
               <w:rPr>
                 <w:b w:val="0"/>
@@ -2659,7 +1001,6 @@
             <w:tcW w:type="dxa" w:w="2160"/>
           </w:tcPr>
           <w:p>
-            <w:r/>
             <w:r>
               <w:rPr>
                 <w:b w:val="0"/>
@@ -2674,7 +1015,6 @@
             <w:tcW w:type="dxa" w:w="2160"/>
           </w:tcPr>
           <w:p>
-            <w:r/>
             <w:r>
               <w:rPr>
                 <w:b w:val="0"/>
@@ -2691,7 +1031,6 @@
             <w:tcW w:type="dxa" w:w="2160"/>
           </w:tcPr>
           <w:p>
-            <w:r/>
             <w:r>
               <w:rPr>
                 <w:b w:val="0"/>
@@ -2706,7 +1045,6 @@
             <w:tcW w:type="dxa" w:w="2160"/>
           </w:tcPr>
           <w:p>
-            <w:r/>
             <w:r>
               <w:rPr>
                 <w:b w:val="0"/>
@@ -2721,7 +1059,6 @@
             <w:tcW w:type="dxa" w:w="2160"/>
           </w:tcPr>
           <w:p>
-            <w:r/>
             <w:r>
               <w:rPr>
                 <w:b w:val="0"/>
@@ -2736,7 +1073,6 @@
             <w:tcW w:type="dxa" w:w="2160"/>
           </w:tcPr>
           <w:p>
-            <w:r/>
             <w:r>
               <w:rPr>
                 <w:b w:val="0"/>
@@ -2753,7 +1089,6 @@
             <w:tcW w:type="dxa" w:w="2160"/>
           </w:tcPr>
           <w:p>
-            <w:r/>
             <w:r>
               <w:rPr>
                 <w:b w:val="0"/>
@@ -2768,7 +1103,6 @@
             <w:tcW w:type="dxa" w:w="2160"/>
           </w:tcPr>
           <w:p>
-            <w:r/>
             <w:r>
               <w:rPr>
                 <w:b w:val="0"/>
@@ -2783,7 +1117,6 @@
             <w:tcW w:type="dxa" w:w="2160"/>
           </w:tcPr>
           <w:p>
-            <w:r/>
             <w:r>
               <w:rPr>
                 <w:b w:val="0"/>
@@ -2798,7 +1131,6 @@
             <w:tcW w:type="dxa" w:w="2160"/>
           </w:tcPr>
           <w:p>
-            <w:r/>
             <w:r>
               <w:rPr>
                 <w:b w:val="0"/>
@@ -2809,395 +1141,15 @@
           </w:p>
         </w:tc>
       </w:tr>
-      <w:tr>
-        <w:tc>
-          <w:tcPr>
-            <w:tcW w:type="dxa" w:w="2160"/>
-          </w:tcPr>
-          <w:p>
-            <w:r/>
-            <w:r>
-              <w:rPr>
-                <w:b w:val="0"/>
-                <w:sz w:val="18"/>
-              </w:rPr>
-              <w:t>CP6</w:t>
-            </w:r>
-          </w:p>
-        </w:tc>
-        <w:tc>
-          <w:tcPr>
-            <w:tcW w:type="dxa" w:w="2160"/>
-          </w:tcPr>
-          <w:p>
-            <w:r/>
-            <w:r>
-              <w:rPr>
-                <w:b w:val="0"/>
-                <w:sz w:val="18"/>
-              </w:rPr>
-              <w:t>0.23</w:t>
-            </w:r>
-          </w:p>
-        </w:tc>
-        <w:tc>
-          <w:tcPr>
-            <w:tcW w:type="dxa" w:w="2160"/>
-          </w:tcPr>
-          <w:p>
-            <w:r/>
-            <w:r>
-              <w:rPr>
-                <w:b w:val="0"/>
-                <w:sz w:val="18"/>
-              </w:rPr>
-              <w:t>2.10</w:t>
-            </w:r>
-          </w:p>
-        </w:tc>
-        <w:tc>
-          <w:tcPr>
-            <w:tcW w:type="dxa" w:w="2160"/>
-          </w:tcPr>
-          <w:p>
-            <w:r/>
-            <w:r>
-              <w:rPr>
-                <w:b w:val="0"/>
-                <w:sz w:val="18"/>
-              </w:rPr>
-              <w:t>93.63</w:t>
-            </w:r>
-          </w:p>
-        </w:tc>
-      </w:tr>
-      <w:tr>
-        <w:tc>
-          <w:tcPr>
-            <w:tcW w:type="dxa" w:w="2160"/>
-          </w:tcPr>
-          <w:p>
-            <w:r/>
-            <w:r>
-              <w:rPr>
-                <w:b w:val="0"/>
-                <w:sz w:val="18"/>
-              </w:rPr>
-              <w:t>CP7</w:t>
-            </w:r>
-          </w:p>
-        </w:tc>
-        <w:tc>
-          <w:tcPr>
-            <w:tcW w:type="dxa" w:w="2160"/>
-          </w:tcPr>
-          <w:p>
-            <w:r/>
-            <w:r>
-              <w:rPr>
-                <w:b w:val="0"/>
-                <w:sz w:val="18"/>
-              </w:rPr>
-              <w:t>0.19</w:t>
-            </w:r>
-          </w:p>
-        </w:tc>
-        <w:tc>
-          <w:tcPr>
-            <w:tcW w:type="dxa" w:w="2160"/>
-          </w:tcPr>
-          <w:p>
-            <w:r/>
-            <w:r>
-              <w:rPr>
-                <w:b w:val="0"/>
-                <w:sz w:val="18"/>
-              </w:rPr>
-              <w:t>1.67</w:t>
-            </w:r>
-          </w:p>
-        </w:tc>
-        <w:tc>
-          <w:tcPr>
-            <w:tcW w:type="dxa" w:w="2160"/>
-          </w:tcPr>
-          <w:p>
-            <w:r/>
-            <w:r>
-              <w:rPr>
-                <w:b w:val="0"/>
-                <w:sz w:val="18"/>
-              </w:rPr>
-              <w:t>95.30</w:t>
-            </w:r>
-          </w:p>
-        </w:tc>
-      </w:tr>
-      <w:tr>
-        <w:tc>
-          <w:tcPr>
-            <w:tcW w:type="dxa" w:w="2160"/>
-          </w:tcPr>
-          <w:p>
-            <w:r/>
-            <w:r>
-              <w:rPr>
-                <w:b w:val="0"/>
-                <w:sz w:val="18"/>
-              </w:rPr>
-              <w:t>CP8</w:t>
-            </w:r>
-          </w:p>
-        </w:tc>
-        <w:tc>
-          <w:tcPr>
-            <w:tcW w:type="dxa" w:w="2160"/>
-          </w:tcPr>
-          <w:p>
-            <w:r/>
-            <w:r>
-              <w:rPr>
-                <w:b w:val="0"/>
-                <w:sz w:val="18"/>
-              </w:rPr>
-              <w:t>0.17</w:t>
-            </w:r>
-          </w:p>
-        </w:tc>
-        <w:tc>
-          <w:tcPr>
-            <w:tcW w:type="dxa" w:w="2160"/>
-          </w:tcPr>
-          <w:p>
-            <w:r/>
-            <w:r>
-              <w:rPr>
-                <w:b w:val="0"/>
-                <w:sz w:val="18"/>
-              </w:rPr>
-              <w:t>1.56</w:t>
-            </w:r>
-          </w:p>
-        </w:tc>
-        <w:tc>
-          <w:tcPr>
-            <w:tcW w:type="dxa" w:w="2160"/>
-          </w:tcPr>
-          <w:p>
-            <w:r/>
-            <w:r>
-              <w:rPr>
-                <w:b w:val="0"/>
-                <w:sz w:val="18"/>
-              </w:rPr>
-              <w:t>96.86</w:t>
-            </w:r>
-          </w:p>
-        </w:tc>
-      </w:tr>
-      <w:tr>
-        <w:tc>
-          <w:tcPr>
-            <w:tcW w:type="dxa" w:w="2160"/>
-          </w:tcPr>
-          <w:p>
-            <w:r/>
-            <w:r>
-              <w:rPr>
-                <w:b w:val="0"/>
-                <w:sz w:val="18"/>
-              </w:rPr>
-              <w:t>CP9</w:t>
-            </w:r>
-          </w:p>
-        </w:tc>
-        <w:tc>
-          <w:tcPr>
-            <w:tcW w:type="dxa" w:w="2160"/>
-          </w:tcPr>
-          <w:p>
-            <w:r/>
-            <w:r>
-              <w:rPr>
-                <w:b w:val="0"/>
-                <w:sz w:val="18"/>
-              </w:rPr>
-              <w:t>0.16</w:t>
-            </w:r>
-          </w:p>
-        </w:tc>
-        <w:tc>
-          <w:tcPr>
-            <w:tcW w:type="dxa" w:w="2160"/>
-          </w:tcPr>
-          <w:p>
-            <w:r/>
-            <w:r>
-              <w:rPr>
-                <w:b w:val="0"/>
-                <w:sz w:val="18"/>
-              </w:rPr>
-              <w:t>1.45</w:t>
-            </w:r>
-          </w:p>
-        </w:tc>
-        <w:tc>
-          <w:tcPr>
-            <w:tcW w:type="dxa" w:w="2160"/>
-          </w:tcPr>
-          <w:p>
-            <w:r/>
-            <w:r>
-              <w:rPr>
-                <w:b w:val="0"/>
-                <w:sz w:val="18"/>
-              </w:rPr>
-              <w:t>98.30</w:t>
-            </w:r>
-          </w:p>
-        </w:tc>
-      </w:tr>
-      <w:tr>
-        <w:tc>
-          <w:tcPr>
-            <w:tcW w:type="dxa" w:w="2160"/>
-          </w:tcPr>
-          <w:p>
-            <w:r/>
-            <w:r>
-              <w:rPr>
-                <w:b w:val="0"/>
-                <w:sz w:val="18"/>
-              </w:rPr>
-              <w:t>CP10</w:t>
-            </w:r>
-          </w:p>
-        </w:tc>
-        <w:tc>
-          <w:tcPr>
-            <w:tcW w:type="dxa" w:w="2160"/>
-          </w:tcPr>
-          <w:p>
-            <w:r/>
-            <w:r>
-              <w:rPr>
-                <w:b w:val="0"/>
-                <w:sz w:val="18"/>
-              </w:rPr>
-              <w:t>0.10</w:t>
-            </w:r>
-          </w:p>
-        </w:tc>
-        <w:tc>
-          <w:tcPr>
-            <w:tcW w:type="dxa" w:w="2160"/>
-          </w:tcPr>
-          <w:p>
-            <w:r/>
-            <w:r>
-              <w:rPr>
-                <w:b w:val="0"/>
-                <w:sz w:val="18"/>
-              </w:rPr>
-              <w:t>0.93</w:t>
-            </w:r>
-          </w:p>
-        </w:tc>
-        <w:tc>
-          <w:tcPr>
-            <w:tcW w:type="dxa" w:w="2160"/>
-          </w:tcPr>
-          <w:p>
-            <w:r/>
-            <w:r>
-              <w:rPr>
-                <w:b w:val="0"/>
-                <w:sz w:val="18"/>
-              </w:rPr>
-              <w:t>99.24</w:t>
-            </w:r>
-          </w:p>
-        </w:tc>
-      </w:tr>
-      <w:tr>
-        <w:tc>
-          <w:tcPr>
-            <w:tcW w:type="dxa" w:w="2160"/>
-          </w:tcPr>
-          <w:p>
-            <w:r/>
-            <w:r>
-              <w:rPr>
-                <w:b w:val="0"/>
-                <w:sz w:val="18"/>
-              </w:rPr>
-              <w:t>CP11</w:t>
-            </w:r>
-          </w:p>
-        </w:tc>
-        <w:tc>
-          <w:tcPr>
-            <w:tcW w:type="dxa" w:w="2160"/>
-          </w:tcPr>
-          <w:p>
-            <w:r/>
-            <w:r>
-              <w:rPr>
-                <w:b w:val="0"/>
-                <w:sz w:val="18"/>
-              </w:rPr>
-              <w:t>0.08</w:t>
-            </w:r>
-          </w:p>
-        </w:tc>
-        <w:tc>
-          <w:tcPr>
-            <w:tcW w:type="dxa" w:w="2160"/>
-          </w:tcPr>
-          <w:p>
-            <w:r/>
-            <w:r>
-              <w:rPr>
-                <w:b w:val="0"/>
-                <w:sz w:val="18"/>
-              </w:rPr>
-              <w:t>0.76</w:t>
-            </w:r>
-          </w:p>
-        </w:tc>
-        <w:tc>
-          <w:tcPr>
-            <w:tcW w:type="dxa" w:w="2160"/>
-          </w:tcPr>
-          <w:p>
-            <w:r/>
-            <w:r>
-              <w:rPr>
-                <w:b w:val="0"/>
-                <w:sz w:val="18"/>
-              </w:rPr>
-              <w:t>100.00</w:t>
-            </w:r>
-          </w:p>
-        </w:tc>
-      </w:tr>
     </w:tbl>
-    <w:p/>
-    <w:p>
-      <w:r>
-        <w:rPr>
-          <w:b w:val="0"/>
-          <w:i w:val="0"/>
-          <w:sz w:val="22"/>
-        </w:rPr>
-        <w:t>Les trois critères convergent parfaitement vers 3 axes : Kaiser retient 3 axes (valeurs propres 4.57 / 2.94 / 2.10, CP4 chute à 0.27) ; le seuil de 80% est atteint dès 3 axes (86.8% cumulés) ; et l'éboulis montre une rupture nette après CP3. On retient donc 3 axes pour la suite de l'analyse, qui restent individuellement lisibles tout en couvrant l'essentiel de l'information.</w:t>
-      </w:r>
-    </w:p>
     <w:p>
       <w:pPr>
         <w:pStyle w:val="Heading1"/>
       </w:pPr>
       <w:r>
+        <w:rPr>
+          <w:color w:val="1F3A5F"/>
+        </w:rPr>
         <w:t>Question 4 — Corrélations variables–axes et contributions</w:t>
       </w:r>
     </w:p>
@@ -3206,9 +1158,10 @@
         <w:rPr>
           <w:b w:val="0"/>
           <w:i w:val="0"/>
+          <w:color w:val="404040"/>
           <w:sz w:val="22"/>
         </w:rPr>
-        <w:t>Deux notions distinctes sont utilisées ici : la corrélation variable-axe (loading), qui place la variable dans le cercle des corrélations (entre -1 et 1), et la contribution, qui mesure la part de l'inertie d'un axe apportée par chaque variable (somme à 100% par axe). Le signe des composantes est arbitraire ; seule l'interprétation relative des signes entre variables sur un même axe a un sens.</w:t>
+        <w:t>La corrélation variable–axe (loading) place chaque variable dans le cercle des corrélations ; la contribution (%) mesure le poids de la variable dans la construction d'un axe (la somme des contributions sur un axe vaut 100 %). Le signe des composantes est arbitraire : seule l'interprétation relative des signes entre variables sur un même axe a un sens.</w:t>
       </w:r>
     </w:p>
     <w:p>
@@ -3216,14 +1169,15 @@
         <w:rPr>
           <w:b/>
           <w:i w:val="0"/>
-          <w:sz w:val="22"/>
+          <w:color w:val="404040"/>
+          <w:sz w:val="20"/>
         </w:rPr>
         <w:t>Corrélations variables–axes (cercle des corrélations) :</w:t>
       </w:r>
     </w:p>
     <w:tbl>
       <w:tblPr>
-        <w:tblStyle w:val="TableGrid"/>
+        <w:tblStyle w:val="LightGrid-Accent1"/>
         <w:tblW w:type="auto" w:w="0"/>
         <w:tblLook w:firstColumn="1" w:firstRow="1" w:lastColumn="0" w:lastRow="0" w:noHBand="0" w:noVBand="1" w:val="04A0"/>
       </w:tblPr>
@@ -3239,13 +1193,12 @@
             <w:tcW w:type="dxa" w:w="2160"/>
           </w:tcPr>
           <w:p>
-            <w:r/>
             <w:r>
               <w:rPr>
                 <w:b/>
                 <w:sz w:val="18"/>
               </w:rPr>
-              <w:t>Variable</w:t>
+              <w:t>variable</w:t>
             </w:r>
           </w:p>
         </w:tc>
@@ -3254,7 +1207,6 @@
             <w:tcW w:type="dxa" w:w="2160"/>
           </w:tcPr>
           <w:p>
-            <w:r/>
             <w:r>
               <w:rPr>
                 <w:b/>
@@ -3269,7 +1221,6 @@
             <w:tcW w:type="dxa" w:w="2160"/>
           </w:tcPr>
           <w:p>
-            <w:r/>
             <w:r>
               <w:rPr>
                 <w:b/>
@@ -3284,7 +1235,6 @@
             <w:tcW w:type="dxa" w:w="2160"/>
           </w:tcPr>
           <w:p>
-            <w:r/>
             <w:r>
               <w:rPr>
                 <w:b/>
@@ -3301,7 +1251,6 @@
             <w:tcW w:type="dxa" w:w="2160"/>
           </w:tcPr>
           <w:p>
-            <w:r/>
             <w:r>
               <w:rPr>
                 <w:b w:val="0"/>
@@ -3316,13 +1265,12 @@
             <w:tcW w:type="dxa" w:w="2160"/>
           </w:tcPr>
           <w:p>
-            <w:r/>
             <w:r>
               <w:rPr>
                 <w:b w:val="0"/>
                 <w:sz w:val="18"/>
               </w:rPr>
-              <w:t>0.747</w:t>
+              <w:t>0.75</w:t>
             </w:r>
           </w:p>
         </w:tc>
@@ -3331,13 +1279,12 @@
             <w:tcW w:type="dxa" w:w="2160"/>
           </w:tcPr>
           <w:p>
-            <w:r/>
             <w:r>
               <w:rPr>
                 <w:b w:val="0"/>
                 <w:sz w:val="18"/>
               </w:rPr>
-              <w:t>-0.544</w:t>
+              <w:t>-0.54</w:t>
             </w:r>
           </w:p>
         </w:tc>
@@ -3346,13 +1293,12 @@
             <w:tcW w:type="dxa" w:w="2160"/>
           </w:tcPr>
           <w:p>
-            <w:r/>
             <w:r>
               <w:rPr>
                 <w:b w:val="0"/>
                 <w:sz w:val="18"/>
               </w:rPr>
-              <w:t>0.269</w:t>
+              <w:t>0.27</w:t>
             </w:r>
           </w:p>
         </w:tc>
@@ -3363,7 +1309,6 @@
             <w:tcW w:type="dxa" w:w="2160"/>
           </w:tcPr>
           <w:p>
-            <w:r/>
             <w:r>
               <w:rPr>
                 <w:b w:val="0"/>
@@ -3378,13 +1323,12 @@
             <w:tcW w:type="dxa" w:w="2160"/>
           </w:tcPr>
           <w:p>
-            <w:r/>
             <w:r>
               <w:rPr>
                 <w:b w:val="0"/>
                 <w:sz w:val="18"/>
               </w:rPr>
-              <w:t>0.761</w:t>
+              <w:t>0.76</w:t>
             </w:r>
           </w:p>
         </w:tc>
@@ -3393,13 +1337,12 @@
             <w:tcW w:type="dxa" w:w="2160"/>
           </w:tcPr>
           <w:p>
-            <w:r/>
             <w:r>
               <w:rPr>
                 <w:b w:val="0"/>
                 <w:sz w:val="18"/>
               </w:rPr>
-              <w:t>-0.528</w:t>
+              <w:t>-0.53</w:t>
             </w:r>
           </w:p>
         </w:tc>
@@ -3408,13 +1351,12 @@
             <w:tcW w:type="dxa" w:w="2160"/>
           </w:tcPr>
           <w:p>
-            <w:r/>
             <w:r>
               <w:rPr>
                 <w:b w:val="0"/>
                 <w:sz w:val="18"/>
               </w:rPr>
-              <w:t>0.229</w:t>
+              <w:t>0.23</w:t>
             </w:r>
           </w:p>
         </w:tc>
@@ -3425,7 +1367,6 @@
             <w:tcW w:type="dxa" w:w="2160"/>
           </w:tcPr>
           <w:p>
-            <w:r/>
             <w:r>
               <w:rPr>
                 <w:b w:val="0"/>
@@ -3440,13 +1381,12 @@
             <w:tcW w:type="dxa" w:w="2160"/>
           </w:tcPr>
           <w:p>
-            <w:r/>
             <w:r>
               <w:rPr>
                 <w:b w:val="0"/>
                 <w:sz w:val="18"/>
               </w:rPr>
-              <w:t>0.742</w:t>
+              <w:t>0.74</w:t>
             </w:r>
           </w:p>
         </w:tc>
@@ -3455,13 +1395,12 @@
             <w:tcW w:type="dxa" w:w="2160"/>
           </w:tcPr>
           <w:p>
-            <w:r/>
             <w:r>
               <w:rPr>
                 <w:b w:val="0"/>
                 <w:sz w:val="18"/>
               </w:rPr>
-              <w:t>-0.556</w:t>
+              <w:t>-0.56</w:t>
             </w:r>
           </w:p>
         </w:tc>
@@ -3470,13 +1409,12 @@
             <w:tcW w:type="dxa" w:w="2160"/>
           </w:tcPr>
           <w:p>
-            <w:r/>
             <w:r>
               <w:rPr>
                 <w:b w:val="0"/>
                 <w:sz w:val="18"/>
               </w:rPr>
-              <w:t>0.259</w:t>
+              <w:t>0.26</w:t>
             </w:r>
           </w:p>
         </w:tc>
@@ -3487,7 +1425,6 @@
             <w:tcW w:type="dxa" w:w="2160"/>
           </w:tcPr>
           <w:p>
-            <w:r/>
             <w:r>
               <w:rPr>
                 <w:b w:val="0"/>
@@ -3502,13 +1439,12 @@
             <w:tcW w:type="dxa" w:w="2160"/>
           </w:tcPr>
           <w:p>
-            <w:r/>
             <w:r>
               <w:rPr>
                 <w:b w:val="0"/>
                 <w:sz w:val="18"/>
               </w:rPr>
-              <w:t>0.829</w:t>
+              <w:t>0.83</w:t>
             </w:r>
           </w:p>
         </w:tc>
@@ -3517,13 +1453,12 @@
             <w:tcW w:type="dxa" w:w="2160"/>
           </w:tcPr>
           <w:p>
-            <w:r/>
             <w:r>
               <w:rPr>
                 <w:b w:val="0"/>
                 <w:sz w:val="18"/>
               </w:rPr>
-              <w:t>-0.312</w:t>
+              <w:t>-0.31</w:t>
             </w:r>
           </w:p>
         </w:tc>
@@ -3532,13 +1467,12 @@
             <w:tcW w:type="dxa" w:w="2160"/>
           </w:tcPr>
           <w:p>
-            <w:r/>
             <w:r>
               <w:rPr>
                 <w:b w:val="0"/>
                 <w:sz w:val="18"/>
               </w:rPr>
-              <w:t>0.277</w:t>
+              <w:t>0.28</w:t>
             </w:r>
           </w:p>
         </w:tc>
@@ -3549,7 +1483,6 @@
             <w:tcW w:type="dxa" w:w="2160"/>
           </w:tcPr>
           <w:p>
-            <w:r/>
             <w:r>
               <w:rPr>
                 <w:b w:val="0"/>
@@ -3564,13 +1497,12 @@
             <w:tcW w:type="dxa" w:w="2160"/>
           </w:tcPr>
           <w:p>
-            <w:r/>
             <w:r>
               <w:rPr>
                 <w:b w:val="0"/>
                 <w:sz w:val="18"/>
               </w:rPr>
-              <w:t>0.606</w:t>
+              <w:t>0.61</w:t>
             </w:r>
           </w:p>
         </w:tc>
@@ -3579,13 +1511,12 @@
             <w:tcW w:type="dxa" w:w="2160"/>
           </w:tcPr>
           <w:p>
-            <w:r/>
             <w:r>
               <w:rPr>
                 <w:b w:val="0"/>
                 <w:sz w:val="18"/>
               </w:rPr>
-              <w:t>0.684</w:t>
+              <w:t>0.68</w:t>
             </w:r>
           </w:p>
         </w:tc>
@@ -3594,13 +1525,12 @@
             <w:tcW w:type="dxa" w:w="2160"/>
           </w:tcPr>
           <w:p>
-            <w:r/>
             <w:r>
               <w:rPr>
                 <w:b w:val="0"/>
                 <w:sz w:val="18"/>
               </w:rPr>
-              <w:t>0.188</w:t>
+              <w:t>0.19</w:t>
             </w:r>
           </w:p>
         </w:tc>
@@ -3611,7 +1541,6 @@
             <w:tcW w:type="dxa" w:w="2160"/>
           </w:tcPr>
           <w:p>
-            <w:r/>
             <w:r>
               <w:rPr>
                 <w:b w:val="0"/>
@@ -3626,13 +1555,12 @@
             <w:tcW w:type="dxa" w:w="2160"/>
           </w:tcPr>
           <w:p>
-            <w:r/>
             <w:r>
               <w:rPr>
                 <w:b w:val="0"/>
                 <w:sz w:val="18"/>
               </w:rPr>
-              <w:t>0.611</w:t>
+              <w:t>0.61</w:t>
             </w:r>
           </w:p>
         </w:tc>
@@ -3641,13 +1569,12 @@
             <w:tcW w:type="dxa" w:w="2160"/>
           </w:tcPr>
           <w:p>
-            <w:r/>
             <w:r>
               <w:rPr>
                 <w:b w:val="0"/>
                 <w:sz w:val="18"/>
               </w:rPr>
-              <w:t>0.632</w:t>
+              <w:t>0.63</w:t>
             </w:r>
           </w:p>
         </w:tc>
@@ -3656,13 +1583,12 @@
             <w:tcW w:type="dxa" w:w="2160"/>
           </w:tcPr>
           <w:p>
-            <w:r/>
             <w:r>
               <w:rPr>
                 <w:b w:val="0"/>
                 <w:sz w:val="18"/>
               </w:rPr>
-              <w:t>0.209</w:t>
+              <w:t>0.21</w:t>
             </w:r>
           </w:p>
         </w:tc>
@@ -3673,7 +1599,6 @@
             <w:tcW w:type="dxa" w:w="2160"/>
           </w:tcPr>
           <w:p>
-            <w:r/>
             <w:r>
               <w:rPr>
                 <w:b w:val="0"/>
@@ -3688,13 +1613,12 @@
             <w:tcW w:type="dxa" w:w="2160"/>
           </w:tcPr>
           <w:p>
-            <w:r/>
             <w:r>
               <w:rPr>
                 <w:b w:val="0"/>
                 <w:sz w:val="18"/>
               </w:rPr>
-              <w:t>0.549</w:t>
+              <w:t>0.55</w:t>
             </w:r>
           </w:p>
         </w:tc>
@@ -3703,13 +1627,12 @@
             <w:tcW w:type="dxa" w:w="2160"/>
           </w:tcPr>
           <w:p>
-            <w:r/>
             <w:r>
               <w:rPr>
                 <w:b w:val="0"/>
                 <w:sz w:val="18"/>
               </w:rPr>
-              <w:t>0.724</w:t>
+              <w:t>0.72</w:t>
             </w:r>
           </w:p>
         </w:tc>
@@ -3718,13 +1641,12 @@
             <w:tcW w:type="dxa" w:w="2160"/>
           </w:tcPr>
           <w:p>
-            <w:r/>
             <w:r>
               <w:rPr>
                 <w:b w:val="0"/>
                 <w:sz w:val="18"/>
               </w:rPr>
-              <w:t>0.068</w:t>
+              <w:t>0.07</w:t>
             </w:r>
           </w:p>
         </w:tc>
@@ -3735,7 +1657,6 @@
             <w:tcW w:type="dxa" w:w="2160"/>
           </w:tcPr>
           <w:p>
-            <w:r/>
             <w:r>
               <w:rPr>
                 <w:b w:val="0"/>
@@ -3750,13 +1671,12 @@
             <w:tcW w:type="dxa" w:w="2160"/>
           </w:tcPr>
           <w:p>
-            <w:r/>
             <w:r>
               <w:rPr>
                 <w:b w:val="0"/>
                 <w:sz w:val="18"/>
               </w:rPr>
-              <w:t>0.548</w:t>
+              <w:t>0.55</w:t>
             </w:r>
           </w:p>
         </w:tc>
@@ -3765,13 +1685,12 @@
             <w:tcW w:type="dxa" w:w="2160"/>
           </w:tcPr>
           <w:p>
-            <w:r/>
             <w:r>
               <w:rPr>
                 <w:b w:val="0"/>
                 <w:sz w:val="18"/>
               </w:rPr>
-              <w:t>0.736</w:t>
+              <w:t>0.74</w:t>
             </w:r>
           </w:p>
         </w:tc>
@@ -3780,13 +1699,12 @@
             <w:tcW w:type="dxa" w:w="2160"/>
           </w:tcPr>
           <w:p>
-            <w:r/>
             <w:r>
               <w:rPr>
                 <w:b w:val="0"/>
                 <w:sz w:val="18"/>
               </w:rPr>
-              <w:t>0.090</w:t>
+              <w:t>0.09</w:t>
             </w:r>
           </w:p>
         </w:tc>
@@ -3797,7 +1715,6 @@
             <w:tcW w:type="dxa" w:w="2160"/>
           </w:tcPr>
           <w:p>
-            <w:r/>
             <w:r>
               <w:rPr>
                 <w:b w:val="0"/>
@@ -3812,13 +1729,12 @@
             <w:tcW w:type="dxa" w:w="2160"/>
           </w:tcPr>
           <w:p>
-            <w:r/>
             <w:r>
               <w:rPr>
                 <w:b w:val="0"/>
                 <w:sz w:val="18"/>
               </w:rPr>
-              <w:t>-0.699</w:t>
+              <w:t>-0.70</w:t>
             </w:r>
           </w:p>
         </w:tc>
@@ -3827,13 +1743,12 @@
             <w:tcW w:type="dxa" w:w="2160"/>
           </w:tcPr>
           <w:p>
-            <w:r/>
             <w:r>
               <w:rPr>
                 <w:b w:val="0"/>
                 <w:sz w:val="18"/>
               </w:rPr>
-              <w:t>0.161</w:t>
+              <w:t>0.16</w:t>
             </w:r>
           </w:p>
         </w:tc>
@@ -3842,13 +1757,12 @@
             <w:tcW w:type="dxa" w:w="2160"/>
           </w:tcPr>
           <w:p>
-            <w:r/>
             <w:r>
               <w:rPr>
                 <w:b w:val="0"/>
                 <w:sz w:val="18"/>
               </w:rPr>
-              <w:t>0.614</w:t>
+              <w:t>0.61</w:t>
             </w:r>
           </w:p>
         </w:tc>
@@ -3859,7 +1773,6 @@
             <w:tcW w:type="dxa" w:w="2160"/>
           </w:tcPr>
           <w:p>
-            <w:r/>
             <w:r>
               <w:rPr>
                 <w:b w:val="0"/>
@@ -3874,13 +1787,12 @@
             <w:tcW w:type="dxa" w:w="2160"/>
           </w:tcPr>
           <w:p>
-            <w:r/>
             <w:r>
               <w:rPr>
                 <w:b w:val="0"/>
                 <w:sz w:val="18"/>
               </w:rPr>
-              <w:t>0.453</w:t>
+              <w:t>0.45</w:t>
             </w:r>
           </w:p>
         </w:tc>
@@ -3889,13 +1801,12 @@
             <w:tcW w:type="dxa" w:w="2160"/>
           </w:tcPr>
           <w:p>
-            <w:r/>
             <w:r>
               <w:rPr>
                 <w:b w:val="0"/>
                 <w:sz w:val="18"/>
               </w:rPr>
-              <w:t>-0.001</w:t>
+              <w:t>-0.00</w:t>
             </w:r>
           </w:p>
         </w:tc>
@@ -3904,13 +1815,12 @@
             <w:tcW w:type="dxa" w:w="2160"/>
           </w:tcPr>
           <w:p>
-            <w:r/>
             <w:r>
               <w:rPr>
                 <w:b w:val="0"/>
                 <w:sz w:val="18"/>
               </w:rPr>
-              <w:t>-0.800</w:t>
+              <w:t>-0.80</w:t>
             </w:r>
           </w:p>
         </w:tc>
@@ -3921,7 +1831,6 @@
             <w:tcW w:type="dxa" w:w="2160"/>
           </w:tcPr>
           <w:p>
-            <w:r/>
             <w:r>
               <w:rPr>
                 <w:b w:val="0"/>
@@ -3936,13 +1845,12 @@
             <w:tcW w:type="dxa" w:w="2160"/>
           </w:tcPr>
           <w:p>
-            <w:r/>
             <w:r>
               <w:rPr>
                 <w:b w:val="0"/>
                 <w:sz w:val="18"/>
               </w:rPr>
-              <w:t>-0.393</w:t>
+              <w:t>-0.39</w:t>
             </w:r>
           </w:p>
         </w:tc>
@@ -3951,13 +1859,12 @@
             <w:tcW w:type="dxa" w:w="2160"/>
           </w:tcPr>
           <w:p>
-            <w:r/>
             <w:r>
               <w:rPr>
                 <w:b w:val="0"/>
                 <w:sz w:val="18"/>
               </w:rPr>
-              <w:t>0.025</w:t>
+              <w:t>0.03</w:t>
             </w:r>
           </w:p>
         </w:tc>
@@ -3966,795 +1873,26 @@
             <w:tcW w:type="dxa" w:w="2160"/>
           </w:tcPr>
           <w:p>
-            <w:r/>
             <w:r>
               <w:rPr>
                 <w:b w:val="0"/>
                 <w:sz w:val="18"/>
               </w:rPr>
-              <w:t>0.847</w:t>
+              <w:t>0.85</w:t>
             </w:r>
           </w:p>
         </w:tc>
       </w:tr>
     </w:tbl>
-    <w:p/>
-    <w:p>
-      <w:r>
-        <w:rPr>
-          <w:b/>
-          <w:i w:val="0"/>
-          <w:sz w:val="22"/>
-        </w:rPr>
-        <w:t>Contributions (%) des variables aux axes :</w:t>
-      </w:r>
-    </w:p>
-    <w:tbl>
-      <w:tblPr>
-        <w:tblStyle w:val="TableGrid"/>
-        <w:tblW w:type="auto" w:w="0"/>
-        <w:tblLook w:firstColumn="1" w:firstRow="1" w:lastColumn="0" w:lastRow="0" w:noHBand="0" w:noVBand="1" w:val="04A0"/>
-      </w:tblPr>
-      <w:tblGrid>
-        <w:gridCol w:w="2160"/>
-        <w:gridCol w:w="2160"/>
-        <w:gridCol w:w="2160"/>
-        <w:gridCol w:w="2160"/>
-      </w:tblGrid>
-      <w:tr>
-        <w:tc>
-          <w:tcPr>
-            <w:tcW w:type="dxa" w:w="2160"/>
-          </w:tcPr>
-          <w:p>
-            <w:r/>
-            <w:r>
-              <w:rPr>
-                <w:b/>
-                <w:sz w:val="18"/>
-              </w:rPr>
-              <w:t>Variable</w:t>
-            </w:r>
-          </w:p>
-        </w:tc>
-        <w:tc>
-          <w:tcPr>
-            <w:tcW w:type="dxa" w:w="2160"/>
-          </w:tcPr>
-          <w:p>
-            <w:r/>
-            <w:r>
-              <w:rPr>
-                <w:b/>
-                <w:sz w:val="18"/>
-              </w:rPr>
-              <w:t>CP1</w:t>
-            </w:r>
-          </w:p>
-        </w:tc>
-        <w:tc>
-          <w:tcPr>
-            <w:tcW w:type="dxa" w:w="2160"/>
-          </w:tcPr>
-          <w:p>
-            <w:r/>
-            <w:r>
-              <w:rPr>
-                <w:b/>
-                <w:sz w:val="18"/>
-              </w:rPr>
-              <w:t>CP2</w:t>
-            </w:r>
-          </w:p>
-        </w:tc>
-        <w:tc>
-          <w:tcPr>
-            <w:tcW w:type="dxa" w:w="2160"/>
-          </w:tcPr>
-          <w:p>
-            <w:r/>
-            <w:r>
-              <w:rPr>
-                <w:b/>
-                <w:sz w:val="18"/>
-              </w:rPr>
-              <w:t>CP3</w:t>
-            </w:r>
-          </w:p>
-        </w:tc>
-      </w:tr>
-      <w:tr>
-        <w:tc>
-          <w:tcPr>
-            <w:tcW w:type="dxa" w:w="2160"/>
-          </w:tcPr>
-          <w:p>
-            <w:r/>
-            <w:r>
-              <w:rPr>
-                <w:b w:val="0"/>
-                <w:sz w:val="18"/>
-              </w:rPr>
-              <w:t>cpu_pct</w:t>
-            </w:r>
-          </w:p>
-        </w:tc>
-        <w:tc>
-          <w:tcPr>
-            <w:tcW w:type="dxa" w:w="2160"/>
-          </w:tcPr>
-          <w:p>
-            <w:r/>
-            <w:r>
-              <w:rPr>
-                <w:b w:val="0"/>
-                <w:sz w:val="18"/>
-              </w:rPr>
-              <w:t>12.21</w:t>
-            </w:r>
-          </w:p>
-        </w:tc>
-        <w:tc>
-          <w:tcPr>
-            <w:tcW w:type="dxa" w:w="2160"/>
-          </w:tcPr>
-          <w:p>
-            <w:r/>
-            <w:r>
-              <w:rPr>
-                <w:b w:val="0"/>
-                <w:sz w:val="18"/>
-              </w:rPr>
-              <w:t>10.06</w:t>
-            </w:r>
-          </w:p>
-        </w:tc>
-        <w:tc>
-          <w:tcPr>
-            <w:tcW w:type="dxa" w:w="2160"/>
-          </w:tcPr>
-          <w:p>
-            <w:r/>
-            <w:r>
-              <w:rPr>
-                <w:b w:val="0"/>
-                <w:sz w:val="18"/>
-              </w:rPr>
-              <w:t>3.44</w:t>
-            </w:r>
-          </w:p>
-        </w:tc>
-      </w:tr>
-      <w:tr>
-        <w:tc>
-          <w:tcPr>
-            <w:tcW w:type="dxa" w:w="2160"/>
-          </w:tcPr>
-          <w:p>
-            <w:r/>
-            <w:r>
-              <w:rPr>
-                <w:b w:val="0"/>
-                <w:sz w:val="18"/>
-              </w:rPr>
-              <w:t>ram_pct</w:t>
-            </w:r>
-          </w:p>
-        </w:tc>
-        <w:tc>
-          <w:tcPr>
-            <w:tcW w:type="dxa" w:w="2160"/>
-          </w:tcPr>
-          <w:p>
-            <w:r/>
-            <w:r>
-              <w:rPr>
-                <w:b w:val="0"/>
-                <w:sz w:val="18"/>
-              </w:rPr>
-              <w:t>12.68</w:t>
-            </w:r>
-          </w:p>
-        </w:tc>
-        <w:tc>
-          <w:tcPr>
-            <w:tcW w:type="dxa" w:w="2160"/>
-          </w:tcPr>
-          <w:p>
-            <w:r/>
-            <w:r>
-              <w:rPr>
-                <w:b w:val="0"/>
-                <w:sz w:val="18"/>
-              </w:rPr>
-              <w:t>9.49</w:t>
-            </w:r>
-          </w:p>
-        </w:tc>
-        <w:tc>
-          <w:tcPr>
-            <w:tcW w:type="dxa" w:w="2160"/>
-          </w:tcPr>
-          <w:p>
-            <w:r/>
-            <w:r>
-              <w:rPr>
-                <w:b w:val="0"/>
-                <w:sz w:val="18"/>
-              </w:rPr>
-              <w:t>2.50</w:t>
-            </w:r>
-          </w:p>
-        </w:tc>
-      </w:tr>
-      <w:tr>
-        <w:tc>
-          <w:tcPr>
-            <w:tcW w:type="dxa" w:w="2160"/>
-          </w:tcPr>
-          <w:p>
-            <w:r/>
-            <w:r>
-              <w:rPr>
-                <w:b w:val="0"/>
-                <w:sz w:val="18"/>
-              </w:rPr>
-              <w:t>trafic_mbps</w:t>
-            </w:r>
-          </w:p>
-        </w:tc>
-        <w:tc>
-          <w:tcPr>
-            <w:tcW w:type="dxa" w:w="2160"/>
-          </w:tcPr>
-          <w:p>
-            <w:r/>
-            <w:r>
-              <w:rPr>
-                <w:b w:val="0"/>
-                <w:sz w:val="18"/>
-              </w:rPr>
-              <w:t>12.06</w:t>
-            </w:r>
-          </w:p>
-        </w:tc>
-        <w:tc>
-          <w:tcPr>
-            <w:tcW w:type="dxa" w:w="2160"/>
-          </w:tcPr>
-          <w:p>
-            <w:r/>
-            <w:r>
-              <w:rPr>
-                <w:b w:val="0"/>
-                <w:sz w:val="18"/>
-              </w:rPr>
-              <w:t>10.51</w:t>
-            </w:r>
-          </w:p>
-        </w:tc>
-        <w:tc>
-          <w:tcPr>
-            <w:tcW w:type="dxa" w:w="2160"/>
-          </w:tcPr>
-          <w:p>
-            <w:r/>
-            <w:r>
-              <w:rPr>
-                <w:b w:val="0"/>
-                <w:sz w:val="18"/>
-              </w:rPr>
-              <w:t>3.20</w:t>
-            </w:r>
-          </w:p>
-        </w:tc>
-      </w:tr>
-      <w:tr>
-        <w:tc>
-          <w:tcPr>
-            <w:tcW w:type="dxa" w:w="2160"/>
-          </w:tcPr>
-          <w:p>
-            <w:r/>
-            <w:r>
-              <w:rPr>
-                <w:b w:val="0"/>
-                <w:sz w:val="18"/>
-              </w:rPr>
-              <w:t>latence_ms</w:t>
-            </w:r>
-          </w:p>
-        </w:tc>
-        <w:tc>
-          <w:tcPr>
-            <w:tcW w:type="dxa" w:w="2160"/>
-          </w:tcPr>
-          <w:p>
-            <w:r/>
-            <w:r>
-              <w:rPr>
-                <w:b w:val="0"/>
-                <w:sz w:val="18"/>
-              </w:rPr>
-              <w:t>15.05</w:t>
-            </w:r>
-          </w:p>
-        </w:tc>
-        <w:tc>
-          <w:tcPr>
-            <w:tcW w:type="dxa" w:w="2160"/>
-          </w:tcPr>
-          <w:p>
-            <w:r/>
-            <w:r>
-              <w:rPr>
-                <w:b w:val="0"/>
-                <w:sz w:val="18"/>
-              </w:rPr>
-              <w:t>3.31</w:t>
-            </w:r>
-          </w:p>
-        </w:tc>
-        <w:tc>
-          <w:tcPr>
-            <w:tcW w:type="dxa" w:w="2160"/>
-          </w:tcPr>
-          <w:p>
-            <w:r/>
-            <w:r>
-              <w:rPr>
-                <w:b w:val="0"/>
-                <w:sz w:val="18"/>
-              </w:rPr>
-              <w:t>3.65</w:t>
-            </w:r>
-          </w:p>
-        </w:tc>
-      </w:tr>
-      <w:tr>
-        <w:tc>
-          <w:tcPr>
-            <w:tcW w:type="dxa" w:w="2160"/>
-          </w:tcPr>
-          <w:p>
-            <w:r/>
-            <w:r>
-              <w:rPr>
-                <w:b w:val="0"/>
-                <w:sz w:val="18"/>
-              </w:rPr>
-              <w:t>tentatives_intrusion</w:t>
-            </w:r>
-          </w:p>
-        </w:tc>
-        <w:tc>
-          <w:tcPr>
-            <w:tcW w:type="dxa" w:w="2160"/>
-          </w:tcPr>
-          <w:p>
-            <w:r/>
-            <w:r>
-              <w:rPr>
-                <w:b w:val="0"/>
-                <w:sz w:val="18"/>
-              </w:rPr>
-              <w:t>8.05</w:t>
-            </w:r>
-          </w:p>
-        </w:tc>
-        <w:tc>
-          <w:tcPr>
-            <w:tcW w:type="dxa" w:w="2160"/>
-          </w:tcPr>
-          <w:p>
-            <w:r/>
-            <w:r>
-              <w:rPr>
-                <w:b w:val="0"/>
-                <w:sz w:val="18"/>
-              </w:rPr>
-              <w:t>15.90</w:t>
-            </w:r>
-          </w:p>
-        </w:tc>
-        <w:tc>
-          <w:tcPr>
-            <w:tcW w:type="dxa" w:w="2160"/>
-          </w:tcPr>
-          <w:p>
-            <w:r/>
-            <w:r>
-              <w:rPr>
-                <w:b w:val="0"/>
-                <w:sz w:val="18"/>
-              </w:rPr>
-              <w:t>1.69</w:t>
-            </w:r>
-          </w:p>
-        </w:tc>
-      </w:tr>
-      <w:tr>
-        <w:tc>
-          <w:tcPr>
-            <w:tcW w:type="dxa" w:w="2160"/>
-          </w:tcPr>
-          <w:p>
-            <w:r/>
-            <w:r>
-              <w:rPr>
-                <w:b w:val="0"/>
-                <w:sz w:val="18"/>
-              </w:rPr>
-              <w:t>ports_exposes</w:t>
-            </w:r>
-          </w:p>
-        </w:tc>
-        <w:tc>
-          <w:tcPr>
-            <w:tcW w:type="dxa" w:w="2160"/>
-          </w:tcPr>
-          <w:p>
-            <w:r/>
-            <w:r>
-              <w:rPr>
-                <w:b w:val="0"/>
-                <w:sz w:val="18"/>
-              </w:rPr>
-              <w:t>8.18</w:t>
-            </w:r>
-          </w:p>
-        </w:tc>
-        <w:tc>
-          <w:tcPr>
-            <w:tcW w:type="dxa" w:w="2160"/>
-          </w:tcPr>
-          <w:p>
-            <w:r/>
-            <w:r>
-              <w:rPr>
-                <w:b w:val="0"/>
-                <w:sz w:val="18"/>
-              </w:rPr>
-              <w:t>13.59</w:t>
-            </w:r>
-          </w:p>
-        </w:tc>
-        <w:tc>
-          <w:tcPr>
-            <w:tcW w:type="dxa" w:w="2160"/>
-          </w:tcPr>
-          <w:p>
-            <w:r/>
-            <w:r>
-              <w:rPr>
-                <w:b w:val="0"/>
-                <w:sz w:val="18"/>
-              </w:rPr>
-              <w:t>2.08</w:t>
-            </w:r>
-          </w:p>
-        </w:tc>
-      </w:tr>
-      <w:tr>
-        <w:tc>
-          <w:tcPr>
-            <w:tcW w:type="dxa" w:w="2160"/>
-          </w:tcPr>
-          <w:p>
-            <w:r/>
-            <w:r>
-              <w:rPr>
-                <w:b w:val="0"/>
-                <w:sz w:val="18"/>
-              </w:rPr>
-              <w:t>vulnerabilites_ouvertes</w:t>
-            </w:r>
-          </w:p>
-        </w:tc>
-        <w:tc>
-          <w:tcPr>
-            <w:tcW w:type="dxa" w:w="2160"/>
-          </w:tcPr>
-          <w:p>
-            <w:r/>
-            <w:r>
-              <w:rPr>
-                <w:b w:val="0"/>
-                <w:sz w:val="18"/>
-              </w:rPr>
-              <w:t>6.60</w:t>
-            </w:r>
-          </w:p>
-        </w:tc>
-        <w:tc>
-          <w:tcPr>
-            <w:tcW w:type="dxa" w:w="2160"/>
-          </w:tcPr>
-          <w:p>
-            <w:r/>
-            <w:r>
-              <w:rPr>
-                <w:b w:val="0"/>
-                <w:sz w:val="18"/>
-              </w:rPr>
-              <w:t>17.84</w:t>
-            </w:r>
-          </w:p>
-        </w:tc>
-        <w:tc>
-          <w:tcPr>
-            <w:tcW w:type="dxa" w:w="2160"/>
-          </w:tcPr>
-          <w:p>
-            <w:r/>
-            <w:r>
-              <w:rPr>
-                <w:b w:val="0"/>
-                <w:sz w:val="18"/>
-              </w:rPr>
-              <w:t>0.22</w:t>
-            </w:r>
-          </w:p>
-        </w:tc>
-      </w:tr>
-      <w:tr>
-        <w:tc>
-          <w:tcPr>
-            <w:tcW w:type="dxa" w:w="2160"/>
-          </w:tcPr>
-          <w:p>
-            <w:r/>
-            <w:r>
-              <w:rPr>
-                <w:b w:val="0"/>
-                <w:sz w:val="18"/>
-              </w:rPr>
-              <w:t>jours_depuis_correctif</w:t>
-            </w:r>
-          </w:p>
-        </w:tc>
-        <w:tc>
-          <w:tcPr>
-            <w:tcW w:type="dxa" w:w="2160"/>
-          </w:tcPr>
-          <w:p>
-            <w:r/>
-            <w:r>
-              <w:rPr>
-                <w:b w:val="0"/>
-                <w:sz w:val="18"/>
-              </w:rPr>
-              <w:t>6.58</w:t>
-            </w:r>
-          </w:p>
-        </w:tc>
-        <w:tc>
-          <w:tcPr>
-            <w:tcW w:type="dxa" w:w="2160"/>
-          </w:tcPr>
-          <w:p>
-            <w:r/>
-            <w:r>
-              <w:rPr>
-                <w:b w:val="0"/>
-                <w:sz w:val="18"/>
-              </w:rPr>
-              <w:t>18.40</w:t>
-            </w:r>
-          </w:p>
-        </w:tc>
-        <w:tc>
-          <w:tcPr>
-            <w:tcW w:type="dxa" w:w="2160"/>
-          </w:tcPr>
-          <w:p>
-            <w:r/>
-            <w:r>
-              <w:rPr>
-                <w:b w:val="0"/>
-                <w:sz w:val="18"/>
-              </w:rPr>
-              <w:t>0.39</w:t>
-            </w:r>
-          </w:p>
-        </w:tc>
-      </w:tr>
-      <w:tr>
-        <w:tc>
-          <w:tcPr>
-            <w:tcW w:type="dxa" w:w="2160"/>
-          </w:tcPr>
-          <w:p>
-            <w:r/>
-            <w:r>
-              <w:rPr>
-                <w:b w:val="0"/>
-                <w:sz w:val="18"/>
-              </w:rPr>
-              <w:t>disponibilite_pct</w:t>
-            </w:r>
-          </w:p>
-        </w:tc>
-        <w:tc>
-          <w:tcPr>
-            <w:tcW w:type="dxa" w:w="2160"/>
-          </w:tcPr>
-          <w:p>
-            <w:r/>
-            <w:r>
-              <w:rPr>
-                <w:b w:val="0"/>
-                <w:sz w:val="18"/>
-              </w:rPr>
-              <w:t>10.70</w:t>
-            </w:r>
-          </w:p>
-        </w:tc>
-        <w:tc>
-          <w:tcPr>
-            <w:tcW w:type="dxa" w:w="2160"/>
-          </w:tcPr>
-          <w:p>
-            <w:r/>
-            <w:r>
-              <w:rPr>
-                <w:b w:val="0"/>
-                <w:sz w:val="18"/>
-              </w:rPr>
-              <w:t>0.88</w:t>
-            </w:r>
-          </w:p>
-        </w:tc>
-        <w:tc>
-          <w:tcPr>
-            <w:tcW w:type="dxa" w:w="2160"/>
-          </w:tcPr>
-          <w:p>
-            <w:r/>
-            <w:r>
-              <w:rPr>
-                <w:b w:val="0"/>
-                <w:sz w:val="18"/>
-              </w:rPr>
-              <w:t>18.03</w:t>
-            </w:r>
-          </w:p>
-        </w:tc>
-      </w:tr>
-      <w:tr>
-        <w:tc>
-          <w:tcPr>
-            <w:tcW w:type="dxa" w:w="2160"/>
-          </w:tcPr>
-          <w:p>
-            <w:r/>
-            <w:r>
-              <w:rPr>
-                <w:b w:val="0"/>
-                <w:sz w:val="18"/>
-              </w:rPr>
-              <w:t>temps_retablissement_min</w:t>
-            </w:r>
-          </w:p>
-        </w:tc>
-        <w:tc>
-          <w:tcPr>
-            <w:tcW w:type="dxa" w:w="2160"/>
-          </w:tcPr>
-          <w:p>
-            <w:r/>
-            <w:r>
-              <w:rPr>
-                <w:b w:val="0"/>
-                <w:sz w:val="18"/>
-              </w:rPr>
-              <w:t>4.50</w:t>
-            </w:r>
-          </w:p>
-        </w:tc>
-        <w:tc>
-          <w:tcPr>
-            <w:tcW w:type="dxa" w:w="2160"/>
-          </w:tcPr>
-          <w:p>
-            <w:r/>
-            <w:r>
-              <w:rPr>
-                <w:b w:val="0"/>
-                <w:sz w:val="18"/>
-              </w:rPr>
-              <w:t>0.00</w:t>
-            </w:r>
-          </w:p>
-        </w:tc>
-        <w:tc>
-          <w:tcPr>
-            <w:tcW w:type="dxa" w:w="2160"/>
-          </w:tcPr>
-          <w:p>
-            <w:r/>
-            <w:r>
-              <w:rPr>
-                <w:b w:val="0"/>
-                <w:sz w:val="18"/>
-              </w:rPr>
-              <w:t>30.59</w:t>
-            </w:r>
-          </w:p>
-        </w:tc>
-      </w:tr>
-      <w:tr>
-        <w:tc>
-          <w:tcPr>
-            <w:tcW w:type="dxa" w:w="2160"/>
-          </w:tcPr>
-          <w:p>
-            <w:r/>
-            <w:r>
-              <w:rPr>
-                <w:b w:val="0"/>
-                <w:sz w:val="18"/>
-              </w:rPr>
-              <w:t>sauvegardes_reussies_pct</w:t>
-            </w:r>
-          </w:p>
-        </w:tc>
-        <w:tc>
-          <w:tcPr>
-            <w:tcW w:type="dxa" w:w="2160"/>
-          </w:tcPr>
-          <w:p>
-            <w:r/>
-            <w:r>
-              <w:rPr>
-                <w:b w:val="0"/>
-                <w:sz w:val="18"/>
-              </w:rPr>
-              <w:t>3.38</w:t>
-            </w:r>
-          </w:p>
-        </w:tc>
-        <w:tc>
-          <w:tcPr>
-            <w:tcW w:type="dxa" w:w="2160"/>
-          </w:tcPr>
-          <w:p>
-            <w:r/>
-            <w:r>
-              <w:rPr>
-                <w:b w:val="0"/>
-                <w:sz w:val="18"/>
-              </w:rPr>
-              <w:t>0.02</w:t>
-            </w:r>
-          </w:p>
-        </w:tc>
-        <w:tc>
-          <w:tcPr>
-            <w:tcW w:type="dxa" w:w="2160"/>
-          </w:tcPr>
-          <w:p>
-            <w:r/>
-            <w:r>
-              <w:rPr>
-                <w:b w:val="0"/>
-                <w:sz w:val="18"/>
-              </w:rPr>
-              <w:t>34.21</w:t>
-            </w:r>
-          </w:p>
-        </w:tc>
-      </w:tr>
-    </w:tbl>
-    <w:p/>
     <w:p>
       <w:r>
         <w:rPr>
           <w:b w:val="0"/>
           <w:i w:val="0"/>
+          <w:color w:val="404040"/>
           <w:sz w:val="22"/>
         </w:rPr>
-        <w:t>CP1 (41.3%) oppose la quasi-totalité des variables (charge, exposition, incidents) à disponibilite_pct et sauvegardes_reussies_pct : c'est un axe global de risque/résilience inversée. CP2 (26.6%) oppose nettement le bloc charge/performance au bloc exposition/sécurité : il différencie le type de stress dominant d'un serveur. CP3 (18.9%) est dominé par les trois variables de résilience/sauvegarde (sauvegardes_reussies_pct, temps_retablissement_min, disponibilite_pct), qui expliquent à elles seules 82.8% de son inertie : c'est un axe de résilience opérationnelle, largement indépendant de CP1 et CP2.</w:t>
+        <w:t>CP1 oppose « charge + exposition + incidents » à « résilience/disponibilité » (axe global de risque). CP2 oppose le bloc charge/performance au bloc exposition/sécurité (type de stress dominant). CP3 est dominé par les variables de résilience/sauvegarde (sauvegardes_reussies_pct, temps_retablissement_min, disponibilite_pct), qui expliquent à elles seules plus de 80 % de l'inertie de cet axe — un axe de résilience opérationnelle largement indépendant de CP1 et CP2.</w:t>
       </w:r>
     </w:p>
     <w:p>
@@ -4762,6 +1900,9 @@
         <w:pStyle w:val="Heading1"/>
       </w:pPr>
       <w:r>
+        <w:rPr>
+          <w:color w:val="1F3A5F"/>
+        </w:rPr>
         <w:t>Question 5 — Cercle des corrélations et carte thermique</w:t>
       </w:r>
     </w:p>
@@ -4770,9 +1911,10 @@
         <w:rPr>
           <w:b w:val="0"/>
           <w:i w:val="0"/>
+          <w:color w:val="404040"/>
           <w:sz w:val="22"/>
         </w:rPr>
-        <w:t>Le cercle des corrélations place chaque variable à ses coordonnées (loading CP1, loading CP2) : plus une flèche est proche du cercle unité, mieux la variable est représentée dans ce plan. La qualité de représentation d'une variable dans un plan se mesure par le cos² (somme des loadings² des deux axes du plan), une notion distincte de la contribution (Question 4).</w:t>
+        <w:t>Le cercle des corrélations place chaque variable à ses coordonnées (loading_CP1, loading_CP2) : plus une flèche est proche du cercle unité, mieux la variable est représentée dans ce plan.</w:t>
       </w:r>
     </w:p>
     <w:p>
@@ -4782,7 +1924,7 @@
       <w:r>
         <w:drawing>
           <wp:inline xmlns:a="http://schemas.openxmlformats.org/drawingml/2006/main" xmlns:pic="http://schemas.openxmlformats.org/drawingml/2006/picture">
-            <wp:extent cx="5486400" cy="5486400"/>
+            <wp:extent cx="4389120" cy="4389120"/>
             <wp:docPr id="3" name="Picture 3"/>
             <wp:cNvGraphicFramePr>
               <a:graphicFrameLocks noChangeAspect="1"/>
@@ -4803,7 +1945,7 @@
                   <pic:spPr>
                     <a:xfrm>
                       <a:off x="0" y="0"/>
-                      <a:ext cx="5486400" cy="5486400"/>
+                      <a:ext cx="4389120" cy="4389120"/>
                     </a:xfrm>
                     <a:prstGeom prst="rect"/>
                   </pic:spPr>
@@ -4821,9 +1963,10 @@
       <w:r>
         <w:rPr>
           <w:i/>
+          <w:color w:val="404040"/>
           <w:sz w:val="18"/>
         </w:rPr>
-        <w:t>Cercle des corrélations — CP1 x CP2</w:t>
+        <w:t>Cercle des corrélations — CP1 × CP2</w:t>
       </w:r>
     </w:p>
     <w:p>
@@ -4833,7 +1976,7 @@
       <w:r>
         <w:drawing>
           <wp:inline xmlns:a="http://schemas.openxmlformats.org/drawingml/2006/main" xmlns:pic="http://schemas.openxmlformats.org/drawingml/2006/picture">
-            <wp:extent cx="3657600" cy="4267200"/>
+            <wp:extent cx="3200400" cy="3733800"/>
             <wp:docPr id="4" name="Picture 4"/>
             <wp:cNvGraphicFramePr>
               <a:graphicFrameLocks noChangeAspect="1"/>
@@ -4854,7 +1997,7 @@
                   <pic:spPr>
                     <a:xfrm>
                       <a:off x="0" y="0"/>
-                      <a:ext cx="3657600" cy="4267200"/>
+                      <a:ext cx="3200400" cy="3733800"/>
                     </a:xfrm>
                     <a:prstGeom prst="rect"/>
                   </pic:spPr>
@@ -4872,14 +2015,26 @@
       <w:r>
         <w:rPr>
           <w:i/>
+          <w:color w:val="404040"/>
           <w:sz w:val="18"/>
         </w:rPr>
-        <w:t>Carte thermique des corrélations — CP1 x CP3</w:t>
+        <w:t>Carte thermique des corrélations variables–axes — CP1 × CP3</w:t>
+      </w:r>
+    </w:p>
+    <w:p>
+      <w:r>
+        <w:rPr>
+          <w:b w:val="0"/>
+          <w:i w:val="0"/>
+          <w:color w:val="404040"/>
+          <w:sz w:val="22"/>
+        </w:rPr>
+        <w:t>temps_retablissement_min et sauvegardes_reussies_pct sont mal représentées dans le plan CP1–CP2 (cos² faible) alors qu'elles sont très bien représentées dans le plan CP1–CP3 — preuve visuelle que le plan CP1–CP2 seul occulte la dimension résilience/sauvegardes.</w:t>
       </w:r>
     </w:p>
     <w:tbl>
       <w:tblPr>
-        <w:tblStyle w:val="TableGrid"/>
+        <w:tblStyle w:val="LightGrid-Accent1"/>
         <w:tblW w:type="auto" w:w="0"/>
         <w:tblLook w:firstColumn="1" w:firstRow="1" w:lastColumn="0" w:lastRow="0" w:noHBand="0" w:noVBand="1" w:val="04A0"/>
       </w:tblPr>
@@ -4894,13 +2049,12 @@
             <w:tcW w:type="dxa" w:w="2880"/>
           </w:tcPr>
           <w:p>
-            <w:r/>
             <w:r>
               <w:rPr>
                 <w:b/>
                 <w:sz w:val="18"/>
               </w:rPr>
-              <w:t>Variable</w:t>
+              <w:t>variable</w:t>
             </w:r>
           </w:p>
         </w:tc>
@@ -4909,13 +2063,12 @@
             <w:tcW w:type="dxa" w:w="2880"/>
           </w:tcPr>
           <w:p>
-            <w:r/>
             <w:r>
               <w:rPr>
                 <w:b/>
                 <w:sz w:val="18"/>
               </w:rPr>
-              <w:t>cos²(CP1,CP2)</w:t>
+              <w:t>cos2_CP1_CP2</w:t>
             </w:r>
           </w:p>
         </w:tc>
@@ -4924,13 +2077,12 @@
             <w:tcW w:type="dxa" w:w="2880"/>
           </w:tcPr>
           <w:p>
-            <w:r/>
             <w:r>
               <w:rPr>
                 <w:b/>
                 <w:sz w:val="18"/>
               </w:rPr>
-              <w:t>cos²(CP1,CP3)</w:t>
+              <w:t>cos2_CP1_CP3</w:t>
             </w:r>
           </w:p>
         </w:tc>
@@ -4941,7 +2093,6 @@
             <w:tcW w:type="dxa" w:w="2880"/>
           </w:tcPr>
           <w:p>
-            <w:r/>
             <w:r>
               <w:rPr>
                 <w:b w:val="0"/>
@@ -4956,13 +2107,12 @@
             <w:tcW w:type="dxa" w:w="2880"/>
           </w:tcPr>
           <w:p>
-            <w:r/>
             <w:r>
               <w:rPr>
                 <w:b w:val="0"/>
                 <w:sz w:val="18"/>
               </w:rPr>
-              <w:t>0.854</w:t>
+              <w:t>0.85</w:t>
             </w:r>
           </w:p>
         </w:tc>
@@ -4971,13 +2121,12 @@
             <w:tcW w:type="dxa" w:w="2880"/>
           </w:tcPr>
           <w:p>
-            <w:r/>
             <w:r>
               <w:rPr>
                 <w:b w:val="0"/>
                 <w:sz w:val="18"/>
               </w:rPr>
-              <w:t>0.630</w:t>
+              <w:t>0.63</w:t>
             </w:r>
           </w:p>
         </w:tc>
@@ -4988,7 +2137,6 @@
             <w:tcW w:type="dxa" w:w="2880"/>
           </w:tcPr>
           <w:p>
-            <w:r/>
             <w:r>
               <w:rPr>
                 <w:b w:val="0"/>
@@ -5003,13 +2151,12 @@
             <w:tcW w:type="dxa" w:w="2880"/>
           </w:tcPr>
           <w:p>
-            <w:r/>
             <w:r>
               <w:rPr>
                 <w:b w:val="0"/>
                 <w:sz w:val="18"/>
               </w:rPr>
-              <w:t>0.858</w:t>
+              <w:t>0.86</w:t>
             </w:r>
           </w:p>
         </w:tc>
@@ -5018,13 +2165,12 @@
             <w:tcW w:type="dxa" w:w="2880"/>
           </w:tcPr>
           <w:p>
-            <w:r/>
             <w:r>
               <w:rPr>
                 <w:b w:val="0"/>
                 <w:sz w:val="18"/>
               </w:rPr>
-              <w:t>0.632</w:t>
+              <w:t>0.63</w:t>
             </w:r>
           </w:p>
         </w:tc>
@@ -5035,7 +2181,6 @@
             <w:tcW w:type="dxa" w:w="2880"/>
           </w:tcPr>
           <w:p>
-            <w:r/>
             <w:r>
               <w:rPr>
                 <w:b w:val="0"/>
@@ -5050,13 +2195,12 @@
             <w:tcW w:type="dxa" w:w="2880"/>
           </w:tcPr>
           <w:p>
-            <w:r/>
             <w:r>
               <w:rPr>
                 <w:b w:val="0"/>
                 <w:sz w:val="18"/>
               </w:rPr>
-              <w:t>0.860</w:t>
+              <w:t>0.86</w:t>
             </w:r>
           </w:p>
         </w:tc>
@@ -5065,13 +2209,12 @@
             <w:tcW w:type="dxa" w:w="2880"/>
           </w:tcPr>
           <w:p>
-            <w:r/>
             <w:r>
               <w:rPr>
                 <w:b w:val="0"/>
                 <w:sz w:val="18"/>
               </w:rPr>
-              <w:t>0.618</w:t>
+              <w:t>0.62</w:t>
             </w:r>
           </w:p>
         </w:tc>
@@ -5082,7 +2225,6 @@
             <w:tcW w:type="dxa" w:w="2880"/>
           </w:tcPr>
           <w:p>
-            <w:r/>
             <w:r>
               <w:rPr>
                 <w:b w:val="0"/>
@@ -5097,13 +2239,12 @@
             <w:tcW w:type="dxa" w:w="2880"/>
           </w:tcPr>
           <w:p>
-            <w:r/>
             <w:r>
               <w:rPr>
                 <w:b w:val="0"/>
                 <w:sz w:val="18"/>
               </w:rPr>
-              <w:t>0.785</w:t>
+              <w:t>0.78</w:t>
             </w:r>
           </w:p>
         </w:tc>
@@ -5112,13 +2253,12 @@
             <w:tcW w:type="dxa" w:w="2880"/>
           </w:tcPr>
           <w:p>
-            <w:r/>
             <w:r>
               <w:rPr>
                 <w:b w:val="0"/>
                 <w:sz w:val="18"/>
               </w:rPr>
-              <w:t>0.764</w:t>
+              <w:t>0.76</w:t>
             </w:r>
           </w:p>
         </w:tc>
@@ -5129,7 +2269,6 @@
             <w:tcW w:type="dxa" w:w="2880"/>
           </w:tcPr>
           <w:p>
-            <w:r/>
             <w:r>
               <w:rPr>
                 <w:b w:val="0"/>
@@ -5144,13 +2283,12 @@
             <w:tcW w:type="dxa" w:w="2880"/>
           </w:tcPr>
           <w:p>
-            <w:r/>
             <w:r>
               <w:rPr>
                 <w:b w:val="0"/>
                 <w:sz w:val="18"/>
               </w:rPr>
-              <w:t>0.835</w:t>
+              <w:t>0.84</w:t>
             </w:r>
           </w:p>
         </w:tc>
@@ -5159,13 +2297,12 @@
             <w:tcW w:type="dxa" w:w="2880"/>
           </w:tcPr>
           <w:p>
-            <w:r/>
             <w:r>
               <w:rPr>
                 <w:b w:val="0"/>
                 <w:sz w:val="18"/>
               </w:rPr>
-              <w:t>0.403</w:t>
+              <w:t>0.40</w:t>
             </w:r>
           </w:p>
         </w:tc>
@@ -5176,7 +2313,6 @@
             <w:tcW w:type="dxa" w:w="2880"/>
           </w:tcPr>
           <w:p>
-            <w:r/>
             <w:r>
               <w:rPr>
                 <w:b w:val="0"/>
@@ -5191,13 +2327,12 @@
             <w:tcW w:type="dxa" w:w="2880"/>
           </w:tcPr>
           <w:p>
-            <w:r/>
             <w:r>
               <w:rPr>
                 <w:b w:val="0"/>
                 <w:sz w:val="18"/>
               </w:rPr>
-              <w:t>0.774</w:t>
+              <w:t>0.77</w:t>
             </w:r>
           </w:p>
         </w:tc>
@@ -5206,13 +2341,12 @@
             <w:tcW w:type="dxa" w:w="2880"/>
           </w:tcPr>
           <w:p>
-            <w:r/>
             <w:r>
               <w:rPr>
                 <w:b w:val="0"/>
                 <w:sz w:val="18"/>
               </w:rPr>
-              <w:t>0.417</w:t>
+              <w:t>0.42</w:t>
             </w:r>
           </w:p>
         </w:tc>
@@ -5223,7 +2357,6 @@
             <w:tcW w:type="dxa" w:w="2880"/>
           </w:tcPr>
           <w:p>
-            <w:r/>
             <w:r>
               <w:rPr>
                 <w:b w:val="0"/>
@@ -5238,13 +2371,12 @@
             <w:tcW w:type="dxa" w:w="2880"/>
           </w:tcPr>
           <w:p>
-            <w:r/>
             <w:r>
               <w:rPr>
                 <w:b w:val="0"/>
                 <w:sz w:val="18"/>
               </w:rPr>
-              <w:t>0.826</w:t>
+              <w:t>0.83</w:t>
             </w:r>
           </w:p>
         </w:tc>
@@ -5253,13 +2385,12 @@
             <w:tcW w:type="dxa" w:w="2880"/>
           </w:tcPr>
           <w:p>
-            <w:r/>
             <w:r>
               <w:rPr>
                 <w:b w:val="0"/>
                 <w:sz w:val="18"/>
               </w:rPr>
-              <w:t>0.306</w:t>
+              <w:t>0.31</w:t>
             </w:r>
           </w:p>
         </w:tc>
@@ -5270,7 +2401,6 @@
             <w:tcW w:type="dxa" w:w="2880"/>
           </w:tcPr>
           <w:p>
-            <w:r/>
             <w:r>
               <w:rPr>
                 <w:b w:val="0"/>
@@ -5285,13 +2415,12 @@
             <w:tcW w:type="dxa" w:w="2880"/>
           </w:tcPr>
           <w:p>
-            <w:r/>
             <w:r>
               <w:rPr>
                 <w:b w:val="0"/>
                 <w:sz w:val="18"/>
               </w:rPr>
-              <w:t>0.842</w:t>
+              <w:t>0.84</w:t>
             </w:r>
           </w:p>
         </w:tc>
@@ -5300,13 +2429,12 @@
             <w:tcW w:type="dxa" w:w="2880"/>
           </w:tcPr>
           <w:p>
-            <w:r/>
             <w:r>
               <w:rPr>
                 <w:b w:val="0"/>
                 <w:sz w:val="18"/>
               </w:rPr>
-              <w:t>0.309</w:t>
+              <w:t>0.31</w:t>
             </w:r>
           </w:p>
         </w:tc>
@@ -5317,7 +2445,6 @@
             <w:tcW w:type="dxa" w:w="2880"/>
           </w:tcPr>
           <w:p>
-            <w:r/>
             <w:r>
               <w:rPr>
                 <w:b w:val="0"/>
@@ -5332,13 +2459,12 @@
             <w:tcW w:type="dxa" w:w="2880"/>
           </w:tcPr>
           <w:p>
-            <w:r/>
             <w:r>
               <w:rPr>
                 <w:b w:val="0"/>
                 <w:sz w:val="18"/>
               </w:rPr>
-              <w:t>0.515</w:t>
+              <w:t>0.51</w:t>
             </w:r>
           </w:p>
         </w:tc>
@@ -5347,13 +2473,12 @@
             <w:tcW w:type="dxa" w:w="2880"/>
           </w:tcPr>
           <w:p>
-            <w:r/>
             <w:r>
               <w:rPr>
                 <w:b w:val="0"/>
                 <w:sz w:val="18"/>
               </w:rPr>
-              <w:t>0.866</w:t>
+              <w:t>0.87</w:t>
             </w:r>
           </w:p>
         </w:tc>
@@ -5364,7 +2489,6 @@
             <w:tcW w:type="dxa" w:w="2880"/>
           </w:tcPr>
           <w:p>
-            <w:r/>
             <w:r>
               <w:rPr>
                 <w:b w:val="0"/>
@@ -5379,13 +2503,12 @@
             <w:tcW w:type="dxa" w:w="2880"/>
           </w:tcPr>
           <w:p>
-            <w:r/>
             <w:r>
               <w:rPr>
                 <w:b w:val="0"/>
                 <w:sz w:val="18"/>
               </w:rPr>
-              <w:t>0.206</w:t>
+              <w:t>0.21</w:t>
             </w:r>
           </w:p>
         </w:tc>
@@ -5394,13 +2517,12 @@
             <w:tcW w:type="dxa" w:w="2880"/>
           </w:tcPr>
           <w:p>
-            <w:r/>
             <w:r>
               <w:rPr>
                 <w:b w:val="0"/>
                 <w:sz w:val="18"/>
               </w:rPr>
-              <w:t>0.846</w:t>
+              <w:t>0.85</w:t>
             </w:r>
           </w:p>
         </w:tc>
@@ -5411,7 +2533,6 @@
             <w:tcW w:type="dxa" w:w="2880"/>
           </w:tcPr>
           <w:p>
-            <w:r/>
             <w:r>
               <w:rPr>
                 <w:b w:val="0"/>
@@ -5426,13 +2547,12 @@
             <w:tcW w:type="dxa" w:w="2880"/>
           </w:tcPr>
           <w:p>
-            <w:r/>
             <w:r>
               <w:rPr>
                 <w:b w:val="0"/>
                 <w:sz w:val="18"/>
               </w:rPr>
-              <w:t>0.155</w:t>
+              <w:t>0.15</w:t>
             </w:r>
           </w:p>
         </w:tc>
@@ -5441,34 +2561,25 @@
             <w:tcW w:type="dxa" w:w="2880"/>
           </w:tcPr>
           <w:p>
-            <w:r/>
             <w:r>
               <w:rPr>
                 <w:b w:val="0"/>
                 <w:sz w:val="18"/>
               </w:rPr>
-              <w:t>0.871</w:t>
+              <w:t>0.87</w:t>
             </w:r>
           </w:p>
         </w:tc>
       </w:tr>
     </w:tbl>
-    <w:p/>
-    <w:p>
-      <w:r>
-        <w:rPr>
-          <w:b w:val="0"/>
-          <w:i w:val="0"/>
-          <w:sz w:val="22"/>
-        </w:rPr>
-        <w:t>temps_retablissement_min et sauvegardes_reussies_pct sont mal représentées dans le plan CP1-CP2 (cos² = 0.21 et 0.16) alors qu'elles sont très bien représentées dans le plan CP1-CP3 (cos² = 0.85 et 0.87) : le plan CP1-CP2 seul occulte la dimension résilience/sauvegardes de ces serveurs, qu'il faut aller chercher sur CP3.</w:t>
-      </w:r>
-    </w:p>
     <w:p>
       <w:pPr>
         <w:pStyle w:val="Heading1"/>
       </w:pPr>
       <w:r>
+        <w:rPr>
+          <w:color w:val="1F3A5F"/>
+        </w:rPr>
         <w:t>Question 6 — Projection des individus, cos² individuels</w:t>
       </w:r>
     </w:p>
@@ -5477,9 +2588,10 @@
         <w:rPr>
           <w:b w:val="0"/>
           <w:i w:val="0"/>
+          <w:color w:val="404040"/>
           <w:sz w:val="22"/>
         </w:rPr>
-        <w:t>Le cos² d'un individu dans un plan mesure la part de sa distance totale à l'origine (espace standardisé à 11 dimensions) expliquée par ce plan. Un cos² proche de 1 signifie que le plan représente fidèlement la position du serveur ; proche de 0, que sa position réelle est ailleurs (portée par CP3 ou au-delà).</w:t>
+        <w:t>On projette les 160 serveurs sur le plan CP1–CP2, colorés par segment_synthetique (variable externe, non utilisée dans l'ACP). Le cos² d'un individu mesure la part de sa distance totale à l'origine (dans l'espace standardisé à 11 dimensions) expliquée par ce plan.</w:t>
       </w:r>
     </w:p>
     <w:p>
@@ -5489,7 +2601,7 @@
       <w:r>
         <w:drawing>
           <wp:inline xmlns:a="http://schemas.openxmlformats.org/drawingml/2006/main" xmlns:pic="http://schemas.openxmlformats.org/drawingml/2006/picture">
-            <wp:extent cx="5486400" cy="4457700"/>
+            <wp:extent cx="4572000" cy="3714750"/>
             <wp:docPr id="5" name="Picture 5"/>
             <wp:cNvGraphicFramePr>
               <a:graphicFrameLocks noChangeAspect="1"/>
@@ -5510,7 +2622,7 @@
                   <pic:spPr>
                     <a:xfrm>
                       <a:off x="0" y="0"/>
-                      <a:ext cx="5486400" cy="4457700"/>
+                      <a:ext cx="4572000" cy="3714750"/>
                     </a:xfrm>
                     <a:prstGeom prst="rect"/>
                   </pic:spPr>
@@ -5528,9 +2640,10 @@
       <w:r>
         <w:rPr>
           <w:i/>
+          <w:color w:val="404040"/>
           <w:sz w:val="18"/>
         </w:rPr>
-        <w:t>Projection des 160 serveurs sur CP1 x CP2, colorée par segment externe</w:t>
+        <w:t>Projection des serveurs sur CP1 × CP2</w:t>
       </w:r>
     </w:p>
     <w:p>
@@ -5538,14 +2651,15 @@
         <w:rPr>
           <w:b w:val="0"/>
           <w:i w:val="0"/>
+          <w:color w:val="404040"/>
           <w:sz w:val="22"/>
         </w:rPr>
-        <w:t>cos²(CP1-CP2) : minimum = 0.003, moyenne = 0.597, maximum = 0.972. Les 5 serveurs les moins bien représentés dans ce plan :</w:t>
+        <w:t>Le cos²(CP1-CP2) varie de 0.003 à 0.972 (moyenne 0.597). Les serveurs les moins bien représentés dans ce plan ne doivent pas être interprétés avec confiance à partir de ce seul graphique : leur position réelle est largement portée par CP3 ou des axes suivants.</w:t>
       </w:r>
     </w:p>
     <w:tbl>
       <w:tblPr>
-        <w:tblStyle w:val="TableGrid"/>
+        <w:tblStyle w:val="LightGrid-Accent1"/>
         <w:tblW w:type="auto" w:w="0"/>
         <w:tblLook w:firstColumn="1" w:firstRow="1" w:lastColumn="0" w:lastRow="0" w:noHBand="0" w:noVBand="1" w:val="04A0"/>
       </w:tblPr>
@@ -5561,13 +2675,12 @@
             <w:tcW w:type="dxa" w:w="2160"/>
           </w:tcPr>
           <w:p>
-            <w:r/>
             <w:r>
               <w:rPr>
                 <w:b/>
                 <w:sz w:val="18"/>
               </w:rPr>
-              <w:t>Serveur</w:t>
+              <w:t>serveur_id</w:t>
             </w:r>
           </w:p>
         </w:tc>
@@ -5576,13 +2689,12 @@
             <w:tcW w:type="dxa" w:w="2160"/>
           </w:tcPr>
           <w:p>
-            <w:r/>
             <w:r>
               <w:rPr>
                 <w:b/>
                 <w:sz w:val="18"/>
               </w:rPr>
-              <w:t>Segment</w:t>
+              <w:t>segment</w:t>
             </w:r>
           </w:p>
         </w:tc>
@@ -5591,13 +2703,12 @@
             <w:tcW w:type="dxa" w:w="2160"/>
           </w:tcPr>
           <w:p>
-            <w:r/>
             <w:r>
               <w:rPr>
                 <w:b/>
                 <w:sz w:val="18"/>
               </w:rPr>
-              <w:t>Distance totale</w:t>
+              <w:t>distance_totale</w:t>
             </w:r>
           </w:p>
         </w:tc>
@@ -5606,13 +2717,12 @@
             <w:tcW w:type="dxa" w:w="2160"/>
           </w:tcPr>
           <w:p>
-            <w:r/>
             <w:r>
               <w:rPr>
                 <w:b/>
                 <w:sz w:val="18"/>
               </w:rPr>
-              <w:t>cos²(CP1,CP2)</w:t>
+              <w:t>cos2_CP1_CP2</w:t>
             </w:r>
           </w:p>
         </w:tc>
@@ -5623,7 +2733,6 @@
             <w:tcW w:type="dxa" w:w="2160"/>
           </w:tcPr>
           <w:p>
-            <w:r/>
             <w:r>
               <w:rPr>
                 <w:b w:val="0"/>
@@ -5638,7 +2747,6 @@
             <w:tcW w:type="dxa" w:w="2160"/>
           </w:tcPr>
           <w:p>
-            <w:r/>
             <w:r>
               <w:rPr>
                 <w:b w:val="0"/>
@@ -5653,7 +2761,6 @@
             <w:tcW w:type="dxa" w:w="2160"/>
           </w:tcPr>
           <w:p>
-            <w:r/>
             <w:r>
               <w:rPr>
                 <w:b w:val="0"/>
@@ -5668,7 +2775,6 @@
             <w:tcW w:type="dxa" w:w="2160"/>
           </w:tcPr>
           <w:p>
-            <w:r/>
             <w:r>
               <w:rPr>
                 <w:b w:val="0"/>
@@ -5685,7 +2791,6 @@
             <w:tcW w:type="dxa" w:w="2160"/>
           </w:tcPr>
           <w:p>
-            <w:r/>
             <w:r>
               <w:rPr>
                 <w:b w:val="0"/>
@@ -5700,7 +2805,6 @@
             <w:tcW w:type="dxa" w:w="2160"/>
           </w:tcPr>
           <w:p>
-            <w:r/>
             <w:r>
               <w:rPr>
                 <w:b w:val="0"/>
@@ -5715,7 +2819,6 @@
             <w:tcW w:type="dxa" w:w="2160"/>
           </w:tcPr>
           <w:p>
-            <w:r/>
             <w:r>
               <w:rPr>
                 <w:b w:val="0"/>
@@ -5730,7 +2833,6 @@
             <w:tcW w:type="dxa" w:w="2160"/>
           </w:tcPr>
           <w:p>
-            <w:r/>
             <w:r>
               <w:rPr>
                 <w:b w:val="0"/>
@@ -5747,7 +2849,6 @@
             <w:tcW w:type="dxa" w:w="2160"/>
           </w:tcPr>
           <w:p>
-            <w:r/>
             <w:r>
               <w:rPr>
                 <w:b w:val="0"/>
@@ -5762,7 +2863,6 @@
             <w:tcW w:type="dxa" w:w="2160"/>
           </w:tcPr>
           <w:p>
-            <w:r/>
             <w:r>
               <w:rPr>
                 <w:b w:val="0"/>
@@ -5777,7 +2877,6 @@
             <w:tcW w:type="dxa" w:w="2160"/>
           </w:tcPr>
           <w:p>
-            <w:r/>
             <w:r>
               <w:rPr>
                 <w:b w:val="0"/>
@@ -5792,7 +2891,6 @@
             <w:tcW w:type="dxa" w:w="2160"/>
           </w:tcPr>
           <w:p>
-            <w:r/>
             <w:r>
               <w:rPr>
                 <w:b w:val="0"/>
@@ -5809,7 +2907,6 @@
             <w:tcW w:type="dxa" w:w="2160"/>
           </w:tcPr>
           <w:p>
-            <w:r/>
             <w:r>
               <w:rPr>
                 <w:b w:val="0"/>
@@ -5824,7 +2921,6 @@
             <w:tcW w:type="dxa" w:w="2160"/>
           </w:tcPr>
           <w:p>
-            <w:r/>
             <w:r>
               <w:rPr>
                 <w:b w:val="0"/>
@@ -5839,7 +2935,6 @@
             <w:tcW w:type="dxa" w:w="2160"/>
           </w:tcPr>
           <w:p>
-            <w:r/>
             <w:r>
               <w:rPr>
                 <w:b w:val="0"/>
@@ -5854,7 +2949,6 @@
             <w:tcW w:type="dxa" w:w="2160"/>
           </w:tcPr>
           <w:p>
-            <w:r/>
             <w:r>
               <w:rPr>
                 <w:b w:val="0"/>
@@ -5871,7 +2965,6 @@
             <w:tcW w:type="dxa" w:w="2160"/>
           </w:tcPr>
           <w:p>
-            <w:r/>
             <w:r>
               <w:rPr>
                 <w:b w:val="0"/>
@@ -5886,7 +2979,6 @@
             <w:tcW w:type="dxa" w:w="2160"/>
           </w:tcPr>
           <w:p>
-            <w:r/>
             <w:r>
               <w:rPr>
                 <w:b w:val="0"/>
@@ -5901,7 +2993,6 @@
             <w:tcW w:type="dxa" w:w="2160"/>
           </w:tcPr>
           <w:p>
-            <w:r/>
             <w:r>
               <w:rPr>
                 <w:b w:val="0"/>
@@ -5916,7 +3007,6 @@
             <w:tcW w:type="dxa" w:w="2160"/>
           </w:tcPr>
           <w:p>
-            <w:r/>
             <w:r>
               <w:rPr>
                 <w:b w:val="0"/>
@@ -5928,22 +3018,14 @@
         </w:tc>
       </w:tr>
     </w:tbl>
-    <w:p/>
-    <w:p>
-      <w:r>
-        <w:rPr>
-          <w:b w:val="0"/>
-          <w:i w:val="0"/>
-          <w:sz w:val="22"/>
-        </w:rPr>
-        <w:t>Ces 5 serveurs (tous étiquetés intermédiaire) ne doivent pas être interprétés avec confiance à partir du seul plan CP1-CP2 : il faut se référer au plan CP1-CP3 avant toute conclusion sur leur profil.</w:t>
-      </w:r>
-    </w:p>
     <w:p>
       <w:pPr>
         <w:pStyle w:val="Heading1"/>
       </w:pPr>
       <w:r>
+        <w:rPr>
+          <w:color w:val="1F3A5F"/>
+        </w:rPr>
         <w:t>Question 7 — Individus les plus éloignés de l'origine</w:t>
       </w:r>
     </w:p>
@@ -5952,9 +3034,10 @@
         <w:rPr>
           <w:b w:val="0"/>
           <w:i w:val="0"/>
+          <w:color w:val="404040"/>
           <w:sz w:val="22"/>
         </w:rPr>
-        <w:t>On compare le classement des serveurs atypiques selon la distance dans l'espace standardisé complet (11 axes, la vraie distance multivariée) et selon la distance apparente dans le seul plan CP1-CP2.</w:t>
+        <w:t>On compare la distance dans l'espace standardisé complet (11 axes, qui ne perd aucune information) à la distance apparente dans le seul plan CP1–CP2.</w:t>
       </w:r>
     </w:p>
     <w:p>
@@ -5962,14 +3045,15 @@
         <w:rPr>
           <w:b/>
           <w:i w:val="0"/>
-          <w:sz w:val="22"/>
+          <w:color w:val="404040"/>
+          <w:sz w:val="20"/>
         </w:rPr>
         <w:t>5 serveurs les plus éloignés — espace complet :</w:t>
       </w:r>
     </w:p>
     <w:tbl>
       <w:tblPr>
-        <w:tblStyle w:val="TableGrid"/>
+        <w:tblStyle w:val="LightGrid-Accent1"/>
         <w:tblW w:type="auto" w:w="0"/>
         <w:tblLook w:firstColumn="1" w:firstRow="1" w:lastColumn="0" w:lastRow="0" w:noHBand="0" w:noVBand="1" w:val="04A0"/>
       </w:tblPr>
@@ -5984,13 +3068,12 @@
             <w:tcW w:type="dxa" w:w="2880"/>
           </w:tcPr>
           <w:p>
-            <w:r/>
             <w:r>
               <w:rPr>
                 <w:b/>
                 <w:sz w:val="18"/>
               </w:rPr>
-              <w:t>Serveur</w:t>
+              <w:t>serveur_id</w:t>
             </w:r>
           </w:p>
         </w:tc>
@@ -5999,13 +3082,12 @@
             <w:tcW w:type="dxa" w:w="2880"/>
           </w:tcPr>
           <w:p>
-            <w:r/>
             <w:r>
               <w:rPr>
                 <w:b/>
                 <w:sz w:val="18"/>
               </w:rPr>
-              <w:t>Segment</w:t>
+              <w:t>segment</w:t>
             </w:r>
           </w:p>
         </w:tc>
@@ -6014,13 +3096,12 @@
             <w:tcW w:type="dxa" w:w="2880"/>
           </w:tcPr>
           <w:p>
-            <w:r/>
             <w:r>
               <w:rPr>
                 <w:b/>
                 <w:sz w:val="18"/>
               </w:rPr>
-              <w:t>Distance (11 axes)</w:t>
+              <w:t>distance_totale</w:t>
             </w:r>
           </w:p>
         </w:tc>
@@ -6031,7 +3112,6 @@
             <w:tcW w:type="dxa" w:w="2880"/>
           </w:tcPr>
           <w:p>
-            <w:r/>
             <w:r>
               <w:rPr>
                 <w:b w:val="0"/>
@@ -6046,7 +3126,6 @@
             <w:tcW w:type="dxa" w:w="2880"/>
           </w:tcPr>
           <w:p>
-            <w:r/>
             <w:r>
               <w:rPr>
                 <w:b w:val="0"/>
@@ -6061,13 +3140,12 @@
             <w:tcW w:type="dxa" w:w="2880"/>
           </w:tcPr>
           <w:p>
-            <w:r/>
             <w:r>
               <w:rPr>
                 <w:b w:val="0"/>
                 <w:sz w:val="18"/>
               </w:rPr>
-              <w:t>5.967</w:t>
+              <w:t>5.97</w:t>
             </w:r>
           </w:p>
         </w:tc>
@@ -6078,7 +3156,6 @@
             <w:tcW w:type="dxa" w:w="2880"/>
           </w:tcPr>
           <w:p>
-            <w:r/>
             <w:r>
               <w:rPr>
                 <w:b w:val="0"/>
@@ -6093,7 +3170,6 @@
             <w:tcW w:type="dxa" w:w="2880"/>
           </w:tcPr>
           <w:p>
-            <w:r/>
             <w:r>
               <w:rPr>
                 <w:b w:val="0"/>
@@ -6108,13 +3184,12 @@
             <w:tcW w:type="dxa" w:w="2880"/>
           </w:tcPr>
           <w:p>
-            <w:r/>
             <w:r>
               <w:rPr>
                 <w:b w:val="0"/>
                 <w:sz w:val="18"/>
               </w:rPr>
-              <w:t>5.850</w:t>
+              <w:t>5.85</w:t>
             </w:r>
           </w:p>
         </w:tc>
@@ -6125,7 +3200,6 @@
             <w:tcW w:type="dxa" w:w="2880"/>
           </w:tcPr>
           <w:p>
-            <w:r/>
             <w:r>
               <w:rPr>
                 <w:b w:val="0"/>
@@ -6140,7 +3214,6 @@
             <w:tcW w:type="dxa" w:w="2880"/>
           </w:tcPr>
           <w:p>
-            <w:r/>
             <w:r>
               <w:rPr>
                 <w:b w:val="0"/>
@@ -6155,13 +3228,12 @@
             <w:tcW w:type="dxa" w:w="2880"/>
           </w:tcPr>
           <w:p>
-            <w:r/>
             <w:r>
               <w:rPr>
                 <w:b w:val="0"/>
                 <w:sz w:val="18"/>
               </w:rPr>
-              <w:t>5.590</w:t>
+              <w:t>5.59</w:t>
             </w:r>
           </w:p>
         </w:tc>
@@ -6172,7 +3244,6 @@
             <w:tcW w:type="dxa" w:w="2880"/>
           </w:tcPr>
           <w:p>
-            <w:r/>
             <w:r>
               <w:rPr>
                 <w:b w:val="0"/>
@@ -6187,7 +3258,6 @@
             <w:tcW w:type="dxa" w:w="2880"/>
           </w:tcPr>
           <w:p>
-            <w:r/>
             <w:r>
               <w:rPr>
                 <w:b w:val="0"/>
@@ -6202,13 +3272,12 @@
             <w:tcW w:type="dxa" w:w="2880"/>
           </w:tcPr>
           <w:p>
-            <w:r/>
             <w:r>
               <w:rPr>
                 <w:b w:val="0"/>
                 <w:sz w:val="18"/>
               </w:rPr>
-              <w:t>5.363</w:t>
+              <w:t>5.36</w:t>
             </w:r>
           </w:p>
         </w:tc>
@@ -6219,7 +3288,6 @@
             <w:tcW w:type="dxa" w:w="2880"/>
           </w:tcPr>
           <w:p>
-            <w:r/>
             <w:r>
               <w:rPr>
                 <w:b w:val="0"/>
@@ -6234,7 +3302,6 @@
             <w:tcW w:type="dxa" w:w="2880"/>
           </w:tcPr>
           <w:p>
-            <w:r/>
             <w:r>
               <w:rPr>
                 <w:b w:val="0"/>
@@ -6249,32 +3316,31 @@
             <w:tcW w:type="dxa" w:w="2880"/>
           </w:tcPr>
           <w:p>
-            <w:r/>
             <w:r>
               <w:rPr>
                 <w:b w:val="0"/>
                 <w:sz w:val="18"/>
               </w:rPr>
-              <w:t>5.268</w:t>
+              <w:t>5.27</w:t>
             </w:r>
           </w:p>
         </w:tc>
       </w:tr>
     </w:tbl>
-    <w:p/>
     <w:p>
       <w:r>
         <w:rPr>
           <w:b/>
           <w:i w:val="0"/>
-          <w:sz w:val="22"/>
+          <w:color w:val="404040"/>
+          <w:sz w:val="20"/>
         </w:rPr>
         <w:t>5 serveurs les plus éloignés — plan CP1-CP2 seul :</w:t>
       </w:r>
     </w:p>
     <w:tbl>
       <w:tblPr>
-        <w:tblStyle w:val="TableGrid"/>
+        <w:tblStyle w:val="LightGrid-Accent1"/>
         <w:tblW w:type="auto" w:w="0"/>
         <w:tblLook w:firstColumn="1" w:firstRow="1" w:lastColumn="0" w:lastRow="0" w:noHBand="0" w:noVBand="1" w:val="04A0"/>
       </w:tblPr>
@@ -6289,13 +3355,12 @@
             <w:tcW w:type="dxa" w:w="2880"/>
           </w:tcPr>
           <w:p>
-            <w:r/>
             <w:r>
               <w:rPr>
                 <w:b/>
                 <w:sz w:val="18"/>
               </w:rPr>
-              <w:t>Serveur</w:t>
+              <w:t>serveur_id</w:t>
             </w:r>
           </w:p>
         </w:tc>
@@ -6304,13 +3369,12 @@
             <w:tcW w:type="dxa" w:w="2880"/>
           </w:tcPr>
           <w:p>
-            <w:r/>
             <w:r>
               <w:rPr>
                 <w:b/>
                 <w:sz w:val="18"/>
               </w:rPr>
-              <w:t>Segment</w:t>
+              <w:t>segment</w:t>
             </w:r>
           </w:p>
         </w:tc>
@@ -6319,13 +3383,12 @@
             <w:tcW w:type="dxa" w:w="2880"/>
           </w:tcPr>
           <w:p>
-            <w:r/>
             <w:r>
               <w:rPr>
                 <w:b/>
                 <w:sz w:val="18"/>
               </w:rPr>
-              <w:t>Distance (plan CP1-CP2)</w:t>
+              <w:t>distance_CP1_CP2</w:t>
             </w:r>
           </w:p>
         </w:tc>
@@ -6336,7 +3399,6 @@
             <w:tcW w:type="dxa" w:w="2880"/>
           </w:tcPr>
           <w:p>
-            <w:r/>
             <w:r>
               <w:rPr>
                 <w:b w:val="0"/>
@@ -6351,7 +3413,6 @@
             <w:tcW w:type="dxa" w:w="2880"/>
           </w:tcPr>
           <w:p>
-            <w:r/>
             <w:r>
               <w:rPr>
                 <w:b w:val="0"/>
@@ -6366,13 +3427,12 @@
             <w:tcW w:type="dxa" w:w="2880"/>
           </w:tcPr>
           <w:p>
-            <w:r/>
             <w:r>
               <w:rPr>
                 <w:b w:val="0"/>
                 <w:sz w:val="18"/>
               </w:rPr>
-              <w:t>5.798</w:t>
+              <w:t>5.80</w:t>
             </w:r>
           </w:p>
         </w:tc>
@@ -6383,7 +3443,6 @@
             <w:tcW w:type="dxa" w:w="2880"/>
           </w:tcPr>
           <w:p>
-            <w:r/>
             <w:r>
               <w:rPr>
                 <w:b w:val="0"/>
@@ -6398,7 +3457,6 @@
             <w:tcW w:type="dxa" w:w="2880"/>
           </w:tcPr>
           <w:p>
-            <w:r/>
             <w:r>
               <w:rPr>
                 <w:b w:val="0"/>
@@ -6413,13 +3471,12 @@
             <w:tcW w:type="dxa" w:w="2880"/>
           </w:tcPr>
           <w:p>
-            <w:r/>
             <w:r>
               <w:rPr>
                 <w:b w:val="0"/>
                 <w:sz w:val="18"/>
               </w:rPr>
-              <w:t>5.479</w:t>
+              <w:t>5.48</w:t>
             </w:r>
           </w:p>
         </w:tc>
@@ -6430,7 +3487,6 @@
             <w:tcW w:type="dxa" w:w="2880"/>
           </w:tcPr>
           <w:p>
-            <w:r/>
             <w:r>
               <w:rPr>
                 <w:b w:val="0"/>
@@ -6445,7 +3501,6 @@
             <w:tcW w:type="dxa" w:w="2880"/>
           </w:tcPr>
           <w:p>
-            <w:r/>
             <w:r>
               <w:rPr>
                 <w:b w:val="0"/>
@@ -6460,13 +3515,12 @@
             <w:tcW w:type="dxa" w:w="2880"/>
           </w:tcPr>
           <w:p>
-            <w:r/>
             <w:r>
               <w:rPr>
                 <w:b w:val="0"/>
                 <w:sz w:val="18"/>
               </w:rPr>
-              <w:t>5.230</w:t>
+              <w:t>5.23</w:t>
             </w:r>
           </w:p>
         </w:tc>
@@ -6477,7 +3531,6 @@
             <w:tcW w:type="dxa" w:w="2880"/>
           </w:tcPr>
           <w:p>
-            <w:r/>
             <w:r>
               <w:rPr>
                 <w:b w:val="0"/>
@@ -6492,7 +3545,6 @@
             <w:tcW w:type="dxa" w:w="2880"/>
           </w:tcPr>
           <w:p>
-            <w:r/>
             <w:r>
               <w:rPr>
                 <w:b w:val="0"/>
@@ -6507,13 +3559,12 @@
             <w:tcW w:type="dxa" w:w="2880"/>
           </w:tcPr>
           <w:p>
-            <w:r/>
             <w:r>
               <w:rPr>
                 <w:b w:val="0"/>
                 <w:sz w:val="18"/>
               </w:rPr>
-              <w:t>5.107</w:t>
+              <w:t>5.11</w:t>
             </w:r>
           </w:p>
         </w:tc>
@@ -6524,7 +3575,6 @@
             <w:tcW w:type="dxa" w:w="2880"/>
           </w:tcPr>
           <w:p>
-            <w:r/>
             <w:r>
               <w:rPr>
                 <w:b w:val="0"/>
@@ -6539,7 +3589,6 @@
             <w:tcW w:type="dxa" w:w="2880"/>
           </w:tcPr>
           <w:p>
-            <w:r/>
             <w:r>
               <w:rPr>
                 <w:b w:val="0"/>
@@ -6554,27 +3603,26 @@
             <w:tcW w:type="dxa" w:w="2880"/>
           </w:tcPr>
           <w:p>
-            <w:r/>
             <w:r>
               <w:rPr>
                 <w:b w:val="0"/>
                 <w:sz w:val="18"/>
               </w:rPr>
-              <w:t>5.035</w:t>
+              <w:t>5.03</w:t>
             </w:r>
           </w:p>
         </w:tc>
       </w:tr>
     </w:tbl>
-    <w:p/>
     <w:p>
       <w:r>
         <w:rPr>
           <w:b w:val="0"/>
           <w:i w:val="0"/>
+          <w:color w:val="404040"/>
           <w:sz w:val="22"/>
         </w:rPr>
-        <w:t>Seuls 3 des 5 serveurs sont communs aux deux classements (SRV-073, SRV-117, SRV-145) : se limiter au plan CP1-CP2 fait manquer une partie des individus réellement atypiques. Une distance élevée n'indique toutefois ni la direction de l'écart, ni sa cause, et encore moins un incident de sécurité : les données étant synthétiques, aucune conclusion opérationnelle réelle ne peut en être tirée.</w:t>
+        <w:t>Seulement 3 serveurs sont communs aux deux classements (SRV-073, SRV-117, SRV-145) : se limiter au plan CP1–CP2 (86.8 % de variance, pas 100 %) fait manquer une partie des individus réellement atypiques. Une distance élevée agrège les 11 indicateurs sans distinction de nature : elle ne signifie en aucun cas un incident de sécurité, d'autant que les données sont synthétiques.</w:t>
       </w:r>
     </w:p>
     <w:p>
@@ -6582,6 +3630,9 @@
         <w:pStyle w:val="Heading1"/>
       </w:pPr>
       <w:r>
+        <w:rPr>
+          <w:color w:val="1F3A5F"/>
+        </w:rPr>
         <w:t>Question 8 — Reconstruction et erreur quadratique moyenne</w:t>
       </w:r>
     </w:p>
@@ -6590,14 +3641,15 @@
         <w:rPr>
           <w:b w:val="0"/>
           <w:i w:val="0"/>
+          <w:color w:val="404040"/>
           <w:sz w:val="22"/>
         </w:rPr>
-        <w:t>Avec k axes, on reconstruit une approximation des données standardisées. Sous la convention de standardisation utilisée (variance totale = nombre de variables = 11), l'identité théorique est : MSE(k) = 1 − variance expliquée cumulée(k).</w:t>
+        <w:t>Avec k axes, on reconstruit une approximation des données standardisées. Sous la convention où la variance totale standardisée vaut p = 11 (somme des valeurs propres), l'identité théorique est : MSE(k) = 1 − variance_expliquee_cumulee(k).</w:t>
       </w:r>
     </w:p>
     <w:tbl>
       <w:tblPr>
-        <w:tblStyle w:val="TableGrid"/>
+        <w:tblStyle w:val="LightGrid-Accent1"/>
         <w:tblW w:type="auto" w:w="0"/>
         <w:tblLook w:firstColumn="1" w:firstRow="1" w:lastColumn="0" w:lastRow="0" w:noHBand="0" w:noVBand="1" w:val="04A0"/>
       </w:tblPr>
@@ -6613,13 +3665,12 @@
             <w:tcW w:type="dxa" w:w="2160"/>
           </w:tcPr>
           <w:p>
-            <w:r/>
             <w:r>
               <w:rPr>
                 <w:b/>
                 <w:sz w:val="18"/>
               </w:rPr>
-              <w:t>k (axes)</w:t>
+              <w:t>k_axes</w:t>
             </w:r>
           </w:p>
         </w:tc>
@@ -6628,7 +3679,6 @@
             <w:tcW w:type="dxa" w:w="2160"/>
           </w:tcPr>
           <w:p>
-            <w:r/>
             <w:r>
               <w:rPr>
                 <w:b/>
@@ -6643,13 +3693,12 @@
             <w:tcW w:type="dxa" w:w="2160"/>
           </w:tcPr>
           <w:p>
-            <w:r/>
             <w:r>
               <w:rPr>
                 <w:b/>
                 <w:sz w:val="18"/>
               </w:rPr>
-              <w:t>1 - variance cumulée</w:t>
+              <w:t>1_moins_variance_cumulee</w:t>
             </w:r>
           </w:p>
         </w:tc>
@@ -6658,13 +3707,12 @@
             <w:tcW w:type="dxa" w:w="2160"/>
           </w:tcPr>
           <w:p>
-            <w:r/>
             <w:r>
               <w:rPr>
                 <w:b/>
                 <w:sz w:val="18"/>
               </w:rPr>
-              <w:t>écart</w:t>
+              <w:t>ecart</w:t>
             </w:r>
           </w:p>
         </w:tc>
@@ -6675,7 +3723,6 @@
             <w:tcW w:type="dxa" w:w="2160"/>
           </w:tcPr>
           <w:p>
-            <w:r/>
             <w:r>
               <w:rPr>
                 <w:b w:val="0"/>
@@ -6690,13 +3737,12 @@
             <w:tcW w:type="dxa" w:w="2160"/>
           </w:tcPr>
           <w:p>
-            <w:r/>
             <w:r>
               <w:rPr>
                 <w:b w:val="0"/>
                 <w:sz w:val="18"/>
               </w:rPr>
-              <w:t>0.321624</w:t>
+              <w:t>0.3216</w:t>
             </w:r>
           </w:p>
         </w:tc>
@@ -6705,13 +3751,12 @@
             <w:tcW w:type="dxa" w:w="2160"/>
           </w:tcPr>
           <w:p>
-            <w:r/>
             <w:r>
               <w:rPr>
                 <w:b w:val="0"/>
                 <w:sz w:val="18"/>
               </w:rPr>
-              <w:t>0.321624</w:t>
+              <w:t>0.3216</w:t>
             </w:r>
           </w:p>
         </w:tc>
@@ -6720,13 +3765,12 @@
             <w:tcW w:type="dxa" w:w="2160"/>
           </w:tcPr>
           <w:p>
-            <w:r/>
             <w:r>
               <w:rPr>
                 <w:b w:val="0"/>
                 <w:sz w:val="18"/>
               </w:rPr>
-              <w:t>0.000000</w:t>
+              <w:t>0.0000</w:t>
             </w:r>
           </w:p>
         </w:tc>
@@ -6737,7 +3781,6 @@
             <w:tcW w:type="dxa" w:w="2160"/>
           </w:tcPr>
           <w:p>
-            <w:r/>
             <w:r>
               <w:rPr>
                 <w:b w:val="0"/>
@@ -6752,13 +3795,12 @@
             <w:tcW w:type="dxa" w:w="2160"/>
           </w:tcPr>
           <w:p>
-            <w:r/>
             <w:r>
               <w:rPr>
                 <w:b w:val="0"/>
                 <w:sz w:val="18"/>
               </w:rPr>
-              <w:t>0.132395</w:t>
+              <w:t>0.1324</w:t>
             </w:r>
           </w:p>
         </w:tc>
@@ -6767,13 +3809,12 @@
             <w:tcW w:type="dxa" w:w="2160"/>
           </w:tcPr>
           <w:p>
-            <w:r/>
             <w:r>
               <w:rPr>
                 <w:b w:val="0"/>
                 <w:sz w:val="18"/>
               </w:rPr>
-              <w:t>0.132395</w:t>
+              <w:t>0.1324</w:t>
             </w:r>
           </w:p>
         </w:tc>
@@ -6782,13 +3823,12 @@
             <w:tcW w:type="dxa" w:w="2160"/>
           </w:tcPr>
           <w:p>
-            <w:r/>
             <w:r>
               <w:rPr>
                 <w:b w:val="0"/>
                 <w:sz w:val="18"/>
               </w:rPr>
-              <w:t>0.000000</w:t>
+              <w:t>0.0000</w:t>
             </w:r>
           </w:p>
         </w:tc>
@@ -6799,7 +3839,6 @@
             <w:tcW w:type="dxa" w:w="2160"/>
           </w:tcPr>
           <w:p>
-            <w:r/>
             <w:r>
               <w:rPr>
                 <w:b w:val="0"/>
@@ -6814,13 +3853,12 @@
             <w:tcW w:type="dxa" w:w="2160"/>
           </w:tcPr>
           <w:p>
-            <w:r/>
             <w:r>
               <w:rPr>
                 <w:b w:val="0"/>
                 <w:sz w:val="18"/>
               </w:rPr>
-              <w:t>0.107893</w:t>
+              <w:t>0.1079</w:t>
             </w:r>
           </w:p>
         </w:tc>
@@ -6829,13 +3867,12 @@
             <w:tcW w:type="dxa" w:w="2160"/>
           </w:tcPr>
           <w:p>
-            <w:r/>
             <w:r>
               <w:rPr>
                 <w:b w:val="0"/>
                 <w:sz w:val="18"/>
               </w:rPr>
-              <w:t>0.107893</w:t>
+              <w:t>0.1079</w:t>
             </w:r>
           </w:p>
         </w:tc>
@@ -6844,27 +3881,26 @@
             <w:tcW w:type="dxa" w:w="2160"/>
           </w:tcPr>
           <w:p>
-            <w:r/>
             <w:r>
               <w:rPr>
                 <w:b w:val="0"/>
                 <w:sz w:val="18"/>
               </w:rPr>
-              <w:t>0.000000</w:t>
+              <w:t>0.0000</w:t>
             </w:r>
           </w:p>
         </w:tc>
       </w:tr>
     </w:tbl>
-    <w:p/>
     <w:p>
       <w:r>
         <w:rPr>
           <w:b w:val="0"/>
           <w:i w:val="0"/>
+          <w:color w:val="404040"/>
           <w:sz w:val="22"/>
         </w:rPr>
-        <w:t>L'écart entre MSE observé et valeur théorique est nul à l'erreur flottante près pour k=2, 3 et 4 : l'identité est confirmée numériquement. L'information perdue en ne gardant que 3 axes (13.2%) est exactement l'énergie portée par les axes CP4 à CP11.</w:t>
+        <w:t>L'écart entre le MSE observé et la valeur théorique est nul (à l'erreur flottante près) dans tous les cas : l'identité est confirmée numériquement. L'information « perdue » en ne gardant que 3 axes est exactement l'énergie portée par les axes CP4 à CP11.</w:t>
       </w:r>
     </w:p>
     <w:p>
@@ -6872,7 +3908,10 @@
         <w:pStyle w:val="Heading1"/>
       </w:pPr>
       <w:r>
-        <w:t>Question 9 — Comparaison des plans, conclusion (corps du sujet)</w:t>
+        <w:rPr>
+          <w:color w:val="1F3A5F"/>
+        </w:rPr>
+        <w:t>Question 9 — Comparaison des plans, conclusion</w:t>
       </w:r>
     </w:p>
     <w:p>
@@ -6921,14 +3960,26 @@
       <w:r>
         <w:rPr>
           <w:i/>
+          <w:color w:val="404040"/>
           <w:sz w:val="18"/>
         </w:rPr>
-        <w:t>Plans CP1 x CP2 (charge/exposition) et CP1 x CP3 (résilience)</w:t>
+        <w:t>Comparaison des plans CP1-CP2 et CP1-CP3</w:t>
+      </w:r>
+    </w:p>
+    <w:p>
+      <w:r>
+        <w:rPr>
+          <w:b/>
+          <w:i w:val="0"/>
+          <w:color w:val="404040"/>
+          <w:sz w:val="20"/>
+        </w:rPr>
+        <w:t>Position moyenne (CP1, CP2, CP3) par segment externe :</w:t>
       </w:r>
     </w:p>
     <w:tbl>
       <w:tblPr>
-        <w:tblStyle w:val="TableGrid"/>
+        <w:tblStyle w:val="LightGrid-Accent1"/>
         <w:tblW w:type="auto" w:w="0"/>
         <w:tblLook w:firstColumn="1" w:firstRow="1" w:lastColumn="0" w:lastRow="0" w:noHBand="0" w:noVBand="1" w:val="04A0"/>
       </w:tblPr>
@@ -6947,13 +3998,12 @@
             <w:tcW w:type="dxa" w:w="1234"/>
           </w:tcPr>
           <w:p>
-            <w:r/>
             <w:r>
               <w:rPr>
                 <w:b/>
                 <w:sz w:val="18"/>
               </w:rPr>
-              <w:t>Segment</w:t>
+              <w:t>segment</w:t>
             </w:r>
           </w:p>
         </w:tc>
@@ -6962,13 +4012,12 @@
             <w:tcW w:type="dxa" w:w="1234"/>
           </w:tcPr>
           <w:p>
-            <w:r/>
             <w:r>
               <w:rPr>
                 <w:b/>
                 <w:sz w:val="18"/>
               </w:rPr>
-              <w:t>CP1 (mean)</w:t>
+              <w:t>CP1_mean</w:t>
             </w:r>
           </w:p>
         </w:tc>
@@ -6977,13 +4026,12 @@
             <w:tcW w:type="dxa" w:w="1234"/>
           </w:tcPr>
           <w:p>
-            <w:r/>
             <w:r>
               <w:rPr>
                 <w:b/>
                 <w:sz w:val="18"/>
               </w:rPr>
-              <w:t>CP1 (std)</w:t>
+              <w:t>CP1_std</w:t>
             </w:r>
           </w:p>
         </w:tc>
@@ -6992,13 +4040,12 @@
             <w:tcW w:type="dxa" w:w="1234"/>
           </w:tcPr>
           <w:p>
-            <w:r/>
             <w:r>
               <w:rPr>
                 <w:b/>
                 <w:sz w:val="18"/>
               </w:rPr>
-              <w:t>CP2 (mean)</w:t>
+              <w:t>CP2_mean</w:t>
             </w:r>
           </w:p>
         </w:tc>
@@ -7007,13 +4054,12 @@
             <w:tcW w:type="dxa" w:w="1234"/>
           </w:tcPr>
           <w:p>
-            <w:r/>
             <w:r>
               <w:rPr>
                 <w:b/>
                 <w:sz w:val="18"/>
               </w:rPr>
-              <w:t>CP2 (std)</w:t>
+              <w:t>CP2_std</w:t>
             </w:r>
           </w:p>
         </w:tc>
@@ -7022,13 +4068,12 @@
             <w:tcW w:type="dxa" w:w="1234"/>
           </w:tcPr>
           <w:p>
-            <w:r/>
             <w:r>
               <w:rPr>
                 <w:b/>
                 <w:sz w:val="18"/>
               </w:rPr>
-              <w:t>CP3 (mean)</w:t>
+              <w:t>CP3_mean</w:t>
             </w:r>
           </w:p>
         </w:tc>
@@ -7037,13 +4082,12 @@
             <w:tcW w:type="dxa" w:w="1234"/>
           </w:tcPr>
           <w:p>
-            <w:r/>
             <w:r>
               <w:rPr>
                 <w:b/>
                 <w:sz w:val="18"/>
               </w:rPr>
-              <w:t>CP3 (std)</w:t>
+              <w:t>CP3_std</w:t>
             </w:r>
           </w:p>
         </w:tc>
@@ -7054,7 +4098,6 @@
             <w:tcW w:type="dxa" w:w="1234"/>
           </w:tcPr>
           <w:p>
-            <w:r/>
             <w:r>
               <w:rPr>
                 <w:b w:val="0"/>
@@ -7069,7 +4112,6 @@
             <w:tcW w:type="dxa" w:w="1234"/>
           </w:tcPr>
           <w:p>
-            <w:r/>
             <w:r>
               <w:rPr>
                 <w:b w:val="0"/>
@@ -7084,7 +4126,6 @@
             <w:tcW w:type="dxa" w:w="1234"/>
           </w:tcPr>
           <w:p>
-            <w:r/>
             <w:r>
               <w:rPr>
                 <w:b w:val="0"/>
@@ -7099,7 +4140,6 @@
             <w:tcW w:type="dxa" w:w="1234"/>
           </w:tcPr>
           <w:p>
-            <w:r/>
             <w:r>
               <w:rPr>
                 <w:b w:val="0"/>
@@ -7114,7 +4154,6 @@
             <w:tcW w:type="dxa" w:w="1234"/>
           </w:tcPr>
           <w:p>
-            <w:r/>
             <w:r>
               <w:rPr>
                 <w:b w:val="0"/>
@@ -7129,7 +4168,6 @@
             <w:tcW w:type="dxa" w:w="1234"/>
           </w:tcPr>
           <w:p>
-            <w:r/>
             <w:r>
               <w:rPr>
                 <w:b w:val="0"/>
@@ -7144,7 +4182,6 @@
             <w:tcW w:type="dxa" w:w="1234"/>
           </w:tcPr>
           <w:p>
-            <w:r/>
             <w:r>
               <w:rPr>
                 <w:b w:val="0"/>
@@ -7161,7 +4198,6 @@
             <w:tcW w:type="dxa" w:w="1234"/>
           </w:tcPr>
           <w:p>
-            <w:r/>
             <w:r>
               <w:rPr>
                 <w:b w:val="0"/>
@@ -7176,7 +4212,6 @@
             <w:tcW w:type="dxa" w:w="1234"/>
           </w:tcPr>
           <w:p>
-            <w:r/>
             <w:r>
               <w:rPr>
                 <w:b w:val="0"/>
@@ -7191,7 +4226,6 @@
             <w:tcW w:type="dxa" w:w="1234"/>
           </w:tcPr>
           <w:p>
-            <w:r/>
             <w:r>
               <w:rPr>
                 <w:b w:val="0"/>
@@ -7206,7 +4240,6 @@
             <w:tcW w:type="dxa" w:w="1234"/>
           </w:tcPr>
           <w:p>
-            <w:r/>
             <w:r>
               <w:rPr>
                 <w:b w:val="0"/>
@@ -7221,7 +4254,6 @@
             <w:tcW w:type="dxa" w:w="1234"/>
           </w:tcPr>
           <w:p>
-            <w:r/>
             <w:r>
               <w:rPr>
                 <w:b w:val="0"/>
@@ -7236,7 +4268,6 @@
             <w:tcW w:type="dxa" w:w="1234"/>
           </w:tcPr>
           <w:p>
-            <w:r/>
             <w:r>
               <w:rPr>
                 <w:b w:val="0"/>
@@ -7251,7 +4282,6 @@
             <w:tcW w:type="dxa" w:w="1234"/>
           </w:tcPr>
           <w:p>
-            <w:r/>
             <w:r>
               <w:rPr>
                 <w:b w:val="0"/>
@@ -7268,7 +4298,6 @@
             <w:tcW w:type="dxa" w:w="1234"/>
           </w:tcPr>
           <w:p>
-            <w:r/>
             <w:r>
               <w:rPr>
                 <w:b w:val="0"/>
@@ -7283,7 +4312,6 @@
             <w:tcW w:type="dxa" w:w="1234"/>
           </w:tcPr>
           <w:p>
-            <w:r/>
             <w:r>
               <w:rPr>
                 <w:b w:val="0"/>
@@ -7298,7 +4326,6 @@
             <w:tcW w:type="dxa" w:w="1234"/>
           </w:tcPr>
           <w:p>
-            <w:r/>
             <w:r>
               <w:rPr>
                 <w:b w:val="0"/>
@@ -7313,7 +4340,6 @@
             <w:tcW w:type="dxa" w:w="1234"/>
           </w:tcPr>
           <w:p>
-            <w:r/>
             <w:r>
               <w:rPr>
                 <w:b w:val="0"/>
@@ -7328,7 +4354,6 @@
             <w:tcW w:type="dxa" w:w="1234"/>
           </w:tcPr>
           <w:p>
-            <w:r/>
             <w:r>
               <w:rPr>
                 <w:b w:val="0"/>
@@ -7343,7 +4368,6 @@
             <w:tcW w:type="dxa" w:w="1234"/>
           </w:tcPr>
           <w:p>
-            <w:r/>
             <w:r>
               <w:rPr>
                 <w:b w:val="0"/>
@@ -7358,7 +4382,6 @@
             <w:tcW w:type="dxa" w:w="1234"/>
           </w:tcPr>
           <w:p>
-            <w:r/>
             <w:r>
               <w:rPr>
                 <w:b w:val="0"/>
@@ -7370,15 +4393,26 @@
         </w:tc>
       </w:tr>
     </w:tbl>
-    <w:p/>
     <w:p>
       <w:r>
         <w:rPr>
           <w:b w:val="0"/>
           <w:i w:val="0"/>
+          <w:color w:val="404040"/>
           <w:sz w:val="22"/>
         </w:rPr>
-        <w:t>Le plan CP1-CP2 sépare nettement les trois segments externes, alors que sur le plan CP1-CP3 les segments se superposent presque totalement : CP3 n'apporte quasiment aucune information sur ce découpage. La résilience/sauvegardes (CP3) constitue donc une dimension d'information orthogonale à ce que capture le segment externe.</w:t>
+        <w:t>Le plan CP1–CP2 sépare nettement les trois segments externes, avec de fortes contributions des variables de charge et d'exposition. Sur le plan CP1–CP3, en revanche, les trois segments se superposent presque totalement : CP3 n'apporte quasiment aucune information sur ce découpage. Les variables de résilience/sauvegarde structurent presque exclusivement CP3 et sont mal représentées sur CP1–CP2 : la résilience est donc une dimension d'information orthogonale à ce que capture le segment externe — ignorer CP3 reviendrait à ignorer complètement cet aspect du profil des serveurs.</w:t>
+      </w:r>
+    </w:p>
+    <w:p>
+      <w:pPr>
+        <w:pStyle w:val="Heading1"/>
+      </w:pPr>
+      <w:r>
+        <w:rPr>
+          <w:color w:val="1F3A5F"/>
+        </w:rPr>
+        <w:t>Conclusion générale</w:t>
       </w:r>
     </w:p>
     <w:p>
@@ -7386,22 +4420,10 @@
         <w:rPr>
           <w:b w:val="0"/>
           <w:i w:val="0"/>
+          <w:color w:val="404040"/>
           <w:sz w:val="22"/>
         </w:rPr>
-        <w:t>Conclusion (corps du sujet) : l'ACP révèle une structure claire et stable (3 axes interprétables, 86.8% de variance) qui résume les 11 indicateurs en trois dimensions de lecture (risque global, type de stress dominant, résilience). C'est un outil descriptif et exploratoire, ni un outil de diagnostic causal ni un détecteur d'incident : une position atypique ne prouve rien en soi, les données sont synthétiques, et aucune validation contre un événement de sécurité réel n'a été effectuée.</w:t>
-      </w:r>
-    </w:p>
-    <w:p>
-      <w:r>
-        <w:br w:type="page"/>
-      </w:r>
-    </w:p>
-    <w:p>
-      <w:pPr>
-        <w:pStyle w:val="Heading1"/>
-      </w:pPr>
-      <w:r>
-        <w:t>Approfondissement (questions 10 à 16)</w:t>
+        <w:t>L'ACP révèle ici une structure claire et stable (3 axes interprétables, 86.8 % de variance, deux blocs de corrélation confirmés) qui résume les 11 indicateurs en trois dimensions de lecture : charge/risque global (CP1), type de stress dominant charge vs sécurité (CP2), résilience/sauvegardes (CP3).</w:t>
       </w:r>
     </w:p>
     <w:p>
@@ -7409,3519 +4431,10 @@
         <w:rPr>
           <w:b w:val="0"/>
           <w:i w:val="0"/>
+          <w:color w:val="404040"/>
           <w:sz w:val="22"/>
         </w:rPr>
-        <w:t>Les questions suivantes vont plus loin que le corps du sujet : robustesse des axes retenus, stabilité du sous-espace ACP, et généralisation à une nouvelle observation.</w:t>
-      </w:r>
-    </w:p>
-    <w:p>
-      <w:pPr>
-        <w:pStyle w:val="Heading1"/>
-      </w:pPr>
-      <w:r>
-        <w:t>Question 10 — Contributions individuelles aux axes</w:t>
-      </w:r>
-    </w:p>
-    <w:p>
-      <w:r>
-        <w:rPr>
-          <w:b w:val="0"/>
-          <w:i w:val="0"/>
-          <w:sz w:val="22"/>
-        </w:rPr>
-        <w:t>La contribution d'un individu i à l'axe k mesure sa part de responsabilité dans l'inertie de cet axe (ctr_i,k = score_i,k² / ((n-1) × valeur propre_k) × 100), à distinguer du cos² qui mesure sa qualité de représentation. La contribution moyenne attendue est 100/n, soit 0.625% ici.</w:t>
-      </w:r>
-    </w:p>
-    <w:p>
-      <w:r>
-        <w:rPr>
-          <w:b/>
-          <w:i w:val="0"/>
-          <w:sz w:val="22"/>
-        </w:rPr>
-        <w:t>5 plus fortes contributions à CP1 :</w:t>
-      </w:r>
-    </w:p>
-    <w:tbl>
-      <w:tblPr>
-        <w:tblStyle w:val="TableGrid"/>
-        <w:tblW w:type="auto" w:w="0"/>
-        <w:tblLook w:firstColumn="1" w:firstRow="1" w:lastColumn="0" w:lastRow="0" w:noHBand="0" w:noVBand="1" w:val="04A0"/>
-      </w:tblPr>
-      <w:tblGrid>
-        <w:gridCol w:w="2160"/>
-        <w:gridCol w:w="2160"/>
-        <w:gridCol w:w="2160"/>
-        <w:gridCol w:w="2160"/>
-      </w:tblGrid>
-      <w:tr>
-        <w:tc>
-          <w:tcPr>
-            <w:tcW w:type="dxa" w:w="2160"/>
-          </w:tcPr>
-          <w:p>
-            <w:r/>
-            <w:r>
-              <w:rPr>
-                <w:b/>
-                <w:sz w:val="18"/>
-              </w:rPr>
-              <w:t>Serveur</w:t>
-            </w:r>
-          </w:p>
-        </w:tc>
-        <w:tc>
-          <w:tcPr>
-            <w:tcW w:type="dxa" w:w="2160"/>
-          </w:tcPr>
-          <w:p>
-            <w:r/>
-            <w:r>
-              <w:rPr>
-                <w:b/>
-                <w:sz w:val="18"/>
-              </w:rPr>
-              <w:t>Segment</w:t>
-            </w:r>
-          </w:p>
-        </w:tc>
-        <w:tc>
-          <w:tcPr>
-            <w:tcW w:type="dxa" w:w="2160"/>
-          </w:tcPr>
-          <w:p>
-            <w:r/>
-            <w:r>
-              <w:rPr>
-                <w:b/>
-                <w:sz w:val="18"/>
-              </w:rPr>
-              <w:t>Contribution CP1 (%)</w:t>
-            </w:r>
-          </w:p>
-        </w:tc>
-        <w:tc>
-          <w:tcPr>
-            <w:tcW w:type="dxa" w:w="2160"/>
-          </w:tcPr>
-          <w:p>
-            <w:r/>
-            <w:r>
-              <w:rPr>
-                <w:b/>
-                <w:sz w:val="18"/>
-              </w:rPr>
-              <w:t>cos²(CP1,CP2)</w:t>
-            </w:r>
-          </w:p>
-        </w:tc>
-      </w:tr>
-      <w:tr>
-        <w:tc>
-          <w:tcPr>
-            <w:tcW w:type="dxa" w:w="2160"/>
-          </w:tcPr>
-          <w:p>
-            <w:r/>
-            <w:r>
-              <w:rPr>
-                <w:b w:val="0"/>
-                <w:sz w:val="18"/>
-              </w:rPr>
-              <w:t>SRV-145</w:t>
-            </w:r>
-          </w:p>
-        </w:tc>
-        <w:tc>
-          <w:tcPr>
-            <w:tcW w:type="dxa" w:w="2160"/>
-          </w:tcPr>
-          <w:p>
-            <w:r/>
-            <w:r>
-              <w:rPr>
-                <w:b w:val="0"/>
-                <w:sz w:val="18"/>
-              </w:rPr>
-              <w:t>peu_expose</w:t>
-            </w:r>
-          </w:p>
-        </w:tc>
-        <w:tc>
-          <w:tcPr>
-            <w:tcW w:type="dxa" w:w="2160"/>
-          </w:tcPr>
-          <w:p>
-            <w:r/>
-            <w:r>
-              <w:rPr>
-                <w:b w:val="0"/>
-                <w:sz w:val="18"/>
-              </w:rPr>
-              <w:t>4.399</w:t>
-            </w:r>
-          </w:p>
-        </w:tc>
-        <w:tc>
-          <w:tcPr>
-            <w:tcW w:type="dxa" w:w="2160"/>
-          </w:tcPr>
-          <w:p>
-            <w:r/>
-            <w:r>
-              <w:rPr>
-                <w:b w:val="0"/>
-                <w:sz w:val="18"/>
-              </w:rPr>
-              <w:t>0.944</w:t>
-            </w:r>
-          </w:p>
-        </w:tc>
-      </w:tr>
-      <w:tr>
-        <w:tc>
-          <w:tcPr>
-            <w:tcW w:type="dxa" w:w="2160"/>
-          </w:tcPr>
-          <w:p>
-            <w:r/>
-            <w:r>
-              <w:rPr>
-                <w:b w:val="0"/>
-                <w:sz w:val="18"/>
-              </w:rPr>
-              <w:t>SRV-071</w:t>
-            </w:r>
-          </w:p>
-        </w:tc>
-        <w:tc>
-          <w:tcPr>
-            <w:tcW w:type="dxa" w:w="2160"/>
-          </w:tcPr>
-          <w:p>
-            <w:r/>
-            <w:r>
-              <w:rPr>
-                <w:b w:val="0"/>
-                <w:sz w:val="18"/>
-              </w:rPr>
-              <w:t>peu_expose</w:t>
-            </w:r>
-          </w:p>
-        </w:tc>
-        <w:tc>
-          <w:tcPr>
-            <w:tcW w:type="dxa" w:w="2160"/>
-          </w:tcPr>
-          <w:p>
-            <w:r/>
-            <w:r>
-              <w:rPr>
-                <w:b w:val="0"/>
-                <w:sz w:val="18"/>
-              </w:rPr>
-              <w:t>3.476</w:t>
-            </w:r>
-          </w:p>
-        </w:tc>
-        <w:tc>
-          <w:tcPr>
-            <w:tcW w:type="dxa" w:w="2160"/>
-          </w:tcPr>
-          <w:p>
-            <w:r/>
-            <w:r>
-              <w:rPr>
-                <w:b w:val="0"/>
-                <w:sz w:val="18"/>
-              </w:rPr>
-              <w:t>0.915</w:t>
-            </w:r>
-          </w:p>
-        </w:tc>
-      </w:tr>
-      <w:tr>
-        <w:tc>
-          <w:tcPr>
-            <w:tcW w:type="dxa" w:w="2160"/>
-          </w:tcPr>
-          <w:p>
-            <w:r/>
-            <w:r>
-              <w:rPr>
-                <w:b w:val="0"/>
-                <w:sz w:val="18"/>
-              </w:rPr>
-              <w:t>SRV-117</w:t>
-            </w:r>
-          </w:p>
-        </w:tc>
-        <w:tc>
-          <w:tcPr>
-            <w:tcW w:type="dxa" w:w="2160"/>
-          </w:tcPr>
-          <w:p>
-            <w:r/>
-            <w:r>
-              <w:rPr>
-                <w:b w:val="0"/>
-                <w:sz w:val="18"/>
-              </w:rPr>
-              <w:t>expose</w:t>
-            </w:r>
-          </w:p>
-        </w:tc>
-        <w:tc>
-          <w:tcPr>
-            <w:tcW w:type="dxa" w:w="2160"/>
-          </w:tcPr>
-          <w:p>
-            <w:r/>
-            <w:r>
-              <w:rPr>
-                <w:b w:val="0"/>
-                <w:sz w:val="18"/>
-              </w:rPr>
-              <w:t>3.440</w:t>
-            </w:r>
-          </w:p>
-        </w:tc>
-        <w:tc>
-          <w:tcPr>
-            <w:tcW w:type="dxa" w:w="2160"/>
-          </w:tcPr>
-          <w:p>
-            <w:r/>
-            <w:r>
-              <w:rPr>
-                <w:b w:val="0"/>
-                <w:sz w:val="18"/>
-              </w:rPr>
-              <w:t>0.961</w:t>
-            </w:r>
-          </w:p>
-        </w:tc>
-      </w:tr>
-      <w:tr>
-        <w:tc>
-          <w:tcPr>
-            <w:tcW w:type="dxa" w:w="2160"/>
-          </w:tcPr>
-          <w:p>
-            <w:r/>
-            <w:r>
-              <w:rPr>
-                <w:b w:val="0"/>
-                <w:sz w:val="18"/>
-              </w:rPr>
-              <w:t>SRV-129</w:t>
-            </w:r>
-          </w:p>
-        </w:tc>
-        <w:tc>
-          <w:tcPr>
-            <w:tcW w:type="dxa" w:w="2160"/>
-          </w:tcPr>
-          <w:p>
-            <w:r/>
-            <w:r>
-              <w:rPr>
-                <w:b w:val="0"/>
-                <w:sz w:val="18"/>
-              </w:rPr>
-              <w:t>peu_expose</w:t>
-            </w:r>
-          </w:p>
-        </w:tc>
-        <w:tc>
-          <w:tcPr>
-            <w:tcW w:type="dxa" w:w="2160"/>
-          </w:tcPr>
-          <w:p>
-            <w:r/>
-            <w:r>
-              <w:rPr>
-                <w:b w:val="0"/>
-                <w:sz w:val="18"/>
-              </w:rPr>
-              <w:t>3.050</w:t>
-            </w:r>
-          </w:p>
-        </w:tc>
-        <w:tc>
-          <w:tcPr>
-            <w:tcW w:type="dxa" w:w="2160"/>
-          </w:tcPr>
-          <w:p>
-            <w:r/>
-            <w:r>
-              <w:rPr>
-                <w:b w:val="0"/>
-                <w:sz w:val="18"/>
-              </w:rPr>
-              <w:t>0.972</w:t>
-            </w:r>
-          </w:p>
-        </w:tc>
-      </w:tr>
-      <w:tr>
-        <w:tc>
-          <w:tcPr>
-            <w:tcW w:type="dxa" w:w="2160"/>
-          </w:tcPr>
-          <w:p>
-            <w:r/>
-            <w:r>
-              <w:rPr>
-                <w:b w:val="0"/>
-                <w:sz w:val="18"/>
-              </w:rPr>
-              <w:t>SRV-140</w:t>
-            </w:r>
-          </w:p>
-        </w:tc>
-        <w:tc>
-          <w:tcPr>
-            <w:tcW w:type="dxa" w:w="2160"/>
-          </w:tcPr>
-          <w:p>
-            <w:r/>
-            <w:r>
-              <w:rPr>
-                <w:b w:val="0"/>
-                <w:sz w:val="18"/>
-              </w:rPr>
-              <w:t>expose</w:t>
-            </w:r>
-          </w:p>
-        </w:tc>
-        <w:tc>
-          <w:tcPr>
-            <w:tcW w:type="dxa" w:w="2160"/>
-          </w:tcPr>
-          <w:p>
-            <w:r/>
-            <w:r>
-              <w:rPr>
-                <w:b w:val="0"/>
-                <w:sz w:val="18"/>
-              </w:rPr>
-              <w:t>2.687</w:t>
-            </w:r>
-          </w:p>
-        </w:tc>
-        <w:tc>
-          <w:tcPr>
-            <w:tcW w:type="dxa" w:w="2160"/>
-          </w:tcPr>
-          <w:p>
-            <w:r/>
-            <w:r>
-              <w:rPr>
-                <w:b w:val="0"/>
-                <w:sz w:val="18"/>
-              </w:rPr>
-              <w:t>0.832</w:t>
-            </w:r>
-          </w:p>
-        </w:tc>
-      </w:tr>
-    </w:tbl>
-    <w:p/>
-    <w:p>
-      <w:r>
-        <w:rPr>
-          <w:b/>
-          <w:i w:val="0"/>
-          <w:sz w:val="22"/>
-        </w:rPr>
-        <w:t>5 plus fortes contributions à CP3 :</w:t>
-      </w:r>
-    </w:p>
-    <w:tbl>
-      <w:tblPr>
-        <w:tblStyle w:val="TableGrid"/>
-        <w:tblW w:type="auto" w:w="0"/>
-        <w:tblLook w:firstColumn="1" w:firstRow="1" w:lastColumn="0" w:lastRow="0" w:noHBand="0" w:noVBand="1" w:val="04A0"/>
-      </w:tblPr>
-      <w:tblGrid>
-        <w:gridCol w:w="2160"/>
-        <w:gridCol w:w="2160"/>
-        <w:gridCol w:w="2160"/>
-        <w:gridCol w:w="2160"/>
-      </w:tblGrid>
-      <w:tr>
-        <w:tc>
-          <w:tcPr>
-            <w:tcW w:type="dxa" w:w="2160"/>
-          </w:tcPr>
-          <w:p>
-            <w:r/>
-            <w:r>
-              <w:rPr>
-                <w:b/>
-                <w:sz w:val="18"/>
-              </w:rPr>
-              <w:t>Serveur</w:t>
-            </w:r>
-          </w:p>
-        </w:tc>
-        <w:tc>
-          <w:tcPr>
-            <w:tcW w:type="dxa" w:w="2160"/>
-          </w:tcPr>
-          <w:p>
-            <w:r/>
-            <w:r>
-              <w:rPr>
-                <w:b/>
-                <w:sz w:val="18"/>
-              </w:rPr>
-              <w:t>Segment</w:t>
-            </w:r>
-          </w:p>
-        </w:tc>
-        <w:tc>
-          <w:tcPr>
-            <w:tcW w:type="dxa" w:w="2160"/>
-          </w:tcPr>
-          <w:p>
-            <w:r/>
-            <w:r>
-              <w:rPr>
-                <w:b/>
-                <w:sz w:val="18"/>
-              </w:rPr>
-              <w:t>Contribution CP3 (%)</w:t>
-            </w:r>
-          </w:p>
-        </w:tc>
-        <w:tc>
-          <w:tcPr>
-            <w:tcW w:type="dxa" w:w="2160"/>
-          </w:tcPr>
-          <w:p>
-            <w:r/>
-            <w:r>
-              <w:rPr>
-                <w:b/>
-                <w:sz w:val="18"/>
-              </w:rPr>
-              <w:t>cos²(CP1,CP3)</w:t>
-            </w:r>
-          </w:p>
-        </w:tc>
-      </w:tr>
-      <w:tr>
-        <w:tc>
-          <w:tcPr>
-            <w:tcW w:type="dxa" w:w="2160"/>
-          </w:tcPr>
-          <w:p>
-            <w:r/>
-            <w:r>
-              <w:rPr>
-                <w:b w:val="0"/>
-                <w:sz w:val="18"/>
-              </w:rPr>
-              <w:t>SRV-150</w:t>
-            </w:r>
-          </w:p>
-        </w:tc>
-        <w:tc>
-          <w:tcPr>
-            <w:tcW w:type="dxa" w:w="2160"/>
-          </w:tcPr>
-          <w:p>
-            <w:r/>
-            <w:r>
-              <w:rPr>
-                <w:b w:val="0"/>
-                <w:sz w:val="18"/>
-              </w:rPr>
-              <w:t>peu_expose</w:t>
-            </w:r>
-          </w:p>
-        </w:tc>
-        <w:tc>
-          <w:tcPr>
-            <w:tcW w:type="dxa" w:w="2160"/>
-          </w:tcPr>
-          <w:p>
-            <w:r/>
-            <w:r>
-              <w:rPr>
-                <w:b w:val="0"/>
-                <w:sz w:val="18"/>
-              </w:rPr>
-              <w:t>5.569</w:t>
-            </w:r>
-          </w:p>
-        </w:tc>
-        <w:tc>
-          <w:tcPr>
-            <w:tcW w:type="dxa" w:w="2160"/>
-          </w:tcPr>
-          <w:p>
-            <w:r/>
-            <w:r>
-              <w:rPr>
-                <w:b w:val="0"/>
-                <w:sz w:val="18"/>
-              </w:rPr>
-              <w:t>0.974</w:t>
-            </w:r>
-          </w:p>
-        </w:tc>
-      </w:tr>
-      <w:tr>
-        <w:tc>
-          <w:tcPr>
-            <w:tcW w:type="dxa" w:w="2160"/>
-          </w:tcPr>
-          <w:p>
-            <w:r/>
-            <w:r>
-              <w:rPr>
-                <w:b w:val="0"/>
-                <w:sz w:val="18"/>
-              </w:rPr>
-              <w:t>SRV-104</w:t>
-            </w:r>
-          </w:p>
-        </w:tc>
-        <w:tc>
-          <w:tcPr>
-            <w:tcW w:type="dxa" w:w="2160"/>
-          </w:tcPr>
-          <w:p>
-            <w:r/>
-            <w:r>
-              <w:rPr>
-                <w:b w:val="0"/>
-                <w:sz w:val="18"/>
-              </w:rPr>
-              <w:t>expose</w:t>
-            </w:r>
-          </w:p>
-        </w:tc>
-        <w:tc>
-          <w:tcPr>
-            <w:tcW w:type="dxa" w:w="2160"/>
-          </w:tcPr>
-          <w:p>
-            <w:r/>
-            <w:r>
-              <w:rPr>
-                <w:b w:val="0"/>
-                <w:sz w:val="18"/>
-              </w:rPr>
-              <w:t>3.833</w:t>
-            </w:r>
-          </w:p>
-        </w:tc>
-        <w:tc>
-          <w:tcPr>
-            <w:tcW w:type="dxa" w:w="2160"/>
-          </w:tcPr>
-          <w:p>
-            <w:r/>
-            <w:r>
-              <w:rPr>
-                <w:b w:val="0"/>
-                <w:sz w:val="18"/>
-              </w:rPr>
-              <w:t>0.817</w:t>
-            </w:r>
-          </w:p>
-        </w:tc>
-      </w:tr>
-      <w:tr>
-        <w:tc>
-          <w:tcPr>
-            <w:tcW w:type="dxa" w:w="2160"/>
-          </w:tcPr>
-          <w:p>
-            <w:r/>
-            <w:r>
-              <w:rPr>
-                <w:b w:val="0"/>
-                <w:sz w:val="18"/>
-              </w:rPr>
-              <w:t>SRV-143</w:t>
-            </w:r>
-          </w:p>
-        </w:tc>
-        <w:tc>
-          <w:tcPr>
-            <w:tcW w:type="dxa" w:w="2160"/>
-          </w:tcPr>
-          <w:p>
-            <w:r/>
-            <w:r>
-              <w:rPr>
-                <w:b w:val="0"/>
-                <w:sz w:val="18"/>
-              </w:rPr>
-              <w:t>peu_expose</w:t>
-            </w:r>
-          </w:p>
-        </w:tc>
-        <w:tc>
-          <w:tcPr>
-            <w:tcW w:type="dxa" w:w="2160"/>
-          </w:tcPr>
-          <w:p>
-            <w:r/>
-            <w:r>
-              <w:rPr>
-                <w:b w:val="0"/>
-                <w:sz w:val="18"/>
-              </w:rPr>
-              <w:t>3.659</w:t>
-            </w:r>
-          </w:p>
-        </w:tc>
-        <w:tc>
-          <w:tcPr>
-            <w:tcW w:type="dxa" w:w="2160"/>
-          </w:tcPr>
-          <w:p>
-            <w:r/>
-            <w:r>
-              <w:rPr>
-                <w:b w:val="0"/>
-                <w:sz w:val="18"/>
-              </w:rPr>
-              <w:t>0.914</w:t>
-            </w:r>
-          </w:p>
-        </w:tc>
-      </w:tr>
-      <w:tr>
-        <w:tc>
-          <w:tcPr>
-            <w:tcW w:type="dxa" w:w="2160"/>
-          </w:tcPr>
-          <w:p>
-            <w:r/>
-            <w:r>
-              <w:rPr>
-                <w:b w:val="0"/>
-                <w:sz w:val="18"/>
-              </w:rPr>
-              <w:t>SRV-096</w:t>
-            </w:r>
-          </w:p>
-        </w:tc>
-        <w:tc>
-          <w:tcPr>
-            <w:tcW w:type="dxa" w:w="2160"/>
-          </w:tcPr>
-          <w:p>
-            <w:r/>
-            <w:r>
-              <w:rPr>
-                <w:b w:val="0"/>
-                <w:sz w:val="18"/>
-              </w:rPr>
-              <w:t>intermediaire</w:t>
-            </w:r>
-          </w:p>
-        </w:tc>
-        <w:tc>
-          <w:tcPr>
-            <w:tcW w:type="dxa" w:w="2160"/>
-          </w:tcPr>
-          <w:p>
-            <w:r/>
-            <w:r>
-              <w:rPr>
-                <w:b w:val="0"/>
-                <w:sz w:val="18"/>
-              </w:rPr>
-              <w:t>3.634</w:t>
-            </w:r>
-          </w:p>
-        </w:tc>
-        <w:tc>
-          <w:tcPr>
-            <w:tcW w:type="dxa" w:w="2160"/>
-          </w:tcPr>
-          <w:p>
-            <w:r/>
-            <w:r>
-              <w:rPr>
-                <w:b w:val="0"/>
-                <w:sz w:val="18"/>
-              </w:rPr>
-              <w:t>0.923</w:t>
-            </w:r>
-          </w:p>
-        </w:tc>
-      </w:tr>
-      <w:tr>
-        <w:tc>
-          <w:tcPr>
-            <w:tcW w:type="dxa" w:w="2160"/>
-          </w:tcPr>
-          <w:p>
-            <w:r/>
-            <w:r>
-              <w:rPr>
-                <w:b w:val="0"/>
-                <w:sz w:val="18"/>
-              </w:rPr>
-              <w:t>SRV-019</w:t>
-            </w:r>
-          </w:p>
-        </w:tc>
-        <w:tc>
-          <w:tcPr>
-            <w:tcW w:type="dxa" w:w="2160"/>
-          </w:tcPr>
-          <w:p>
-            <w:r/>
-            <w:r>
-              <w:rPr>
-                <w:b w:val="0"/>
-                <w:sz w:val="18"/>
-              </w:rPr>
-              <w:t>peu_expose</w:t>
-            </w:r>
-          </w:p>
-        </w:tc>
-        <w:tc>
-          <w:tcPr>
-            <w:tcW w:type="dxa" w:w="2160"/>
-          </w:tcPr>
-          <w:p>
-            <w:r/>
-            <w:r>
-              <w:rPr>
-                <w:b w:val="0"/>
-                <w:sz w:val="18"/>
-              </w:rPr>
-              <w:t>2.586</w:t>
-            </w:r>
-          </w:p>
-        </w:tc>
-        <w:tc>
-          <w:tcPr>
-            <w:tcW w:type="dxa" w:w="2160"/>
-          </w:tcPr>
-          <w:p>
-            <w:r/>
-            <w:r>
-              <w:rPr>
-                <w:b w:val="0"/>
-                <w:sz w:val="18"/>
-              </w:rPr>
-              <w:t>0.517</w:t>
-            </w:r>
-          </w:p>
-        </w:tc>
-      </w:tr>
-    </w:tbl>
-    <w:p/>
-    <w:p>
-      <w:r>
-        <w:rPr>
-          <w:b w:val="0"/>
-          <w:i w:val="0"/>
-          <w:sz w:val="22"/>
-        </w:rPr>
-        <w:t>SRV-150 illustre bien la distinction contribution/cos² : il contribue fortement à CP3 (5.57%, la plus forte de tous les serveurs) mais modestement à CP1 (2.04%), et son cos²(CP1-CP2) n'est que de 0.43 alors que son cos²(CP1-CP3) atteint 0.97. Ce serveur façonne l'axe CP3 (résilience) et n'est bien représenté que dans un plan qui l'inclut.</w:t>
-      </w:r>
-    </w:p>
-    <w:p>
-      <w:pPr>
-        <w:pStyle w:val="Heading1"/>
-      </w:pPr>
-      <w:r>
-        <w:t>Question 11 — Erreur de reconstruction individuelle (k=2 axes)</w:t>
-      </w:r>
-    </w:p>
-    <w:p>
-      <w:r>
-        <w:rPr>
-          <w:b w:val="0"/>
-          <w:i w:val="0"/>
-          <w:sz w:val="22"/>
-        </w:rPr>
-        <w:t>La corrélation entre erreur de reconstruction (k=2) et distance totale est modérée (0.38) : être loin de l'origine et être mal reconstruit par le plan CP1-CP2 sont liés mais pas équivalents.</w:t>
-      </w:r>
-    </w:p>
-    <w:tbl>
-      <w:tblPr>
-        <w:tblStyle w:val="TableGrid"/>
-        <w:tblW w:type="auto" w:w="0"/>
-        <w:tblLook w:firstColumn="1" w:firstRow="1" w:lastColumn="0" w:lastRow="0" w:noHBand="0" w:noVBand="1" w:val="04A0"/>
-      </w:tblPr>
-      <w:tblGrid>
-        <w:gridCol w:w="1728"/>
-        <w:gridCol w:w="1728"/>
-        <w:gridCol w:w="1728"/>
-        <w:gridCol w:w="1728"/>
-        <w:gridCol w:w="1728"/>
-      </w:tblGrid>
-      <w:tr>
-        <w:tc>
-          <w:tcPr>
-            <w:tcW w:type="dxa" w:w="1728"/>
-          </w:tcPr>
-          <w:p>
-            <w:r/>
-            <w:r>
-              <w:rPr>
-                <w:b/>
-                <w:sz w:val="18"/>
-              </w:rPr>
-              <w:t>Serveur</w:t>
-            </w:r>
-          </w:p>
-        </w:tc>
-        <w:tc>
-          <w:tcPr>
-            <w:tcW w:type="dxa" w:w="1728"/>
-          </w:tcPr>
-          <w:p>
-            <w:r/>
-            <w:r>
-              <w:rPr>
-                <w:b/>
-                <w:sz w:val="18"/>
-              </w:rPr>
-              <w:t>Segment</w:t>
-            </w:r>
-          </w:p>
-        </w:tc>
-        <w:tc>
-          <w:tcPr>
-            <w:tcW w:type="dxa" w:w="1728"/>
-          </w:tcPr>
-          <w:p>
-            <w:r/>
-            <w:r>
-              <w:rPr>
-                <w:b/>
-                <w:sz w:val="18"/>
-              </w:rPr>
-              <w:t>Erreur reconstruction (k=2)</w:t>
-            </w:r>
-          </w:p>
-        </w:tc>
-        <w:tc>
-          <w:tcPr>
-            <w:tcW w:type="dxa" w:w="1728"/>
-          </w:tcPr>
-          <w:p>
-            <w:r/>
-            <w:r>
-              <w:rPr>
-                <w:b/>
-                <w:sz w:val="18"/>
-              </w:rPr>
-              <w:t>Distance totale</w:t>
-            </w:r>
-          </w:p>
-        </w:tc>
-        <w:tc>
-          <w:tcPr>
-            <w:tcW w:type="dxa" w:w="1728"/>
-          </w:tcPr>
-          <w:p>
-            <w:r/>
-            <w:r>
-              <w:rPr>
-                <w:b/>
-                <w:sz w:val="18"/>
-              </w:rPr>
-              <w:t>cos²(CP1,CP2)</w:t>
-            </w:r>
-          </w:p>
-        </w:tc>
-      </w:tr>
-      <w:tr>
-        <w:tc>
-          <w:tcPr>
-            <w:tcW w:type="dxa" w:w="1728"/>
-          </w:tcPr>
-          <w:p>
-            <w:r/>
-            <w:r>
-              <w:rPr>
-                <w:b w:val="0"/>
-                <w:sz w:val="18"/>
-              </w:rPr>
-              <w:t>SRV-150</w:t>
-            </w:r>
-          </w:p>
-        </w:tc>
-        <w:tc>
-          <w:tcPr>
-            <w:tcW w:type="dxa" w:w="1728"/>
-          </w:tcPr>
-          <w:p>
-            <w:r/>
-            <w:r>
-              <w:rPr>
-                <w:b w:val="0"/>
-                <w:sz w:val="18"/>
-              </w:rPr>
-              <w:t>peu_expose</w:t>
-            </w:r>
-          </w:p>
-        </w:tc>
-        <w:tc>
-          <w:tcPr>
-            <w:tcW w:type="dxa" w:w="1728"/>
-          </w:tcPr>
-          <w:p>
-            <w:r/>
-            <w:r>
-              <w:rPr>
-                <w:b w:val="0"/>
-                <w:sz w:val="18"/>
-              </w:rPr>
-              <w:t>1.767</w:t>
-            </w:r>
-          </w:p>
-        </w:tc>
-        <w:tc>
-          <w:tcPr>
-            <w:tcW w:type="dxa" w:w="1728"/>
-          </w:tcPr>
-          <w:p>
-            <w:r/>
-            <w:r>
-              <w:rPr>
-                <w:b w:val="0"/>
-                <w:sz w:val="18"/>
-              </w:rPr>
-              <w:t>5.850</w:t>
-            </w:r>
-          </w:p>
-        </w:tc>
-        <w:tc>
-          <w:tcPr>
-            <w:tcW w:type="dxa" w:w="1728"/>
-          </w:tcPr>
-          <w:p>
-            <w:r/>
-            <w:r>
-              <w:rPr>
-                <w:b w:val="0"/>
-                <w:sz w:val="18"/>
-              </w:rPr>
-              <w:t>0.432</w:t>
-            </w:r>
-          </w:p>
-        </w:tc>
-      </w:tr>
-      <w:tr>
-        <w:tc>
-          <w:tcPr>
-            <w:tcW w:type="dxa" w:w="1728"/>
-          </w:tcPr>
-          <w:p>
-            <w:r/>
-            <w:r>
-              <w:rPr>
-                <w:b w:val="0"/>
-                <w:sz w:val="18"/>
-              </w:rPr>
-              <w:t>SRV-104</w:t>
-            </w:r>
-          </w:p>
-        </w:tc>
-        <w:tc>
-          <w:tcPr>
-            <w:tcW w:type="dxa" w:w="1728"/>
-          </w:tcPr>
-          <w:p>
-            <w:r/>
-            <w:r>
-              <w:rPr>
-                <w:b w:val="0"/>
-                <w:sz w:val="18"/>
-              </w:rPr>
-              <w:t>expose</w:t>
-            </w:r>
-          </w:p>
-        </w:tc>
-        <w:tc>
-          <w:tcPr>
-            <w:tcW w:type="dxa" w:w="1728"/>
-          </w:tcPr>
-          <w:p>
-            <w:r/>
-            <w:r>
-              <w:rPr>
-                <w:b w:val="0"/>
-                <w:sz w:val="18"/>
-              </w:rPr>
-              <w:t>1.337</w:t>
-            </w:r>
-          </w:p>
-        </w:tc>
-        <w:tc>
-          <w:tcPr>
-            <w:tcW w:type="dxa" w:w="1728"/>
-          </w:tcPr>
-          <w:p>
-            <w:r/>
-            <w:r>
-              <w:rPr>
-                <w:b w:val="0"/>
-                <w:sz w:val="18"/>
-              </w:rPr>
-              <w:t>4.169</w:t>
-            </w:r>
-          </w:p>
-        </w:tc>
-        <w:tc>
-          <w:tcPr>
-            <w:tcW w:type="dxa" w:w="1728"/>
-          </w:tcPr>
-          <w:p>
-            <w:r/>
-            <w:r>
-              <w:rPr>
-                <w:b w:val="0"/>
-                <w:sz w:val="18"/>
-              </w:rPr>
-              <w:t>0.154</w:t>
-            </w:r>
-          </w:p>
-        </w:tc>
-      </w:tr>
-      <w:tr>
-        <w:tc>
-          <w:tcPr>
-            <w:tcW w:type="dxa" w:w="1728"/>
-          </w:tcPr>
-          <w:p>
-            <w:r/>
-            <w:r>
-              <w:rPr>
-                <w:b w:val="0"/>
-                <w:sz w:val="18"/>
-              </w:rPr>
-              <w:t>SRV-096</w:t>
-            </w:r>
-          </w:p>
-        </w:tc>
-        <w:tc>
-          <w:tcPr>
-            <w:tcW w:type="dxa" w:w="1728"/>
-          </w:tcPr>
-          <w:p>
-            <w:r/>
-            <w:r>
-              <w:rPr>
-                <w:b w:val="0"/>
-                <w:sz w:val="18"/>
-              </w:rPr>
-              <w:t>intermediaire</w:t>
-            </w:r>
-          </w:p>
-        </w:tc>
-        <w:tc>
-          <w:tcPr>
-            <w:tcW w:type="dxa" w:w="1728"/>
-          </w:tcPr>
-          <w:p>
-            <w:r/>
-            <w:r>
-              <w:rPr>
-                <w:b w:val="0"/>
-                <w:sz w:val="18"/>
-              </w:rPr>
-              <w:t>1.216</w:t>
-            </w:r>
-          </w:p>
-        </w:tc>
-        <w:tc>
-          <w:tcPr>
-            <w:tcW w:type="dxa" w:w="1728"/>
-          </w:tcPr>
-          <w:p>
-            <w:r/>
-            <w:r>
-              <w:rPr>
-                <w:b w:val="0"/>
-                <w:sz w:val="18"/>
-              </w:rPr>
-              <w:t>4.326</w:t>
-            </w:r>
-          </w:p>
-        </w:tc>
-        <w:tc>
-          <w:tcPr>
-            <w:tcW w:type="dxa" w:w="1728"/>
-          </w:tcPr>
-          <w:p>
-            <w:r/>
-            <w:r>
-              <w:rPr>
-                <w:b w:val="0"/>
-                <w:sz w:val="18"/>
-              </w:rPr>
-              <w:t>0.285</w:t>
-            </w:r>
-          </w:p>
-        </w:tc>
-      </w:tr>
-      <w:tr>
-        <w:tc>
-          <w:tcPr>
-            <w:tcW w:type="dxa" w:w="1728"/>
-          </w:tcPr>
-          <w:p>
-            <w:r/>
-            <w:r>
-              <w:rPr>
-                <w:b w:val="0"/>
-                <w:sz w:val="18"/>
-              </w:rPr>
-              <w:t>SRV-143</w:t>
-            </w:r>
-          </w:p>
-        </w:tc>
-        <w:tc>
-          <w:tcPr>
-            <w:tcW w:type="dxa" w:w="1728"/>
-          </w:tcPr>
-          <w:p>
-            <w:r/>
-            <w:r>
-              <w:rPr>
-                <w:b w:val="0"/>
-                <w:sz w:val="18"/>
-              </w:rPr>
-              <w:t>peu_expose</w:t>
-            </w:r>
-          </w:p>
-        </w:tc>
-        <w:tc>
-          <w:tcPr>
-            <w:tcW w:type="dxa" w:w="1728"/>
-          </w:tcPr>
-          <w:p>
-            <w:r/>
-            <w:r>
-              <w:rPr>
-                <w:b w:val="0"/>
-                <w:sz w:val="18"/>
-              </w:rPr>
-              <w:t>1.187</w:t>
-            </w:r>
-          </w:p>
-        </w:tc>
-        <w:tc>
-          <w:tcPr>
-            <w:tcW w:type="dxa" w:w="1728"/>
-          </w:tcPr>
-          <w:p>
-            <w:r/>
-            <w:r>
-              <w:rPr>
-                <w:b w:val="0"/>
-                <w:sz w:val="18"/>
-              </w:rPr>
-              <w:t>4.100</w:t>
-            </w:r>
-          </w:p>
-        </w:tc>
-        <w:tc>
-          <w:tcPr>
-            <w:tcW w:type="dxa" w:w="1728"/>
-          </w:tcPr>
-          <w:p>
-            <w:r/>
-            <w:r>
-              <w:rPr>
-                <w:b w:val="0"/>
-                <w:sz w:val="18"/>
-              </w:rPr>
-              <w:t>0.223</w:t>
-            </w:r>
-          </w:p>
-        </w:tc>
-      </w:tr>
-      <w:tr>
-        <w:tc>
-          <w:tcPr>
-            <w:tcW w:type="dxa" w:w="1728"/>
-          </w:tcPr>
-          <w:p>
-            <w:r/>
-            <w:r>
-              <w:rPr>
-                <w:b w:val="0"/>
-                <w:sz w:val="18"/>
-              </w:rPr>
-              <w:t>SRV-110</w:t>
-            </w:r>
-          </w:p>
-        </w:tc>
-        <w:tc>
-          <w:tcPr>
-            <w:tcW w:type="dxa" w:w="1728"/>
-          </w:tcPr>
-          <w:p>
-            <w:r/>
-            <w:r>
-              <w:rPr>
-                <w:b w:val="0"/>
-                <w:sz w:val="18"/>
-              </w:rPr>
-              <w:t>peu_expose</w:t>
-            </w:r>
-          </w:p>
-        </w:tc>
-        <w:tc>
-          <w:tcPr>
-            <w:tcW w:type="dxa" w:w="1728"/>
-          </w:tcPr>
-          <w:p>
-            <w:r/>
-            <w:r>
-              <w:rPr>
-                <w:b w:val="0"/>
-                <w:sz w:val="18"/>
-              </w:rPr>
-              <w:t>0.921</w:t>
-            </w:r>
-          </w:p>
-        </w:tc>
-        <w:tc>
-          <w:tcPr>
-            <w:tcW w:type="dxa" w:w="1728"/>
-          </w:tcPr>
-          <w:p>
-            <w:r/>
-            <w:r>
-              <w:rPr>
-                <w:b w:val="0"/>
-                <w:sz w:val="18"/>
-              </w:rPr>
-              <w:t>5.268</w:t>
-            </w:r>
-          </w:p>
-        </w:tc>
-        <w:tc>
-          <w:tcPr>
-            <w:tcW w:type="dxa" w:w="1728"/>
-          </w:tcPr>
-          <w:p>
-            <w:r/>
-            <w:r>
-              <w:rPr>
-                <w:b w:val="0"/>
-                <w:sz w:val="18"/>
-              </w:rPr>
-              <w:t>0.635</w:t>
-            </w:r>
-          </w:p>
-        </w:tc>
-      </w:tr>
-    </w:tbl>
-    <w:p/>
-    <w:p>
-      <w:r>
-        <w:rPr>
-          <w:b w:val="0"/>
-          <w:i w:val="0"/>
-          <w:sz w:val="22"/>
-        </w:rPr>
-        <w:t>SRV-150 a la plus grande erreur de reconstruction alors qu'il n'est que le 2e serveur le plus distant (Question 7) : son écart au plan CP1-CP2 provient spécifiquement de sa forte composante CP3, pas d'une distance générale élevée. Certains serveurs nécessitent donc CP3 pour être correctement décrits.</w:t>
-      </w:r>
-    </w:p>
-    <w:p>
-      <w:pPr>
-        <w:pStyle w:val="Heading1"/>
-      </w:pPr>
-      <w:r>
-        <w:t>Question 12 — Robustesse à un individu extrême (retrait de SRV-145)</w:t>
-      </w:r>
-    </w:p>
-    <w:p>
-      <w:r>
-        <w:rPr>
-          <w:b w:val="0"/>
-          <w:i w:val="0"/>
-          <w:sz w:val="22"/>
-        </w:rPr>
-        <w:t>SRV-145, le serveur le plus éloigné de l'origine (distance totale = 5.97), est retiré temporairement en mémoire (le fichier CSV n'est jamais modifié). L'ACP est refaite sur les 159 serveurs restants et comparée à l'originale via l'inertie par axe et la distance de projecteur du sous-espace CP1-CP3 (‖V₁V₁ᵀ − V₂V₂ᵀ‖, invariante au signe des vecteurs propres).</w:t>
-      </w:r>
-    </w:p>
-    <w:tbl>
-      <w:tblPr>
-        <w:tblStyle w:val="TableGrid"/>
-        <w:tblW w:type="auto" w:w="0"/>
-        <w:tblLook w:firstColumn="1" w:firstRow="1" w:lastColumn="0" w:lastRow="0" w:noHBand="0" w:noVBand="1" w:val="04A0"/>
-      </w:tblPr>
-      <w:tblGrid>
-        <w:gridCol w:w="2880"/>
-        <w:gridCol w:w="2880"/>
-        <w:gridCol w:w="2880"/>
-      </w:tblGrid>
-      <w:tr>
-        <w:tc>
-          <w:tcPr>
-            <w:tcW w:type="dxa" w:w="2880"/>
-          </w:tcPr>
-          <w:p>
-            <w:r/>
-            <w:r>
-              <w:rPr>
-                <w:b/>
-                <w:sz w:val="18"/>
-              </w:rPr>
-              <w:t>Axe</w:t>
-            </w:r>
-          </w:p>
-        </w:tc>
-        <w:tc>
-          <w:tcPr>
-            <w:tcW w:type="dxa" w:w="2880"/>
-          </w:tcPr>
-          <w:p>
-            <w:r/>
-            <w:r>
-              <w:rPr>
-                <w:b/>
-                <w:sz w:val="18"/>
-              </w:rPr>
-              <w:t>Avec SRV-145 (%)</w:t>
-            </w:r>
-          </w:p>
-        </w:tc>
-        <w:tc>
-          <w:tcPr>
-            <w:tcW w:type="dxa" w:w="2880"/>
-          </w:tcPr>
-          <w:p>
-            <w:r/>
-            <w:r>
-              <w:rPr>
-                <w:b/>
-                <w:sz w:val="18"/>
-              </w:rPr>
-              <w:t>Sans SRV-145 (%)</w:t>
-            </w:r>
-          </w:p>
-        </w:tc>
-      </w:tr>
-      <w:tr>
-        <w:tc>
-          <w:tcPr>
-            <w:tcW w:type="dxa" w:w="2880"/>
-          </w:tcPr>
-          <w:p>
-            <w:r/>
-            <w:r>
-              <w:rPr>
-                <w:b w:val="0"/>
-                <w:sz w:val="18"/>
-              </w:rPr>
-              <w:t>CP1</w:t>
-            </w:r>
-          </w:p>
-        </w:tc>
-        <w:tc>
-          <w:tcPr>
-            <w:tcW w:type="dxa" w:w="2880"/>
-          </w:tcPr>
-          <w:p>
-            <w:r/>
-            <w:r>
-              <w:rPr>
-                <w:b w:val="0"/>
-                <w:sz w:val="18"/>
-              </w:rPr>
-              <w:t>41.27</w:t>
-            </w:r>
-          </w:p>
-        </w:tc>
-        <w:tc>
-          <w:tcPr>
-            <w:tcW w:type="dxa" w:w="2880"/>
-          </w:tcPr>
-          <w:p>
-            <w:r/>
-            <w:r>
-              <w:rPr>
-                <w:b w:val="0"/>
-                <w:sz w:val="18"/>
-              </w:rPr>
-              <w:t>40.24</w:t>
-            </w:r>
-          </w:p>
-        </w:tc>
-      </w:tr>
-      <w:tr>
-        <w:tc>
-          <w:tcPr>
-            <w:tcW w:type="dxa" w:w="2880"/>
-          </w:tcPr>
-          <w:p>
-            <w:r/>
-            <w:r>
-              <w:rPr>
-                <w:b w:val="0"/>
-                <w:sz w:val="18"/>
-              </w:rPr>
-              <w:t>CP2</w:t>
-            </w:r>
-          </w:p>
-        </w:tc>
-        <w:tc>
-          <w:tcPr>
-            <w:tcW w:type="dxa" w:w="2880"/>
-          </w:tcPr>
-          <w:p>
-            <w:r/>
-            <w:r>
-              <w:rPr>
-                <w:b w:val="0"/>
-                <w:sz w:val="18"/>
-              </w:rPr>
-              <w:t>26.57</w:t>
-            </w:r>
-          </w:p>
-        </w:tc>
-        <w:tc>
-          <w:tcPr>
-            <w:tcW w:type="dxa" w:w="2880"/>
-          </w:tcPr>
-          <w:p>
-            <w:r/>
-            <w:r>
-              <w:rPr>
-                <w:b w:val="0"/>
-                <w:sz w:val="18"/>
-              </w:rPr>
-              <w:t>27.02</w:t>
-            </w:r>
-          </w:p>
-        </w:tc>
-      </w:tr>
-      <w:tr>
-        <w:tc>
-          <w:tcPr>
-            <w:tcW w:type="dxa" w:w="2880"/>
-          </w:tcPr>
-          <w:p>
-            <w:r/>
-            <w:r>
-              <w:rPr>
-                <w:b w:val="0"/>
-                <w:sz w:val="18"/>
-              </w:rPr>
-              <w:t>CP3</w:t>
-            </w:r>
-          </w:p>
-        </w:tc>
-        <w:tc>
-          <w:tcPr>
-            <w:tcW w:type="dxa" w:w="2880"/>
-          </w:tcPr>
-          <w:p>
-            <w:r/>
-            <w:r>
-              <w:rPr>
-                <w:b w:val="0"/>
-                <w:sz w:val="18"/>
-              </w:rPr>
-              <w:t>18.92</w:t>
-            </w:r>
-          </w:p>
-        </w:tc>
-        <w:tc>
-          <w:tcPr>
-            <w:tcW w:type="dxa" w:w="2880"/>
-          </w:tcPr>
-          <w:p>
-            <w:r/>
-            <w:r>
-              <w:rPr>
-                <w:b w:val="0"/>
-                <w:sz w:val="18"/>
-              </w:rPr>
-              <w:t>19.24</w:t>
-            </w:r>
-          </w:p>
-        </w:tc>
-      </w:tr>
-    </w:tbl>
-    <w:p/>
-    <w:p>
-      <w:r>
-        <w:rPr>
-          <w:b w:val="0"/>
-          <w:i w:val="0"/>
-          <w:sz w:val="22"/>
-        </w:rPr>
-        <w:t>La distance de projecteur entre les deux sous-espaces est très faible (0.00887, à comparer à un maximum théorique de √3 ≈ 1.73). Le retrait du serveur le plus extrême ne déstabilise quasiment pas la structure à 3 axes : elle n'est pas portée par un seul individu influent.</w:t>
-      </w:r>
-    </w:p>
-    <w:p>
-      <w:r>
-        <w:rPr>
-          <w:b w:val="0"/>
-          <w:i w:val="0"/>
-          <w:sz w:val="22"/>
-        </w:rPr>
-        <w:t>L'inversion du signe de CP1 donne exactement la même distance (0.00887), confirmant que la métrique est invariante au signe des axes.</w:t>
-      </w:r>
-    </w:p>
-    <w:p>
-      <w:pPr>
-        <w:pStyle w:val="Heading1"/>
-      </w:pPr>
-      <w:r>
-        <w:t>Question 13 — Stabilité du sous-espace par bootstrap (150 ré-échantillonnages)</w:t>
-      </w:r>
-    </w:p>
-    <w:p>
-      <w:r>
-        <w:rPr>
-          <w:b w:val="0"/>
-          <w:i w:val="0"/>
-          <w:sz w:val="22"/>
-        </w:rPr>
-        <w:t>150 échantillons bootstrap (tirage avec remise, taille 160, graine fixée) sont utilisés pour mesurer, à chaque fois, la distance de projecteur entre le sous-espace CP1-CP3 ré-estimé et le sous-espace original. Il s'agit d'un contrôle interne (sensibilité au tirage précis des individus), pas d'une validation externe sur une population différente.</w:t>
-      </w:r>
-    </w:p>
-    <w:p>
-      <w:pPr>
-        <w:jc w:val="center"/>
-      </w:pPr>
-      <w:r>
-        <w:drawing>
-          <wp:inline xmlns:a="http://schemas.openxmlformats.org/drawingml/2006/main" xmlns:pic="http://schemas.openxmlformats.org/drawingml/2006/picture">
-            <wp:extent cx="5486400" cy="3086100"/>
-            <wp:docPr id="7" name="Picture 7"/>
-            <wp:cNvGraphicFramePr>
-              <a:graphicFrameLocks noChangeAspect="1"/>
-            </wp:cNvGraphicFramePr>
-            <a:graphic>
-              <a:graphicData uri="http://schemas.openxmlformats.org/drawingml/2006/picture">
-                <pic:pic>
-                  <pic:nvPicPr>
-                    <pic:cNvPr id="0" name="fig_q13_stabilite_bootstrap.png"/>
-                    <pic:cNvPicPr/>
-                  </pic:nvPicPr>
-                  <pic:blipFill>
-                    <a:blip r:embed="rId15"/>
-                    <a:stretch>
-                      <a:fillRect/>
-                    </a:stretch>
-                  </pic:blipFill>
-                  <pic:spPr>
-                    <a:xfrm>
-                      <a:off x="0" y="0"/>
-                      <a:ext cx="5486400" cy="3086100"/>
-                    </a:xfrm>
-                    <a:prstGeom prst="rect"/>
-                  </pic:spPr>
-                </pic:pic>
-              </a:graphicData>
-            </a:graphic>
-          </wp:inline>
-        </w:drawing>
-      </w:r>
-    </w:p>
-    <w:p>
-      <w:pPr>
-        <w:jc w:val="center"/>
-      </w:pPr>
-      <w:r>
-        <w:rPr>
-          <w:i/>
-          <w:sz w:val="18"/>
-        </w:rPr>
-        <w:t>Distribution des distances de projecteur (150 bootstrap)</w:t>
-      </w:r>
-    </w:p>
-    <w:p>
-      <w:r>
-        <w:rPr>
-          <w:b w:val="0"/>
-          <w:i w:val="0"/>
-          <w:sz w:val="22"/>
-        </w:rPr>
-        <w:t>Moyenne = 0.1249, écart-type = 0.0261, percentiles [5, 50, 95] = [0.0816, 0.1233, 0.1700] — nettement plus élevée que la distance au retrait du seul SRV-145 (0.0089, Question 12), ce qui est logique puisque le bootstrap perturbe la composition de tout l'échantillon. Ces valeurs restent toutefois petites au regard de l'échelle maximale théorique (√3 ≈ 1.73) : le sous-espace CP1-CP3 reste globalement stable.</w:t>
-      </w:r>
-    </w:p>
-    <w:p>
-      <w:pPr>
-        <w:pStyle w:val="Heading1"/>
-      </w:pPr>
-      <w:r>
-        <w:t>Question 14 — Analyse parallèle par permutation</w:t>
-      </w:r>
-    </w:p>
-    <w:p>
-      <w:r>
-        <w:rPr>
-          <w:b w:val="0"/>
-          <w:i w:val="0"/>
-          <w:sz w:val="22"/>
-        </w:rPr>
-        <w:t>Le critère de Kaiser (seuil constant = 1) suppose implicitement des variables non corrélées. L'analyse parallèle compare les valeurs propres observées à celles obtenues sur 150 jeux de données où chaque colonne a été permutée indépendamment (corrélations détruites, distributions marginales conservées), et ne retient un axe que si sa valeur propre dépasse le 95e centile de cette distribution nulle.</w:t>
-      </w:r>
-    </w:p>
-    <w:p>
-      <w:pPr>
-        <w:jc w:val="center"/>
-      </w:pPr>
-      <w:r>
-        <w:drawing>
-          <wp:inline xmlns:a="http://schemas.openxmlformats.org/drawingml/2006/main" xmlns:pic="http://schemas.openxmlformats.org/drawingml/2006/picture">
-            <wp:extent cx="5486400" cy="3429000"/>
-            <wp:docPr id="8" name="Picture 8"/>
-            <wp:cNvGraphicFramePr>
-              <a:graphicFrameLocks noChangeAspect="1"/>
-            </wp:cNvGraphicFramePr>
-            <a:graphic>
-              <a:graphicData uri="http://schemas.openxmlformats.org/drawingml/2006/picture">
-                <pic:pic>
-                  <pic:nvPicPr>
-                    <pic:cNvPr id="0" name="fig_q14_analyse_parallele.png"/>
-                    <pic:cNvPicPr/>
-                  </pic:nvPicPr>
-                  <pic:blipFill>
-                    <a:blip r:embed="rId16"/>
-                    <a:stretch>
-                      <a:fillRect/>
-                    </a:stretch>
-                  </pic:blipFill>
-                  <pic:spPr>
-                    <a:xfrm>
-                      <a:off x="0" y="0"/>
-                      <a:ext cx="5486400" cy="3429000"/>
-                    </a:xfrm>
-                    <a:prstGeom prst="rect"/>
-                  </pic:spPr>
-                </pic:pic>
-              </a:graphicData>
-            </a:graphic>
-          </wp:inline>
-        </w:drawing>
-      </w:r>
-    </w:p>
-    <w:p>
-      <w:pPr>
-        <w:jc w:val="center"/>
-      </w:pPr>
-      <w:r>
-        <w:rPr>
-          <w:i/>
-          <w:sz w:val="18"/>
-        </w:rPr>
-        <w:t>Valeurs propres observées vs seuil de permutation (95e centile)</w:t>
-      </w:r>
-    </w:p>
-    <w:tbl>
-      <w:tblPr>
-        <w:tblStyle w:val="TableGrid"/>
-        <w:tblW w:type="auto" w:w="0"/>
-        <w:tblLook w:firstColumn="1" w:firstRow="1" w:lastColumn="0" w:lastRow="0" w:noHBand="0" w:noVBand="1" w:val="04A0"/>
-      </w:tblPr>
-      <w:tblGrid>
-        <w:gridCol w:w="2160"/>
-        <w:gridCol w:w="2160"/>
-        <w:gridCol w:w="2160"/>
-        <w:gridCol w:w="2160"/>
-      </w:tblGrid>
-      <w:tr>
-        <w:tc>
-          <w:tcPr>
-            <w:tcW w:type="dxa" w:w="2160"/>
-          </w:tcPr>
-          <w:p>
-            <w:r/>
-            <w:r>
-              <w:rPr>
-                <w:b/>
-                <w:sz w:val="18"/>
-              </w:rPr>
-              <w:t>Axe</w:t>
-            </w:r>
-          </w:p>
-        </w:tc>
-        <w:tc>
-          <w:tcPr>
-            <w:tcW w:type="dxa" w:w="2160"/>
-          </w:tcPr>
-          <w:p>
-            <w:r/>
-            <w:r>
-              <w:rPr>
-                <w:b/>
-                <w:sz w:val="18"/>
-              </w:rPr>
-              <w:t>Valeur propre observée</w:t>
-            </w:r>
-          </w:p>
-        </w:tc>
-        <w:tc>
-          <w:tcPr>
-            <w:tcW w:type="dxa" w:w="2160"/>
-          </w:tcPr>
-          <w:p>
-            <w:r/>
-            <w:r>
-              <w:rPr>
-                <w:b/>
-                <w:sz w:val="18"/>
-              </w:rPr>
-              <w:t>Seuil 95% (permutation)</w:t>
-            </w:r>
-          </w:p>
-        </w:tc>
-        <w:tc>
-          <w:tcPr>
-            <w:tcW w:type="dxa" w:w="2160"/>
-          </w:tcPr>
-          <w:p>
-            <w:r/>
-            <w:r>
-              <w:rPr>
-                <w:b/>
-                <w:sz w:val="18"/>
-              </w:rPr>
-              <w:t>Retenu</w:t>
-            </w:r>
-          </w:p>
-        </w:tc>
-      </w:tr>
-      <w:tr>
-        <w:tc>
-          <w:tcPr>
-            <w:tcW w:type="dxa" w:w="2160"/>
-          </w:tcPr>
-          <w:p>
-            <w:r/>
-            <w:r>
-              <w:rPr>
-                <w:b w:val="0"/>
-                <w:sz w:val="18"/>
-              </w:rPr>
-              <w:t>CP1</w:t>
-            </w:r>
-          </w:p>
-        </w:tc>
-        <w:tc>
-          <w:tcPr>
-            <w:tcW w:type="dxa" w:w="2160"/>
-          </w:tcPr>
-          <w:p>
-            <w:r/>
-            <w:r>
-              <w:rPr>
-                <w:b w:val="0"/>
-                <w:sz w:val="18"/>
-              </w:rPr>
-              <w:t>4.568</w:t>
-            </w:r>
-          </w:p>
-        </w:tc>
-        <w:tc>
-          <w:tcPr>
-            <w:tcW w:type="dxa" w:w="2160"/>
-          </w:tcPr>
-          <w:p>
-            <w:r/>
-            <w:r>
-              <w:rPr>
-                <w:b w:val="0"/>
-                <w:sz w:val="18"/>
-              </w:rPr>
-              <w:t>1.556</w:t>
-            </w:r>
-          </w:p>
-        </w:tc>
-        <w:tc>
-          <w:tcPr>
-            <w:tcW w:type="dxa" w:w="2160"/>
-          </w:tcPr>
-          <w:p>
-            <w:r/>
-            <w:r>
-              <w:rPr>
-                <w:b w:val="0"/>
-                <w:sz w:val="18"/>
-              </w:rPr>
-              <w:t>Oui</w:t>
-            </w:r>
-          </w:p>
-        </w:tc>
-      </w:tr>
-      <w:tr>
-        <w:tc>
-          <w:tcPr>
-            <w:tcW w:type="dxa" w:w="2160"/>
-          </w:tcPr>
-          <w:p>
-            <w:r/>
-            <w:r>
-              <w:rPr>
-                <w:b w:val="0"/>
-                <w:sz w:val="18"/>
-              </w:rPr>
-              <w:t>CP2</w:t>
-            </w:r>
-          </w:p>
-        </w:tc>
-        <w:tc>
-          <w:tcPr>
-            <w:tcW w:type="dxa" w:w="2160"/>
-          </w:tcPr>
-          <w:p>
-            <w:r/>
-            <w:r>
-              <w:rPr>
-                <w:b w:val="0"/>
-                <w:sz w:val="18"/>
-              </w:rPr>
-              <w:t>2.941</w:t>
-            </w:r>
-          </w:p>
-        </w:tc>
-        <w:tc>
-          <w:tcPr>
-            <w:tcW w:type="dxa" w:w="2160"/>
-          </w:tcPr>
-          <w:p>
-            <w:r/>
-            <w:r>
-              <w:rPr>
-                <w:b w:val="0"/>
-                <w:sz w:val="18"/>
-              </w:rPr>
-              <w:t>1.392</w:t>
-            </w:r>
-          </w:p>
-        </w:tc>
-        <w:tc>
-          <w:tcPr>
-            <w:tcW w:type="dxa" w:w="2160"/>
-          </w:tcPr>
-          <w:p>
-            <w:r/>
-            <w:r>
-              <w:rPr>
-                <w:b w:val="0"/>
-                <w:sz w:val="18"/>
-              </w:rPr>
-              <w:t>Oui</w:t>
-            </w:r>
-          </w:p>
-        </w:tc>
-      </w:tr>
-      <w:tr>
-        <w:tc>
-          <w:tcPr>
-            <w:tcW w:type="dxa" w:w="2160"/>
-          </w:tcPr>
-          <w:p>
-            <w:r/>
-            <w:r>
-              <w:rPr>
-                <w:b w:val="0"/>
-                <w:sz w:val="18"/>
-              </w:rPr>
-              <w:t>CP3</w:t>
-            </w:r>
-          </w:p>
-        </w:tc>
-        <w:tc>
-          <w:tcPr>
-            <w:tcW w:type="dxa" w:w="2160"/>
-          </w:tcPr>
-          <w:p>
-            <w:r/>
-            <w:r>
-              <w:rPr>
-                <w:b w:val="0"/>
-                <w:sz w:val="18"/>
-              </w:rPr>
-              <w:t>2.095</w:t>
-            </w:r>
-          </w:p>
-        </w:tc>
-        <w:tc>
-          <w:tcPr>
-            <w:tcW w:type="dxa" w:w="2160"/>
-          </w:tcPr>
-          <w:p>
-            <w:r/>
-            <w:r>
-              <w:rPr>
-                <w:b w:val="0"/>
-                <w:sz w:val="18"/>
-              </w:rPr>
-              <w:t>1.286</w:t>
-            </w:r>
-          </w:p>
-        </w:tc>
-        <w:tc>
-          <w:tcPr>
-            <w:tcW w:type="dxa" w:w="2160"/>
-          </w:tcPr>
-          <w:p>
-            <w:r/>
-            <w:r>
-              <w:rPr>
-                <w:b w:val="0"/>
-                <w:sz w:val="18"/>
-              </w:rPr>
-              <w:t>Oui</w:t>
-            </w:r>
-          </w:p>
-        </w:tc>
-      </w:tr>
-      <w:tr>
-        <w:tc>
-          <w:tcPr>
-            <w:tcW w:type="dxa" w:w="2160"/>
-          </w:tcPr>
-          <w:p>
-            <w:r/>
-            <w:r>
-              <w:rPr>
-                <w:b w:val="0"/>
-                <w:sz w:val="18"/>
-              </w:rPr>
-              <w:t>CP4</w:t>
-            </w:r>
-          </w:p>
-        </w:tc>
-        <w:tc>
-          <w:tcPr>
-            <w:tcW w:type="dxa" w:w="2160"/>
-          </w:tcPr>
-          <w:p>
-            <w:r/>
-            <w:r>
-              <w:rPr>
-                <w:b w:val="0"/>
-                <w:sz w:val="18"/>
-              </w:rPr>
-              <w:t>0.271</w:t>
-            </w:r>
-          </w:p>
-        </w:tc>
-        <w:tc>
-          <w:tcPr>
-            <w:tcW w:type="dxa" w:w="2160"/>
-          </w:tcPr>
-          <w:p>
-            <w:r/>
-            <w:r>
-              <w:rPr>
-                <w:b w:val="0"/>
-                <w:sz w:val="18"/>
-              </w:rPr>
-              <w:t>1.190</w:t>
-            </w:r>
-          </w:p>
-        </w:tc>
-        <w:tc>
-          <w:tcPr>
-            <w:tcW w:type="dxa" w:w="2160"/>
-          </w:tcPr>
-          <w:p>
-            <w:r/>
-            <w:r>
-              <w:rPr>
-                <w:b w:val="0"/>
-                <w:sz w:val="18"/>
-              </w:rPr>
-              <w:t>Non</w:t>
-            </w:r>
-          </w:p>
-        </w:tc>
-      </w:tr>
-      <w:tr>
-        <w:tc>
-          <w:tcPr>
-            <w:tcW w:type="dxa" w:w="2160"/>
-          </w:tcPr>
-          <w:p>
-            <w:r/>
-            <w:r>
-              <w:rPr>
-                <w:b w:val="0"/>
-                <w:sz w:val="18"/>
-              </w:rPr>
-              <w:t>CP5</w:t>
-            </w:r>
-          </w:p>
-        </w:tc>
-        <w:tc>
-          <w:tcPr>
-            <w:tcW w:type="dxa" w:w="2160"/>
-          </w:tcPr>
-          <w:p>
-            <w:r/>
-            <w:r>
-              <w:rPr>
-                <w:b w:val="0"/>
-                <w:sz w:val="18"/>
-              </w:rPr>
-              <w:t>0.256</w:t>
-            </w:r>
-          </w:p>
-        </w:tc>
-        <w:tc>
-          <w:tcPr>
-            <w:tcW w:type="dxa" w:w="2160"/>
-          </w:tcPr>
-          <w:p>
-            <w:r/>
-            <w:r>
-              <w:rPr>
-                <w:b w:val="0"/>
-                <w:sz w:val="18"/>
-              </w:rPr>
-              <w:t>1.102</w:t>
-            </w:r>
-          </w:p>
-        </w:tc>
-        <w:tc>
-          <w:tcPr>
-            <w:tcW w:type="dxa" w:w="2160"/>
-          </w:tcPr>
-          <w:p>
-            <w:r/>
-            <w:r>
-              <w:rPr>
-                <w:b w:val="0"/>
-                <w:sz w:val="18"/>
-              </w:rPr>
-              <w:t>Non</w:t>
-            </w:r>
-          </w:p>
-        </w:tc>
-      </w:tr>
-      <w:tr>
-        <w:tc>
-          <w:tcPr>
-            <w:tcW w:type="dxa" w:w="2160"/>
-          </w:tcPr>
-          <w:p>
-            <w:r/>
-            <w:r>
-              <w:rPr>
-                <w:b w:val="0"/>
-                <w:sz w:val="18"/>
-              </w:rPr>
-              <w:t>CP6</w:t>
-            </w:r>
-          </w:p>
-        </w:tc>
-        <w:tc>
-          <w:tcPr>
-            <w:tcW w:type="dxa" w:w="2160"/>
-          </w:tcPr>
-          <w:p>
-            <w:r/>
-            <w:r>
-              <w:rPr>
-                <w:b w:val="0"/>
-                <w:sz w:val="18"/>
-              </w:rPr>
-              <w:t>0.233</w:t>
-            </w:r>
-          </w:p>
-        </w:tc>
-        <w:tc>
-          <w:tcPr>
-            <w:tcW w:type="dxa" w:w="2160"/>
-          </w:tcPr>
-          <w:p>
-            <w:r/>
-            <w:r>
-              <w:rPr>
-                <w:b w:val="0"/>
-                <w:sz w:val="18"/>
-              </w:rPr>
-              <w:t>1.045</w:t>
-            </w:r>
-          </w:p>
-        </w:tc>
-        <w:tc>
-          <w:tcPr>
-            <w:tcW w:type="dxa" w:w="2160"/>
-          </w:tcPr>
-          <w:p>
-            <w:r/>
-            <w:r>
-              <w:rPr>
-                <w:b w:val="0"/>
-                <w:sz w:val="18"/>
-              </w:rPr>
-              <w:t>Non</w:t>
-            </w:r>
-          </w:p>
-        </w:tc>
-      </w:tr>
-      <w:tr>
-        <w:tc>
-          <w:tcPr>
-            <w:tcW w:type="dxa" w:w="2160"/>
-          </w:tcPr>
-          <w:p>
-            <w:r/>
-            <w:r>
-              <w:rPr>
-                <w:b w:val="0"/>
-                <w:sz w:val="18"/>
-              </w:rPr>
-              <w:t>CP7</w:t>
-            </w:r>
-          </w:p>
-        </w:tc>
-        <w:tc>
-          <w:tcPr>
-            <w:tcW w:type="dxa" w:w="2160"/>
-          </w:tcPr>
-          <w:p>
-            <w:r/>
-            <w:r>
-              <w:rPr>
-                <w:b w:val="0"/>
-                <w:sz w:val="18"/>
-              </w:rPr>
-              <w:t>0.185</w:t>
-            </w:r>
-          </w:p>
-        </w:tc>
-        <w:tc>
-          <w:tcPr>
-            <w:tcW w:type="dxa" w:w="2160"/>
-          </w:tcPr>
-          <w:p>
-            <w:r/>
-            <w:r>
-              <w:rPr>
-                <w:b w:val="0"/>
-                <w:sz w:val="18"/>
-              </w:rPr>
-              <w:t>0.982</w:t>
-            </w:r>
-          </w:p>
-        </w:tc>
-        <w:tc>
-          <w:tcPr>
-            <w:tcW w:type="dxa" w:w="2160"/>
-          </w:tcPr>
-          <w:p>
-            <w:r/>
-            <w:r>
-              <w:rPr>
-                <w:b w:val="0"/>
-                <w:sz w:val="18"/>
-              </w:rPr>
-              <w:t>Non</w:t>
-            </w:r>
-          </w:p>
-        </w:tc>
-      </w:tr>
-      <w:tr>
-        <w:tc>
-          <w:tcPr>
-            <w:tcW w:type="dxa" w:w="2160"/>
-          </w:tcPr>
-          <w:p>
-            <w:r/>
-            <w:r>
-              <w:rPr>
-                <w:b w:val="0"/>
-                <w:sz w:val="18"/>
-              </w:rPr>
-              <w:t>CP8</w:t>
-            </w:r>
-          </w:p>
-        </w:tc>
-        <w:tc>
-          <w:tcPr>
-            <w:tcW w:type="dxa" w:w="2160"/>
-          </w:tcPr>
-          <w:p>
-            <w:r/>
-            <w:r>
-              <w:rPr>
-                <w:b w:val="0"/>
-                <w:sz w:val="18"/>
-              </w:rPr>
-              <w:t>0.172</w:t>
-            </w:r>
-          </w:p>
-        </w:tc>
-        <w:tc>
-          <w:tcPr>
-            <w:tcW w:type="dxa" w:w="2160"/>
-          </w:tcPr>
-          <w:p>
-            <w:r/>
-            <w:r>
-              <w:rPr>
-                <w:b w:val="0"/>
-                <w:sz w:val="18"/>
-              </w:rPr>
-              <w:t>0.913</w:t>
-            </w:r>
-          </w:p>
-        </w:tc>
-        <w:tc>
-          <w:tcPr>
-            <w:tcW w:type="dxa" w:w="2160"/>
-          </w:tcPr>
-          <w:p>
-            <w:r/>
-            <w:r>
-              <w:rPr>
-                <w:b w:val="0"/>
-                <w:sz w:val="18"/>
-              </w:rPr>
-              <w:t>Non</w:t>
-            </w:r>
-          </w:p>
-        </w:tc>
-      </w:tr>
-      <w:tr>
-        <w:tc>
-          <w:tcPr>
-            <w:tcW w:type="dxa" w:w="2160"/>
-          </w:tcPr>
-          <w:p>
-            <w:r/>
-            <w:r>
-              <w:rPr>
-                <w:b w:val="0"/>
-                <w:sz w:val="18"/>
-              </w:rPr>
-              <w:t>CP9</w:t>
-            </w:r>
-          </w:p>
-        </w:tc>
-        <w:tc>
-          <w:tcPr>
-            <w:tcW w:type="dxa" w:w="2160"/>
-          </w:tcPr>
-          <w:p>
-            <w:r/>
-            <w:r>
-              <w:rPr>
-                <w:b w:val="0"/>
-                <w:sz w:val="18"/>
-              </w:rPr>
-              <w:t>0.160</w:t>
-            </w:r>
-          </w:p>
-        </w:tc>
-        <w:tc>
-          <w:tcPr>
-            <w:tcW w:type="dxa" w:w="2160"/>
-          </w:tcPr>
-          <w:p>
-            <w:r/>
-            <w:r>
-              <w:rPr>
-                <w:b w:val="0"/>
-                <w:sz w:val="18"/>
-              </w:rPr>
-              <w:t>0.844</w:t>
-            </w:r>
-          </w:p>
-        </w:tc>
-        <w:tc>
-          <w:tcPr>
-            <w:tcW w:type="dxa" w:w="2160"/>
-          </w:tcPr>
-          <w:p>
-            <w:r/>
-            <w:r>
-              <w:rPr>
-                <w:b w:val="0"/>
-                <w:sz w:val="18"/>
-              </w:rPr>
-              <w:t>Non</w:t>
-            </w:r>
-          </w:p>
-        </w:tc>
-      </w:tr>
-      <w:tr>
-        <w:tc>
-          <w:tcPr>
-            <w:tcW w:type="dxa" w:w="2160"/>
-          </w:tcPr>
-          <w:p>
-            <w:r/>
-            <w:r>
-              <w:rPr>
-                <w:b w:val="0"/>
-                <w:sz w:val="18"/>
-              </w:rPr>
-              <w:t>CP10</w:t>
-            </w:r>
-          </w:p>
-        </w:tc>
-        <w:tc>
-          <w:tcPr>
-            <w:tcW w:type="dxa" w:w="2160"/>
-          </w:tcPr>
-          <w:p>
-            <w:r/>
-            <w:r>
-              <w:rPr>
-                <w:b w:val="0"/>
-                <w:sz w:val="18"/>
-              </w:rPr>
-              <w:t>0.103</w:t>
-            </w:r>
-          </w:p>
-        </w:tc>
-        <w:tc>
-          <w:tcPr>
-            <w:tcW w:type="dxa" w:w="2160"/>
-          </w:tcPr>
-          <w:p>
-            <w:r/>
-            <w:r>
-              <w:rPr>
-                <w:b w:val="0"/>
-                <w:sz w:val="18"/>
-              </w:rPr>
-              <w:t>0.770</w:t>
-            </w:r>
-          </w:p>
-        </w:tc>
-        <w:tc>
-          <w:tcPr>
-            <w:tcW w:type="dxa" w:w="2160"/>
-          </w:tcPr>
-          <w:p>
-            <w:r/>
-            <w:r>
-              <w:rPr>
-                <w:b w:val="0"/>
-                <w:sz w:val="18"/>
-              </w:rPr>
-              <w:t>Non</w:t>
-            </w:r>
-          </w:p>
-        </w:tc>
-      </w:tr>
-      <w:tr>
-        <w:tc>
-          <w:tcPr>
-            <w:tcW w:type="dxa" w:w="2160"/>
-          </w:tcPr>
-          <w:p>
-            <w:r/>
-            <w:r>
-              <w:rPr>
-                <w:b w:val="0"/>
-                <w:sz w:val="18"/>
-              </w:rPr>
-              <w:t>CP11</w:t>
-            </w:r>
-          </w:p>
-        </w:tc>
-        <w:tc>
-          <w:tcPr>
-            <w:tcW w:type="dxa" w:w="2160"/>
-          </w:tcPr>
-          <w:p>
-            <w:r/>
-            <w:r>
-              <w:rPr>
-                <w:b w:val="0"/>
-                <w:sz w:val="18"/>
-              </w:rPr>
-              <w:t>0.084</w:t>
-            </w:r>
-          </w:p>
-        </w:tc>
-        <w:tc>
-          <w:tcPr>
-            <w:tcW w:type="dxa" w:w="2160"/>
-          </w:tcPr>
-          <w:p>
-            <w:r/>
-            <w:r>
-              <w:rPr>
-                <w:b w:val="0"/>
-                <w:sz w:val="18"/>
-              </w:rPr>
-              <w:t>0.687</w:t>
-            </w:r>
-          </w:p>
-        </w:tc>
-        <w:tc>
-          <w:tcPr>
-            <w:tcW w:type="dxa" w:w="2160"/>
-          </w:tcPr>
-          <w:p>
-            <w:r/>
-            <w:r>
-              <w:rPr>
-                <w:b w:val="0"/>
-                <w:sz w:val="18"/>
-              </w:rPr>
-              <w:t>Non</w:t>
-            </w:r>
-          </w:p>
-        </w:tc>
-      </w:tr>
-    </w:tbl>
-    <w:p/>
-    <w:p>
-      <w:r>
-        <w:rPr>
-          <w:b w:val="0"/>
-          <w:i w:val="0"/>
-          <w:sz w:val="22"/>
-        </w:rPr>
-        <w:t>L'analyse parallèle retient 3 axes, confirmant exactement la conclusion de la Question 3 (Kaiser + seuil 80% + coude). La convergence de ces quatre critères indépendants renforce la confiance dans le choix de 3 axes.</w:t>
-      </w:r>
-    </w:p>
-    <w:p>
-      <w:pPr>
-        <w:pStyle w:val="Heading1"/>
-      </w:pPr>
-      <w:r>
-        <w:t>Question 15 — Projection hors-échantillon d'un nouveau profil fictif</w:t>
-      </w:r>
-    </w:p>
-    <w:p>
-      <w:r>
-        <w:rPr>
-          <w:b w:val="0"/>
-          <w:i w:val="0"/>
-          <w:sz w:val="22"/>
-        </w:rPr>
-        <w:t>Un serveur fictif au profil extrême (forte charge, forte exposition, résilience dégradée) est projeté dans l'espace ACP existant en réutilisant le scaler et la PCA déjà ajustés sur les 160 serveurs d'origine (transform seul, jamais de nouveau fit), afin de préserver la comparabilité des coordonnées.</w:t>
-      </w:r>
-    </w:p>
-    <w:p>
-      <w:r>
-        <w:rPr>
-          <w:b w:val="0"/>
-          <w:i w:val="0"/>
-          <w:sz w:val="22"/>
-        </w:rPr>
-        <w:t>Coordonnées obtenues : CP1 = 6.23, CP2 = 0.81, CP3 = -1.32 — un CP1 largement supérieur à la moyenne des serveurs déjà étiquetés exposé (1.50), cohérent avec un profil cumulant charge, exposition et faible résilience.</w:t>
-      </w:r>
-    </w:p>
-    <w:p>
-      <w:r>
-        <w:rPr>
-          <w:b w:val="0"/>
-          <w:i w:val="0"/>
-          <w:sz w:val="22"/>
-        </w:rPr>
-        <w:t>Son erreur de reconstruction à 3 axes (0.0647) reste plus faible que celle de 13.1% des serveurs d'origine : bien qu'extrême, ce profil reste bien capturé par le plan CP1-CP2-CP3. Un seul point ne permet toutefois aucune généralisation statistique ; ce cas illustre uniquement le mécanisme de projection hors-échantillon dans un repère fixé.</w:t>
-      </w:r>
-    </w:p>
-    <w:p>
-      <w:pPr>
-        <w:pStyle w:val="Heading1"/>
-      </w:pPr>
-      <w:r>
-        <w:t>Question 16 — Tableau de bord et conclusion générale</w:t>
-      </w:r>
-    </w:p>
-    <w:p>
-      <w:r>
-        <w:rPr>
-          <w:b w:val="0"/>
-          <w:i w:val="0"/>
-          <w:sz w:val="22"/>
-        </w:rPr>
-        <w:t>Un score composite (distance totale + erreur de reconstruction à k=2, toutes deux normalisées) permet de prioriser les serveurs à examiner. Les 10 serveurs en tête de cette priorisation :</w:t>
-      </w:r>
-    </w:p>
-    <w:tbl>
-      <w:tblPr>
-        <w:tblStyle w:val="TableGrid"/>
-        <w:tblW w:type="auto" w:w="0"/>
-        <w:tblLook w:firstColumn="1" w:firstRow="1" w:lastColumn="0" w:lastRow="0" w:noHBand="0" w:noVBand="1" w:val="04A0"/>
-      </w:tblPr>
-      <w:tblGrid>
-        <w:gridCol w:w="1728"/>
-        <w:gridCol w:w="1728"/>
-        <w:gridCol w:w="1728"/>
-        <w:gridCol w:w="1728"/>
-        <w:gridCol w:w="1728"/>
-      </w:tblGrid>
-      <w:tr>
-        <w:tc>
-          <w:tcPr>
-            <w:tcW w:type="dxa" w:w="1728"/>
-          </w:tcPr>
-          <w:p>
-            <w:r/>
-            <w:r>
-              <w:rPr>
-                <w:b/>
-                <w:sz w:val="18"/>
-              </w:rPr>
-              <w:t>Serveur</w:t>
-            </w:r>
-          </w:p>
-        </w:tc>
-        <w:tc>
-          <w:tcPr>
-            <w:tcW w:type="dxa" w:w="1728"/>
-          </w:tcPr>
-          <w:p>
-            <w:r/>
-            <w:r>
-              <w:rPr>
-                <w:b/>
-                <w:sz w:val="18"/>
-              </w:rPr>
-              <w:t>Segment</w:t>
-            </w:r>
-          </w:p>
-        </w:tc>
-        <w:tc>
-          <w:tcPr>
-            <w:tcW w:type="dxa" w:w="1728"/>
-          </w:tcPr>
-          <w:p>
-            <w:r/>
-            <w:r>
-              <w:rPr>
-                <w:b/>
-                <w:sz w:val="18"/>
-              </w:rPr>
-              <w:t>Distance totale</w:t>
-            </w:r>
-          </w:p>
-        </w:tc>
-        <w:tc>
-          <w:tcPr>
-            <w:tcW w:type="dxa" w:w="1728"/>
-          </w:tcPr>
-          <w:p>
-            <w:r/>
-            <w:r>
-              <w:rPr>
-                <w:b/>
-                <w:sz w:val="18"/>
-              </w:rPr>
-              <w:t>cos²(CP1,CP2)</w:t>
-            </w:r>
-          </w:p>
-        </w:tc>
-        <w:tc>
-          <w:tcPr>
-            <w:tcW w:type="dxa" w:w="1728"/>
-          </w:tcPr>
-          <w:p>
-            <w:r/>
-            <w:r>
-              <w:rPr>
-                <w:b/>
-                <w:sz w:val="18"/>
-              </w:rPr>
-              <w:t>Erreur reconstruction (k=2)</w:t>
-            </w:r>
-          </w:p>
-        </w:tc>
-      </w:tr>
-      <w:tr>
-        <w:tc>
-          <w:tcPr>
-            <w:tcW w:type="dxa" w:w="1728"/>
-          </w:tcPr>
-          <w:p>
-            <w:r/>
-            <w:r>
-              <w:rPr>
-                <w:b w:val="0"/>
-                <w:sz w:val="18"/>
-              </w:rPr>
-              <w:t>SRV-150</w:t>
-            </w:r>
-          </w:p>
-        </w:tc>
-        <w:tc>
-          <w:tcPr>
-            <w:tcW w:type="dxa" w:w="1728"/>
-          </w:tcPr>
-          <w:p>
-            <w:r/>
-            <w:r>
-              <w:rPr>
-                <w:b w:val="0"/>
-                <w:sz w:val="18"/>
-              </w:rPr>
-              <w:t>peu_expose</w:t>
-            </w:r>
-          </w:p>
-        </w:tc>
-        <w:tc>
-          <w:tcPr>
-            <w:tcW w:type="dxa" w:w="1728"/>
-          </w:tcPr>
-          <w:p>
-            <w:r/>
-            <w:r>
-              <w:rPr>
-                <w:b w:val="0"/>
-                <w:sz w:val="18"/>
-              </w:rPr>
-              <w:t>5.850</w:t>
-            </w:r>
-          </w:p>
-        </w:tc>
-        <w:tc>
-          <w:tcPr>
-            <w:tcW w:type="dxa" w:w="1728"/>
-          </w:tcPr>
-          <w:p>
-            <w:r/>
-            <w:r>
-              <w:rPr>
-                <w:b w:val="0"/>
-                <w:sz w:val="18"/>
-              </w:rPr>
-              <w:t>0.432</w:t>
-            </w:r>
-          </w:p>
-        </w:tc>
-        <w:tc>
-          <w:tcPr>
-            <w:tcW w:type="dxa" w:w="1728"/>
-          </w:tcPr>
-          <w:p>
-            <w:r/>
-            <w:r>
-              <w:rPr>
-                <w:b w:val="0"/>
-                <w:sz w:val="18"/>
-              </w:rPr>
-              <w:t>1.767</w:t>
-            </w:r>
-          </w:p>
-        </w:tc>
-      </w:tr>
-      <w:tr>
-        <w:tc>
-          <w:tcPr>
-            <w:tcW w:type="dxa" w:w="1728"/>
-          </w:tcPr>
-          <w:p>
-            <w:r/>
-            <w:r>
-              <w:rPr>
-                <w:b w:val="0"/>
-                <w:sz w:val="18"/>
-              </w:rPr>
-              <w:t>SRV-104</w:t>
-            </w:r>
-          </w:p>
-        </w:tc>
-        <w:tc>
-          <w:tcPr>
-            <w:tcW w:type="dxa" w:w="1728"/>
-          </w:tcPr>
-          <w:p>
-            <w:r/>
-            <w:r>
-              <w:rPr>
-                <w:b w:val="0"/>
-                <w:sz w:val="18"/>
-              </w:rPr>
-              <w:t>expose</w:t>
-            </w:r>
-          </w:p>
-        </w:tc>
-        <w:tc>
-          <w:tcPr>
-            <w:tcW w:type="dxa" w:w="1728"/>
-          </w:tcPr>
-          <w:p>
-            <w:r/>
-            <w:r>
-              <w:rPr>
-                <w:b w:val="0"/>
-                <w:sz w:val="18"/>
-              </w:rPr>
-              <w:t>4.169</w:t>
-            </w:r>
-          </w:p>
-        </w:tc>
-        <w:tc>
-          <w:tcPr>
-            <w:tcW w:type="dxa" w:w="1728"/>
-          </w:tcPr>
-          <w:p>
-            <w:r/>
-            <w:r>
-              <w:rPr>
-                <w:b w:val="0"/>
-                <w:sz w:val="18"/>
-              </w:rPr>
-              <w:t>0.154</w:t>
-            </w:r>
-          </w:p>
-        </w:tc>
-        <w:tc>
-          <w:tcPr>
-            <w:tcW w:type="dxa" w:w="1728"/>
-          </w:tcPr>
-          <w:p>
-            <w:r/>
-            <w:r>
-              <w:rPr>
-                <w:b w:val="0"/>
-                <w:sz w:val="18"/>
-              </w:rPr>
-              <w:t>1.337</w:t>
-            </w:r>
-          </w:p>
-        </w:tc>
-      </w:tr>
-      <w:tr>
-        <w:tc>
-          <w:tcPr>
-            <w:tcW w:type="dxa" w:w="1728"/>
-          </w:tcPr>
-          <w:p>
-            <w:r/>
-            <w:r>
-              <w:rPr>
-                <w:b w:val="0"/>
-                <w:sz w:val="18"/>
-              </w:rPr>
-              <w:t>SRV-096</w:t>
-            </w:r>
-          </w:p>
-        </w:tc>
-        <w:tc>
-          <w:tcPr>
-            <w:tcW w:type="dxa" w:w="1728"/>
-          </w:tcPr>
-          <w:p>
-            <w:r/>
-            <w:r>
-              <w:rPr>
-                <w:b w:val="0"/>
-                <w:sz w:val="18"/>
-              </w:rPr>
-              <w:t>intermediaire</w:t>
-            </w:r>
-          </w:p>
-        </w:tc>
-        <w:tc>
-          <w:tcPr>
-            <w:tcW w:type="dxa" w:w="1728"/>
-          </w:tcPr>
-          <w:p>
-            <w:r/>
-            <w:r>
-              <w:rPr>
-                <w:b w:val="0"/>
-                <w:sz w:val="18"/>
-              </w:rPr>
-              <w:t>4.326</w:t>
-            </w:r>
-          </w:p>
-        </w:tc>
-        <w:tc>
-          <w:tcPr>
-            <w:tcW w:type="dxa" w:w="1728"/>
-          </w:tcPr>
-          <w:p>
-            <w:r/>
-            <w:r>
-              <w:rPr>
-                <w:b w:val="0"/>
-                <w:sz w:val="18"/>
-              </w:rPr>
-              <w:t>0.285</w:t>
-            </w:r>
-          </w:p>
-        </w:tc>
-        <w:tc>
-          <w:tcPr>
-            <w:tcW w:type="dxa" w:w="1728"/>
-          </w:tcPr>
-          <w:p>
-            <w:r/>
-            <w:r>
-              <w:rPr>
-                <w:b w:val="0"/>
-                <w:sz w:val="18"/>
-              </w:rPr>
-              <w:t>1.216</w:t>
-            </w:r>
-          </w:p>
-        </w:tc>
-      </w:tr>
-      <w:tr>
-        <w:tc>
-          <w:tcPr>
-            <w:tcW w:type="dxa" w:w="1728"/>
-          </w:tcPr>
-          <w:p>
-            <w:r/>
-            <w:r>
-              <w:rPr>
-                <w:b w:val="0"/>
-                <w:sz w:val="18"/>
-              </w:rPr>
-              <w:t>SRV-110</w:t>
-            </w:r>
-          </w:p>
-        </w:tc>
-        <w:tc>
-          <w:tcPr>
-            <w:tcW w:type="dxa" w:w="1728"/>
-          </w:tcPr>
-          <w:p>
-            <w:r/>
-            <w:r>
-              <w:rPr>
-                <w:b w:val="0"/>
-                <w:sz w:val="18"/>
-              </w:rPr>
-              <w:t>peu_expose</w:t>
-            </w:r>
-          </w:p>
-        </w:tc>
-        <w:tc>
-          <w:tcPr>
-            <w:tcW w:type="dxa" w:w="1728"/>
-          </w:tcPr>
-          <w:p>
-            <w:r/>
-            <w:r>
-              <w:rPr>
-                <w:b w:val="0"/>
-                <w:sz w:val="18"/>
-              </w:rPr>
-              <w:t>5.268</w:t>
-            </w:r>
-          </w:p>
-        </w:tc>
-        <w:tc>
-          <w:tcPr>
-            <w:tcW w:type="dxa" w:w="1728"/>
-          </w:tcPr>
-          <w:p>
-            <w:r/>
-            <w:r>
-              <w:rPr>
-                <w:b w:val="0"/>
-                <w:sz w:val="18"/>
-              </w:rPr>
-              <w:t>0.635</w:t>
-            </w:r>
-          </w:p>
-        </w:tc>
-        <w:tc>
-          <w:tcPr>
-            <w:tcW w:type="dxa" w:w="1728"/>
-          </w:tcPr>
-          <w:p>
-            <w:r/>
-            <w:r>
-              <w:rPr>
-                <w:b w:val="0"/>
-                <w:sz w:val="18"/>
-              </w:rPr>
-              <w:t>0.921</w:t>
-            </w:r>
-          </w:p>
-        </w:tc>
-      </w:tr>
-      <w:tr>
-        <w:tc>
-          <w:tcPr>
-            <w:tcW w:type="dxa" w:w="1728"/>
-          </w:tcPr>
-          <w:p>
-            <w:r/>
-            <w:r>
-              <w:rPr>
-                <w:b w:val="0"/>
-                <w:sz w:val="18"/>
-              </w:rPr>
-              <w:t>SRV-143</w:t>
-            </w:r>
-          </w:p>
-        </w:tc>
-        <w:tc>
-          <w:tcPr>
-            <w:tcW w:type="dxa" w:w="1728"/>
-          </w:tcPr>
-          <w:p>
-            <w:r/>
-            <w:r>
-              <w:rPr>
-                <w:b w:val="0"/>
-                <w:sz w:val="18"/>
-              </w:rPr>
-              <w:t>peu_expose</w:t>
-            </w:r>
-          </w:p>
-        </w:tc>
-        <w:tc>
-          <w:tcPr>
-            <w:tcW w:type="dxa" w:w="1728"/>
-          </w:tcPr>
-          <w:p>
-            <w:r/>
-            <w:r>
-              <w:rPr>
-                <w:b w:val="0"/>
-                <w:sz w:val="18"/>
-              </w:rPr>
-              <w:t>4.100</w:t>
-            </w:r>
-          </w:p>
-        </w:tc>
-        <w:tc>
-          <w:tcPr>
-            <w:tcW w:type="dxa" w:w="1728"/>
-          </w:tcPr>
-          <w:p>
-            <w:r/>
-            <w:r>
-              <w:rPr>
-                <w:b w:val="0"/>
-                <w:sz w:val="18"/>
-              </w:rPr>
-              <w:t>0.223</w:t>
-            </w:r>
-          </w:p>
-        </w:tc>
-        <w:tc>
-          <w:tcPr>
-            <w:tcW w:type="dxa" w:w="1728"/>
-          </w:tcPr>
-          <w:p>
-            <w:r/>
-            <w:r>
-              <w:rPr>
-                <w:b w:val="0"/>
-                <w:sz w:val="18"/>
-              </w:rPr>
-              <w:t>1.187</w:t>
-            </w:r>
-          </w:p>
-        </w:tc>
-      </w:tr>
-      <w:tr>
-        <w:tc>
-          <w:tcPr>
-            <w:tcW w:type="dxa" w:w="1728"/>
-          </w:tcPr>
-          <w:p>
-            <w:r/>
-            <w:r>
-              <w:rPr>
-                <w:b w:val="0"/>
-                <w:sz w:val="18"/>
-              </w:rPr>
-              <w:t>SRV-019</w:t>
-            </w:r>
-          </w:p>
-        </w:tc>
-        <w:tc>
-          <w:tcPr>
-            <w:tcW w:type="dxa" w:w="1728"/>
-          </w:tcPr>
-          <w:p>
-            <w:r/>
-            <w:r>
-              <w:rPr>
-                <w:b w:val="0"/>
-                <w:sz w:val="18"/>
-              </w:rPr>
-              <w:t>peu_expose</w:t>
-            </w:r>
-          </w:p>
-        </w:tc>
-        <w:tc>
-          <w:tcPr>
-            <w:tcW w:type="dxa" w:w="1728"/>
-          </w:tcPr>
-          <w:p>
-            <w:r/>
-            <w:r>
-              <w:rPr>
-                <w:b w:val="0"/>
-                <w:sz w:val="18"/>
-              </w:rPr>
-              <w:t>4.656</w:t>
-            </w:r>
-          </w:p>
-        </w:tc>
-        <w:tc>
-          <w:tcPr>
-            <w:tcW w:type="dxa" w:w="1728"/>
-          </w:tcPr>
-          <w:p>
-            <w:r/>
-            <w:r>
-              <w:rPr>
-                <w:b w:val="0"/>
-                <w:sz w:val="18"/>
-              </w:rPr>
-              <w:t>0.558</w:t>
-            </w:r>
-          </w:p>
-        </w:tc>
-        <w:tc>
-          <w:tcPr>
-            <w:tcW w:type="dxa" w:w="1728"/>
-          </w:tcPr>
-          <w:p>
-            <w:r/>
-            <w:r>
-              <w:rPr>
-                <w:b w:val="0"/>
-                <w:sz w:val="18"/>
-              </w:rPr>
-              <w:t>0.870</w:t>
-            </w:r>
-          </w:p>
-        </w:tc>
-      </w:tr>
-      <w:tr>
-        <w:tc>
-          <w:tcPr>
-            <w:tcW w:type="dxa" w:w="1728"/>
-          </w:tcPr>
-          <w:p>
-            <w:r/>
-            <w:r>
-              <w:rPr>
-                <w:b w:val="0"/>
-                <w:sz w:val="18"/>
-              </w:rPr>
-              <w:t>SRV-102</w:t>
-            </w:r>
-          </w:p>
-        </w:tc>
-        <w:tc>
-          <w:tcPr>
-            <w:tcW w:type="dxa" w:w="1728"/>
-          </w:tcPr>
-          <w:p>
-            <w:r/>
-            <w:r>
-              <w:rPr>
-                <w:b w:val="0"/>
-                <w:sz w:val="18"/>
-              </w:rPr>
-              <w:t>expose</w:t>
-            </w:r>
-          </w:p>
-        </w:tc>
-        <w:tc>
-          <w:tcPr>
-            <w:tcW w:type="dxa" w:w="1728"/>
-          </w:tcPr>
-          <w:p>
-            <w:r/>
-            <w:r>
-              <w:rPr>
-                <w:b w:val="0"/>
-                <w:sz w:val="18"/>
-              </w:rPr>
-              <w:t>4.808</w:t>
-            </w:r>
-          </w:p>
-        </w:tc>
-        <w:tc>
-          <w:tcPr>
-            <w:tcW w:type="dxa" w:w="1728"/>
-          </w:tcPr>
-          <w:p>
-            <w:r/>
-            <w:r>
-              <w:rPr>
-                <w:b w:val="0"/>
-                <w:sz w:val="18"/>
-              </w:rPr>
-              <w:t>0.611</w:t>
-            </w:r>
-          </w:p>
-        </w:tc>
-        <w:tc>
-          <w:tcPr>
-            <w:tcW w:type="dxa" w:w="1728"/>
-          </w:tcPr>
-          <w:p>
-            <w:r/>
-            <w:r>
-              <w:rPr>
-                <w:b w:val="0"/>
-                <w:sz w:val="18"/>
-              </w:rPr>
-              <w:t>0.817</w:t>
-            </w:r>
-          </w:p>
-        </w:tc>
-      </w:tr>
-      <w:tr>
-        <w:tc>
-          <w:tcPr>
-            <w:tcW w:type="dxa" w:w="1728"/>
-          </w:tcPr>
-          <w:p>
-            <w:r/>
-            <w:r>
-              <w:rPr>
-                <w:b w:val="0"/>
-                <w:sz w:val="18"/>
-              </w:rPr>
-              <w:t>SRV-105</w:t>
-            </w:r>
-          </w:p>
-        </w:tc>
-        <w:tc>
-          <w:tcPr>
-            <w:tcW w:type="dxa" w:w="1728"/>
-          </w:tcPr>
-          <w:p>
-            <w:r/>
-            <w:r>
-              <w:rPr>
-                <w:b w:val="0"/>
-                <w:sz w:val="18"/>
-              </w:rPr>
-              <w:t>expose</w:t>
-            </w:r>
-          </w:p>
-        </w:tc>
-        <w:tc>
-          <w:tcPr>
-            <w:tcW w:type="dxa" w:w="1728"/>
-          </w:tcPr>
-          <w:p>
-            <w:r/>
-            <w:r>
-              <w:rPr>
-                <w:b w:val="0"/>
-                <w:sz w:val="18"/>
-              </w:rPr>
-              <w:t>4.143</w:t>
-            </w:r>
-          </w:p>
-        </w:tc>
-        <w:tc>
-          <w:tcPr>
-            <w:tcW w:type="dxa" w:w="1728"/>
-          </w:tcPr>
-          <w:p>
-            <w:r/>
-            <w:r>
-              <w:rPr>
-                <w:b w:val="0"/>
-                <w:sz w:val="18"/>
-              </w:rPr>
-              <w:t>0.418</w:t>
-            </w:r>
-          </w:p>
-        </w:tc>
-        <w:tc>
-          <w:tcPr>
-            <w:tcW w:type="dxa" w:w="1728"/>
-          </w:tcPr>
-          <w:p>
-            <w:r/>
-            <w:r>
-              <w:rPr>
-                <w:b w:val="0"/>
-                <w:sz w:val="18"/>
-              </w:rPr>
-              <w:t>0.909</w:t>
-            </w:r>
-          </w:p>
-        </w:tc>
-      </w:tr>
-      <w:tr>
-        <w:tc>
-          <w:tcPr>
-            <w:tcW w:type="dxa" w:w="1728"/>
-          </w:tcPr>
-          <w:p>
-            <w:r/>
-            <w:r>
-              <w:rPr>
-                <w:b w:val="0"/>
-                <w:sz w:val="18"/>
-              </w:rPr>
-              <w:t>SRV-082</w:t>
-            </w:r>
-          </w:p>
-        </w:tc>
-        <w:tc>
-          <w:tcPr>
-            <w:tcW w:type="dxa" w:w="1728"/>
-          </w:tcPr>
-          <w:p>
-            <w:r/>
-            <w:r>
-              <w:rPr>
-                <w:b w:val="0"/>
-                <w:sz w:val="18"/>
-              </w:rPr>
-              <w:t>intermediaire</w:t>
-            </w:r>
-          </w:p>
-        </w:tc>
-        <w:tc>
-          <w:tcPr>
-            <w:tcW w:type="dxa" w:w="1728"/>
-          </w:tcPr>
-          <w:p>
-            <w:r/>
-            <w:r>
-              <w:rPr>
-                <w:b w:val="0"/>
-                <w:sz w:val="18"/>
-              </w:rPr>
-              <w:t>4.964</w:t>
-            </w:r>
-          </w:p>
-        </w:tc>
-        <w:tc>
-          <w:tcPr>
-            <w:tcW w:type="dxa" w:w="1728"/>
-          </w:tcPr>
-          <w:p>
-            <w:r/>
-            <w:r>
-              <w:rPr>
-                <w:b w:val="0"/>
-                <w:sz w:val="18"/>
-              </w:rPr>
-              <w:t>0.689</w:t>
-            </w:r>
-          </w:p>
-        </w:tc>
-        <w:tc>
-          <w:tcPr>
-            <w:tcW w:type="dxa" w:w="1728"/>
-          </w:tcPr>
-          <w:p>
-            <w:r/>
-            <w:r>
-              <w:rPr>
-                <w:b w:val="0"/>
-                <w:sz w:val="18"/>
-              </w:rPr>
-              <w:t>0.697</w:t>
-            </w:r>
-          </w:p>
-        </w:tc>
-      </w:tr>
-      <w:tr>
-        <w:tc>
-          <w:tcPr>
-            <w:tcW w:type="dxa" w:w="1728"/>
-          </w:tcPr>
-          <w:p>
-            <w:r/>
-            <w:r>
-              <w:rPr>
-                <w:b w:val="0"/>
-                <w:sz w:val="18"/>
-              </w:rPr>
-              <w:t>SRV-121</w:t>
-            </w:r>
-          </w:p>
-        </w:tc>
-        <w:tc>
-          <w:tcPr>
-            <w:tcW w:type="dxa" w:w="1728"/>
-          </w:tcPr>
-          <w:p>
-            <w:r/>
-            <w:r>
-              <w:rPr>
-                <w:b w:val="0"/>
-                <w:sz w:val="18"/>
-              </w:rPr>
-              <w:t>expose</w:t>
-            </w:r>
-          </w:p>
-        </w:tc>
-        <w:tc>
-          <w:tcPr>
-            <w:tcW w:type="dxa" w:w="1728"/>
-          </w:tcPr>
-          <w:p>
-            <w:r/>
-            <w:r>
-              <w:rPr>
-                <w:b w:val="0"/>
-                <w:sz w:val="18"/>
-              </w:rPr>
-              <w:t>4.130</w:t>
-            </w:r>
-          </w:p>
-        </w:tc>
-        <w:tc>
-          <w:tcPr>
-            <w:tcW w:type="dxa" w:w="1728"/>
-          </w:tcPr>
-          <w:p>
-            <w:r/>
-            <w:r>
-              <w:rPr>
-                <w:b w:val="0"/>
-                <w:sz w:val="18"/>
-              </w:rPr>
-              <w:t>0.466</w:t>
-            </w:r>
-          </w:p>
-        </w:tc>
-        <w:tc>
-          <w:tcPr>
-            <w:tcW w:type="dxa" w:w="1728"/>
-          </w:tcPr>
-          <w:p>
-            <w:r/>
-            <w:r>
-              <w:rPr>
-                <w:b w:val="0"/>
-                <w:sz w:val="18"/>
-              </w:rPr>
-              <w:t>0.828</w:t>
-            </w:r>
-          </w:p>
-        </w:tc>
-      </w:tr>
-    </w:tbl>
-    <w:p/>
-    <w:p>
-      <w:pPr>
-        <w:pStyle w:val="Heading2"/>
-      </w:pPr>
-      <w:r>
-        <w:t>Conclusion générale</w:t>
-      </w:r>
-    </w:p>
-    <w:p>
-      <w:r>
-        <w:rPr>
-          <w:b/>
-          <w:i w:val="0"/>
-          <w:sz w:val="22"/>
-        </w:rPr>
-        <w:t>Ce qui est solidement établi (résultats descriptifs) :</w:t>
-      </w:r>
-    </w:p>
-    <w:p>
-      <w:pPr>
-        <w:pStyle w:val="ListBullet"/>
-      </w:pPr>
-      <w:r>
-        <w:t>3 axes suffisent à résumer 86.8% de la variance totale, confirmé par quatre critères indépendants (Kaiser, seuil 80%, coude, analyse parallèle).</w:t>
-      </w:r>
-    </w:p>
-    <w:p>
-      <w:pPr>
-        <w:pStyle w:val="ListBullet"/>
-      </w:pPr>
-      <w:r>
-        <w:t>Ces 3 axes ont une lecture claire et stable : CP1 = risque global, CP2 = type de stress dominant (charge vs sécurité), CP3 = résilience/sauvegarde, largement indépendante des deux premiers axes.</w:t>
-      </w:r>
-    </w:p>
-    <w:p>
-      <w:pPr>
-        <w:pStyle w:val="ListBullet"/>
-      </w:pPr>
-      <w:r>
-        <w:t>Cette structure résiste au retrait du serveur le plus extrême (distance de projecteur 0.009) et reste globalement stable sous ré-échantillonnage bootstrap (distance moyenne 0.125, très inférieure au maximum théorique).</w:t>
-      </w:r>
-    </w:p>
-    <w:p>
-      <w:r>
-        <w:rPr>
-          <w:b/>
-          <w:i w:val="0"/>
-          <w:sz w:val="22"/>
-        </w:rPr>
-        <w:t>Ce que l'ACP suggère pour orienter une vérification opérationnelle :</w:t>
-      </w:r>
-    </w:p>
-    <w:p>
-      <w:pPr>
-        <w:pStyle w:val="ListBullet"/>
-      </w:pPr>
-      <w:r>
-        <w:t>Les serveurs à forte distance totale ou mal représentés dans le plan CP1-CP2 sont des candidats à examiner en priorité, le tableau de bord indiquant sur quel axe porte leur singularité.</w:t>
-      </w:r>
-    </w:p>
-    <w:p>
-      <w:pPr>
-        <w:pStyle w:val="ListBullet"/>
-      </w:pPr>
-      <w:r>
-        <w:t>Un nouveau profil de serveur peut être positionné dans le même repère sans re-calcul, ce qui permettrait un suivi continu en usage réel.</w:t>
-      </w:r>
-    </w:p>
-    <w:p>
-      <w:r>
-        <w:rPr>
-          <w:b/>
-          <w:i w:val="0"/>
-          <w:sz w:val="22"/>
-        </w:rPr>
-        <w:t>Ce qui n'est pas démontré et ne doit pas être affirmé :</w:t>
-      </w:r>
-    </w:p>
-    <w:p>
-      <w:pPr>
-        <w:pStyle w:val="ListBullet"/>
-      </w:pPr>
-      <w:r>
-        <w:t>Une position atypique sur les axes ACP n'est pas une preuve d'incident de sécurité ou de dysfonctionnement réel : elle signale seulement un écart statistique aux autres serveurs de l'échantillon.</w:t>
-      </w:r>
-    </w:p>
-    <w:p>
-      <w:pPr>
-        <w:pStyle w:val="ListBullet"/>
-      </w:pPr>
-      <w:r>
-        <w:t>La stabilité par bootstrap est un contrôle interne, pas une validation externe sur une population de serveurs différente, qui nécessiterait un second jeu de données indépendant.</w:t>
-      </w:r>
-    </w:p>
-    <w:p>
-      <w:pPr>
-        <w:pStyle w:val="ListBullet"/>
-      </w:pPr>
-      <w:r>
-        <w:t>L'ensemble des données de ce rapport est synthétique : aucune conclusion opérationnelle ou de sécurité réelle ne peut en être tirée ; seule la méthode est transférable à un contexte réel.</w:t>
-      </w:r>
-    </w:p>
-    <w:p>
-      <w:r>
-        <w:rPr>
-          <w:b w:val="0"/>
-          <w:i w:val="0"/>
-          <w:sz w:val="22"/>
-        </w:rPr>
-        <w:t>En résumé, l'ACP fournit ici un résumé fiable et stable de la structure de corrélation entre indicateurs (3 axes interprétables), et un outil de priorisation exploratoire des serveurs à examiner — mais reste, par nature, un outil descriptif et non un outil de diagnostic ou de détection causale.</w:t>
+        <w:t>C'est un outil descriptif et exploratoire — il organise l'information et suggère où regarder en priorité (serveurs à distance totale élevée, ou mal représentés sur CP1-CP2 donc à vérifier via CP3). Ce n'est en revanche ni un outil de diagnostic causal ni un détecteur d'incident : une position atypique ne prouve rien en soi (Question 7), les données sont synthétiques, et aucune validation contre un événement de sécurité réel n'a été effectuée. L'ACP oriente la vérification opérationnelle, elle ne la remplace pas.</w:t>
       </w:r>
     </w:p>
     <w:sectPr>
@@ -11297,10 +4810,6 @@
     <w:name w:val="Normal"/>
     <w:qFormat/>
     <w:rsid w:val="00FC693F"/>
-    <w:rPr>
-      <w:rFonts w:ascii="Calibri" w:hAnsi="Calibri"/>
-      <w:sz w:val="22"/>
-    </w:rPr>
   </w:style>
   <w:style w:type="paragraph" w:styleId="Header">
     <w:name w:val="header"/>
